--- a/Python_Raspberry/Schaltpläne_QR-Codes.docx
+++ b/Python_Raspberry/Schaltpläne_QR-Codes.docx
@@ -2790,11 +2790,6 @@
           </wp:inline>
         </w:drawing>
       </w:r>
-    </w:p>
-    <w:p>
-      <w:pPr>
-        <w:jc w:val="center"/>
-      </w:pPr>
     </w:p>
     <w:p>
       <w:pPr>
@@ -3823,7 +3818,7 @@
   <inkml:trace contextRef="#ctx0" brushRef="#br0" timeOffset="6567.21">1929 592 20991,'30'30'384,"-36"-40"1978,7 6-2349,7 6 172,23 10 710,48 13-1,-25-9-2718,-1 3-9511,-38-13-1102,-12-6 12437</inkml:trace>
   <inkml:trace contextRef="#ctx0" brushRef="#br0" timeOffset="7526.32">2298 532 19199,'0'0'4246,"1"3"-4033,6 98 329,1 5-295,-8-105-243,0-1 0,0 0 0,0 1 0,0-1 1,0 0-1,0 0 0,0 1 0,0-1 0,0 0 0,0 1 0,0-1 0,0 0 0,0 0 0,0 1 0,0-1 0,0 0 0,0 1 0,1-1 0,-1 0 0,0 0 0,0 1 0,0-1 0,1 0 1,-1 0-1,0 0 0,0 1 0,0-1 0,1 0 0,-1 0 0,0 0 0,0 0 0,1 1 0,-1-1 0,0 0 0,1 0 0,-1 0 0,1 0 0,8-8 261,1 0-172,27-22-93,-26 20 0,0 1 0,1 0 0,0 0 0,21-10 0,93-31 256,-126 50-499,0-1 0,1 1 0,-1 0 0,1 0 0,-1 0 1,1 0-1,-1 0 0,1 0 0,-1 0 0,1 0 0,-1 0 0,1 0 0,-1 0 0,1 0 0,-1 0 0,1 0 0,-1 0 0,1 1 0,-1-1 0,1 0 0,0 1 0</inkml:trace>
   <inkml:trace contextRef="#ctx0" brushRef="#br0" timeOffset="8275.53">2736 627 18431,'0'0'3478,"5"-3"-3265,7-4-64,-1 0 1,0-1-1,-1 0 0,0-1 1,0 0-1,12-14 0,-22 22-126,0 0-1,0 0 0,0 0 0,0 0 1,0 0-1,0 0 0,-1 0 0,1 0 1,0 0-1,-1 0 0,1 0 0,0 0 1,-1 0-1,1 0 0,-1 0 0,0 0 1,1 0-1,-1 1 0,0-1 0,1 0 1,-1 0-1,-2 0 0,-19-18 618,20 18-610,0 0 0,0-1 0,0 1 0,-1 0 0,1 0 0,0 0 0,-1 0 0,1 1 0,0-1 0,-1 1 0,1-1 0,-1 1 0,1 0 0,-1 0 0,1 0 0,0 0 0,-1 1-1,1-1 1,-1 1 0,1-1 0,0 1 0,-1 0 0,1 0 0,0 0 0,0 0 0,-1 0 0,1 0 0,0 1 0,0-1 0,0 1 0,1-1 0,-1 1 0,0 0 0,1 0 0,-1 0 0,1 0 0,-1 0 0,1 0 0,0 0 0,0 0-1,0 1 1,0-1 0,0 0 0,1 1 0,-1-1 0,0 5 0,-1 7 0,1 0-1,1 1 0,0-1 1,1 0-1,1 0 0,0 0 1,7 23-1,-8-33-17,1-1 0,0 1 1,0-1-1,0 0 0,1 0 0,-1 0 0,1 0 1,-1 0-1,1-1 0,0 1 0,0-1 1,1 0-1,-1 0 0,0 0 0,1 0 1,-1 0-1,1-1 0,5 2 0,8 2-82,0-1 1,32 3-1,-23-4-166,1-3-602,-24-1-1117,1-1-1,-1 1 1,1-1 0,-1 0 0,0 1 0,0-2 0,0 1 0,0 0 0,0-1 0,0 1 0,4-6 0,-2 3 633,1-1 1322</inkml:trace>
-  <inkml:trace contextRef="#ctx0" brushRef="#br0" timeOffset="8824.47">3044 512 19967,'-7'8'129,"-5"9"477,12-16-570,0-1 0,0 1 0,0 0 0,0-1 1,0 1-1,0 0 0,0-1 0,0 1 0,0 0 0,0-1 1,1 1-1,-1 0 0,0-1 0,0 1 0,1-1 1,-1 1-1,1-1 0,-1 1 0,0-1 0,1 1 0,-1-1 1,1 1-1,-1-1 0,1 1 0,-1-1 0,1 0 1,-1 1-1,1-1 0,0 0 0,0 1 0,2 1 19,0 0 0,0 1-1,0-1 1,-1 0 0,1 1-1,-1 0 1,0 0 0,0 0-1,2 4 1,12 14-154,-15-22-249,-1 0-1,1 1 1,-1-1 0,1 0-1,-1 1 1,1-1-1,-1 0 1,1 0-1,-1 1 1,0-1 0,0 0-1,1 0 1,-1 0-1,0 1 1,0-1-1,0 0 1,0-1 0,-1-18-6935,-4 0 4940,3 15 2404,0 0 0,1-1 0,0 1 1,0-1-1,1-8 0,1-8 1204,0 8-143,-1 0 1,0 1-1,0-1 1,-1 0-1,-4-16 1,-52-176 7282,57 206-8336,0-1-1,0 1 1,0-1 0,0 1 0,0 0-1,0-1 1,-1 1 0,1-1-1,0 1 1,0 0 0,-1-1 0,1 1-1,0 0 1,-1-1 0,1 1 0,0 0-1,-1 0 1,1-1 0,0 1-1,-1 0 1,1 0 0,0 0 0,-1-1-1,0 1 1,-9 2-3124,9-2 2885,1 0-1,0 1 1,-1-1-1,1 0 1,0 0 0,0 0-1,-1 0 1,1 0-1,0 0 1,-1 1 0,1-1-1,0 0 1,0 0 0,-1 1-1,1-1 1,0 0-1,0 0 1,0 1 0,-1-1-1,1 0 1,0 0-1,0 1 1,0-1 0,0 0-1,0 1 1,-1-1-1,1 0 1,0 1 0,0-1-1,0 0 1,0 1-1,0-1 1,0 0 0,0 1-1,0-1 1,0 0-1,0 1 1,1-1 0,-1 0-1,0 1 1,0-1-1,0 0 1,0 0 0,0 1-1,1-1 1,-1 0-1,0 1 1,0-1 0,0 0-1,1 0 1,-1 0-1,0 1 1,1-1 0</inkml:trace>
+  <inkml:trace contextRef="#ctx0" brushRef="#br0" timeOffset="8824.46">3044 512 19967,'-7'8'129,"-5"9"477,12-16-570,0-1 0,0 1 0,0 0 0,0-1 1,0 1-1,0 0 0,0-1 0,0 1 0,0 0 0,0-1 1,1 1-1,-1 0 0,0-1 0,0 1 0,1-1 1,-1 1-1,1-1 0,-1 1 0,0-1 0,1 1 0,-1-1 1,1 1-1,-1-1 0,1 1 0,-1-1 0,1 0 1,-1 1-1,1-1 0,0 0 0,0 1 0,2 1 19,0 0 0,0 1-1,0-1 1,-1 0 0,1 1-1,-1 0 1,0 0 0,0 0-1,2 4 1,12 14-154,-15-22-249,-1 0-1,1 1 1,-1-1 0,1 0-1,-1 1 1,1-1-1,-1 0 1,1 0-1,-1 1 1,0-1 0,0 0-1,1 0 1,-1 0-1,0 1 1,0-1-1,0 0 1,0-1 0,-1-18-6935,-4 0 4940,3 15 2404,0 0 0,1-1 0,0 1 1,0-1-1,1-8 0,1-8 1204,0 8-143,-1 0 1,0 1-1,0-1 1,-1 0-1,-4-16 1,-52-176 7282,57 206-8336,0-1-1,0 1 1,0-1 0,0 1 0,0 0-1,0-1 1,-1 1 0,1-1-1,0 1 1,0 0 0,-1-1 0,1 1-1,0 0 1,-1-1 0,1 1 0,0 0-1,-1 0 1,1-1 0,0 1-1,-1 0 1,1 0 0,0 0 0,-1-1-1,0 1 1,-9 2-3124,9-2 2885,1 0-1,0 1 1,-1-1-1,1 0 1,0 0 0,0 0-1,-1 0 1,1 0-1,0 0 1,-1 1 0,1-1-1,0 0 1,0 0 0,-1 1-1,1-1 1,0 0-1,0 0 1,0 1 0,-1-1-1,1 0 1,0 0-1,0 1 1,0-1 0,0 0-1,0 1 1,-1-1-1,1 0 1,0 1 0,0-1-1,0 0 1,0 1-1,0-1 1,0 0 0,0 1-1,0-1 1,0 0-1,0 1 1,1-1 0,-1 0-1,0 1 1,0-1-1,0 0 1,0 0 0,0 1-1,1-1 1,-1 0-1,0 1 1,0-1 0,0 0-1,1 0 1,-1 0-1,0 1 1,1-1 0</inkml:trace>
   <inkml:trace contextRef="#ctx0" brushRef="#br0" timeOffset="9324.77">3097 579 128,'0'0'0,"35"-27"0,-28 24 0,-7 4 0,-7-1 0</inkml:trace>
   <inkml:trace contextRef="#ctx0" brushRef="#br0" timeOffset="9725.2">3097 552 15744,'0'0'8447,"-1"5"-8255,-1 2-9,-2 9 57,0 0 0,1 0-1,1 0 1,0 1 0,1 22 0,1-25-713,2 25 1795,5-23-2915,-6-15 1308,-1-1 0,1 1-1,-1-1 1,1 1 0,-1-1-1,1 1 1,0-1-1,-1 0 1,1 1 0,0-1-1,0 0 1,-1 0 0,1 1-1,0-1 1,0 0-1,-1 0 1,1 0 0,1 0-1</inkml:trace>
   <inkml:trace contextRef="#ctx0" brushRef="#br0" timeOffset="10807.64">3418 85 21375,'-18'116'22,"14"-107"39,1-18 112,-1-44 782,4 37-755,-1-1 0,0 1 0,-1-1 0,-1 1 0,-9-31 0,11 46-183,1 0-1,0 0 1,-1 0-1,1 0 1,-1 0 0,1 0-1,-1 0 1,0 0-1,1 0 1,-1 0 0,0 0-1,0 1 1,1-1-1,-1 0 1,0 0 0,0 1-1,0-1 1,0 1-1,0-1 1,0 1 0,0-1-1,0 1 1,-1-1-1,1 1-3,0 1 0,-1-1 0,1 0-1,0 0 1,0 1 0,0-1 0,0 1-1,0-1 1,0 1 0,0-1 0,0 1-1,1 0 1,-1-1 0,0 1-1,0 0 1,0 0 0,1 0 0,-2 1-1,-2 4 99,0 0-1,0 1 0,1-1 0,0 1 0,-4 12 0,1 5 62,1 1 0,0 0 0,0 31 0,4 79-94,1-118-54,12 135-18,0 10-34,-13-156-33,1 1 0,-1-1-1,0 0 1,-1 1 0,1-1-1,-2 0 1,-2 8 0,7-32-7692,-8-16 5173,1-2 2673,5 35-2,-2-30 3263,2 30-3187,0 0-1,-1 0 1,1 0-1,0 0 1,0 0-1,-1 1 1,1-1-1,-1 0 1,1 0-1,-1 0 0,1 0 1,-1 1-1,1-1 1,-1 0-1,0 0 1,1 1-1,-1-1 1,0 1-1,0-1 1,1 1-1,-1-1 1,-1 0-1,5 2-128,-1 1 3,1-1 0,0 0-1,-1 0 1,1 0-1,0-1 1,-1 1-1,1-1 1,0 1-1,0-1 1,0 0-1,0 0 1,0 0 0,-1 0-1,1-1 1,0 1-1,0-1 1,3-1-1,13-3-1242,9 0 3754,-11 2-2451,0 0-4033,-5 0-2124,7-8-5481,-16 7 9724</inkml:trace>
@@ -4336,7 +4331,7 @@
     </inkml:brush>
   </inkml:definitions>
   <inkml:trace contextRef="#ctx0" brushRef="#br0">453 271 15616,'0'0'5119,"-6"-3"-4543,-3-3-436,0 0-1,-1 1 1,0 0-1,0 1 1,-16-5-1,21 8-75,-1 0-1,1 0 1,-1 0 0,0 1-1,1-1 1,-1 2 0,0-1-1,1 0 1,-1 1 0,1 0-1,-1 0 1,1 1 0,-10 3-1,-14 10 29,0 2-1,1 0 1,1 2-1,1 1 0,1 1 1,-29 31-1,51-50-84,1 0-1,0 1 0,0-1 1,0 1-1,0-1 1,1 1-1,-1 0 0,1-1 1,-3 7-1,4-8-4,0 0 0,0 0 0,0 0 0,0 0 0,0 0 0,1 0-1,-1 0 1,0 0 0,0 0 0,1-1 0,-1 1 0,0 0 0,1 0 0,-1 0 0,1 0-1,0 0 1,-1-1 0,1 1 0,-1 0 0,1 0 0,0-1 0,0 1 0,-1 0-1,1-1 1,0 1 0,0-1 0,0 1 0,0-1 0,0 1 0,-1-1 0,1 0 0,0 0-1,2 1 1,14 5-2,0-1 0,23 4 0,-22-6 0,32 11 0,-44-12 0,1 1 0,-1 0 0,0 1 0,0-1 0,0 1 0,-1 0 0,1 1 0,6 6 0,-10-9 7,0 0-1,0 0 0,0 1 1,0-1-1,-1 0 0,1 1 1,-1-1-1,0 1 1,0 0-1,0-1 0,0 1 1,0 0-1,0 0 0,-1-1 1,1 1-1,-1 0 0,0 0 1,0 0-1,0 0 0,0 0 1,-1-1-1,1 1 1,-1 0-1,1 0 0,-3 3 1,1-1 7,0 0 0,-1-1 0,1 0 0,-1 1 0,0-1 0,0 0 0,-1-1 0,1 1 0,-1-1 1,0 1-1,0-1 0,0 0 0,-7 4 0,-179 84 135,187-90-160,0 1 0,0 0 0,0 0 0,0 0 0,0 1 0,0-1-1,1 1 1,-1-1 0,1 1 0,0 0 0,-1 0 0,1 0 0,-2 5 0,3-7-132,1 0 1,-1 0 0,1 1 0,0-1 0,-1 0-1,1 0 1,0 1 0,0-1 0,0 0-1,0 0 1,0 1 0,0-1 0,0 0-1,0 0 1,1 1 0,-1-1 0,1 1 0,-1-1-278,1 1 0,0-1 1,0 0-1,0 0 1,0 0-1,0 0 1,0 0-1,0 0 0,0 0 1,0 0-1,0-1 1,1 1-1,-1 0 0,0-1 1,0 1-1,1-1 1,-1 1-1,3 0 1,4 0-173,1 1 0,0-1 0,17 0 0,1-1-7088</inkml:trace>
-  <inkml:trace contextRef="#ctx0" brushRef="#br0" timeOffset="653.85">662 485 17023,'-3'0'384,"-28"1"404,-47 4 2648,72-3-3371,0 1 0,0-1 0,1 1 0,0 0 1,0 1-1,-1-1 0,2 1 0,-1 0 0,0 0 0,1 1 0,-6 6 0,-5 4 50,-8 6-45,10-11-3,1 1 1,-17 19-1,27-27-61,0-1 1,0 1-1,0 0 0,0 0 0,0 0 1,1 0-1,-1 0 0,1 0 0,0 0 0,0 0 1,0 1-1,0-1 0,1 0 0,-1 1 1,1-1-1,0 1 0,0 5 0,1-6-3,0 0 0,0 0 0,0-1 1,0 1-1,0-1 0,1 1 0,-1-1 0,1 1 0,0-1 0,-1 0 0,1 0 0,0 0 0,0 0 0,1 0 0,-1 0 0,0 0 0,1-1 0,-1 1 0,1-1 0,3 2 0,0 0 6,1-1 1,0 0-1,0 0 0,0 0 0,0-1 0,13 1 0,-14-1-466,0-2 0,1 1-1,-1 0 1,0-1 0,0 0-1,10-3 1,32-18-7433,-41 19 6587,7-3-6909,8-2 5887,-22 8 2345,19-6-20</inkml:trace>
+  <inkml:trace contextRef="#ctx0" brushRef="#br0" timeOffset="653.84">662 485 17023,'-3'0'384,"-28"1"404,-47 4 2648,72-3-3371,0 1 0,0-1 0,1 1 0,0 0 1,0 1-1,-1-1 0,2 1 0,-1 0 0,0 0 0,1 1 0,-6 6 0,-5 4 50,-8 6-45,10-11-3,1 1 1,-17 19-1,27-27-61,0-1 1,0 1-1,0 0 0,0 0 0,0 0 1,1 0-1,-1 0 0,1 0 0,0 0 0,0 0 1,0 1-1,0-1 0,1 0 0,-1 1 1,1-1-1,0 1 0,0 5 0,1-6-3,0 0 0,0 0 0,0-1 1,0 1-1,0-1 0,1 1 0,-1-1 0,1 1 0,0-1 0,-1 0 0,1 0 0,0 0 0,0 0 0,1 0 0,-1 0 0,0 0 0,1-1 0,-1 1 0,1-1 0,3 2 0,0 0 6,1-1 1,0 0-1,0 0 0,0 0 0,0-1 0,13 1 0,-14-1-466,0-2 0,1 1-1,-1 0 1,0-1 0,0 0-1,10-3 1,32-18-7433,-41 19 6587,7-3-6909,8-2 5887,-22 8 2345,19-6-20</inkml:trace>
   <inkml:trace contextRef="#ctx0" brushRef="#br0" timeOffset="1700.48">818 292 19071,'0'0'512,"1"4"-64,3 14-12,0 0 0,-2 1 0,2 29 0,-6 63 368,1-63-706,0-31 132,-1 0 1,-5 22-1,-2 6-175,13-60 37,1 1-1,0 0 1,1 0-1,0 0 0,1 1 1,10-15-1,-14 25-91,1 2 0,-4 1 3,1-1-1,-1 1 0,0 0 0,0 0 1,0 0-1,0 0 0,1 0 1,-1 0-1,0 0 0,0 0 0,0 0 1,0 0-1,1 0 0,-1 0 1,0 0-1,0 0 0,0 0 0,0 0 1,1 0-1,-1 1 0,0-1 0,0 0 1,0 0-1,0 0 0,1 0 1,-1 0-1,0 0 0,0 0 0,0 0 1,0 1-1,0-1 0,0 0 1,0 0-1,1 0 0,-1 0 0,0 0 1,0 1-1,0-1 0,0 0 1,0 0-1,0 0 0,0 0 0,0 1 1,0-1-1,0 0 0,0 0 1,0 0-1,0 1 0,0-1 0,0 0 1,0 0-1,0 0 0,0 1 1,0 1 23,0-1 80,2-1-99,0 0 1,0-1-1,0 1 0,0-1 0,0 1 1,0-1-1,0 0 0,0 1 0,0-1 0,-1 0 1,1 0-1,0-1 0,0 1 0,-1 0 0,1 0 1,-1-1-1,1 1 0,-1-1 0,0 0 1,1 1-1,-1-1 0,0 0 0,2-3 0,-2 2-31,1 0-1,0 0 0,1 0 0,-1 0 1,0 1-1,6-5 0,-7 6 25,0 1 1,1-1-1,-1 1 0,0 0 0,0 0 0,0-1 0,0 1 0,0 0 1,1 0-1,-1 0 0,0 0 0,0 0 0,0 1 0,0-1 0,0 0 0,0 1 1,1-1-1,-1 0 0,0 1 0,0-1 0,0 1 0,0-1 0,0 1 1,-1 0-1,3 1 0,27 26 101,-18-17-78,6 2-25,-14-11 24,0 1-1,1 0 1,-1 0 0,-1 1-1,1-1 1,5 7 0,-3 19 242,-4-14-166,1-3 6,-1 0-1,-1 0 1,0 18-1,3 22 230,-2-41 1839,2-1-7564,9-38-16966,-9 6 22358</inkml:trace>
   <inkml:trace contextRef="#ctx0" brushRef="#br0" timeOffset="2406.86">1224 506 18175,'0'0'3478,"0"3"-3137,-5 27-73,1 1-1,2-1 1,2 47 0,0-32 218,0-45-474,0 1-1,0 0 0,0 0 1,0-1-1,0 1 1,0 0-1,0-1 0,0 1 1,0 0-1,0 0 0,1-1 1,-1 1-1,0 0 0,0-1 1,1 1-1,-1-1 1,0 1-1,1 0 0,-1-1 1,0 1-1,1-1 0,-1 1 1,1-1-1,-1 1 1,1-1-1,-1 1 0,1-1 1,0 1-1,-1-1 0,1 0 1,-1 1-1,1-1 0,0 0 1,-1 0-1,1 1 1,0-1-1,0 0 0,-1 0 1,1 0-1,0 0 0,-1 0 1,1 0-1,0 0 1,-1 0-1,1 0 0,0 0 1,0-1-1,-1 1 0,1 0 1,0 0-1,-1-1 0,1 1 1,-1 0-1,1-1 1,0 1-1,0-1 0,3-1 55,1-1 0,-1 0 0,1 1 0,-1-2 0,0 1 0,7-7 0,-6 4-54,18-21 76,1 2 0,28-24 1,-51 48-619,0-1 1062</inkml:trace>
   <inkml:trace contextRef="#ctx0" brushRef="#br0" timeOffset="2915.55">1627 478 21503,'0'0'2304,"-3"4"-1920,-4 7-224,0 0 0,1 0 0,0 0 0,1 1 0,1 0 0,-1 0 0,-3 18 0,-7 132-544,32-210-24575,-8 10 24959</inkml:trace>
@@ -4347,7 +4342,7 @@
   <inkml:trace contextRef="#ctx0" brushRef="#br0" timeOffset="4863.59">1959 563 18047,'0'0'896,"-6"-6"0,-1 0-662,1 2 30,1 0 0,-1-1 0,1 0 0,0 0 0,1 0 1,-1-1-1,-6-9 0,11 14-227,0 1 0,0 0 1,0 0-1,0-1 0,0 1 0,0 0 0,0 0 1,0-1-1,0 1 0,0 0 0,0-1 0,0 1 1,0 0-1,0 0 0,0-1 0,0 1 0,0 0 0,1 0 1,-1 0-1,0-1 0,0 1 0,0 0 0,0 0 1,0-1-1,1 1 0,-1 0 0,0 0 0,0 0 1,0 0-1,1-1 0,-1 1 0,0 0 0,0 0 1,1 0-1,13-4 386,15 1-309,-29 3-76,24 0-11,-1 2 0,0 0-1,34 8 1,-31-4-4071,1 0-4008,-4-2-1334,-1-2 10154</inkml:trace>
   <inkml:trace contextRef="#ctx0" brushRef="#br0" timeOffset="7193.42">2284 372 18047,'0'0'1792,"-1"3"-1322,-2 4-386,1 0 1,-1 0-1,2 0 0,-1 0 1,1 1-1,0-1 1,0 0-1,1 1 1,0 7-1,2 11 536,8 33 0,0 14-102,4 29-6,-13-112-445,1 0 0,0 1 0,6-16 0,5-27-57,-9 33 71,1 0 0,12-32 0,-15 45-92,1 0-1,0 1 1,0-1 0,0 1 0,1 0-1,-1 0 1,1 0 0,0 0-1,1 1 1,-1-1 0,1 1 0,0 0-1,5-3 1,-8 6-2,-1 0-1,1 1 1,-1-1-1,1 0 1,-1 1 0,1-1-1,0 1 1,-1 0-1,1-1 1,0 1 0,-1 0-1,1 0 1,0 0-1,0 0 1,-1 0 0,1 1-1,0-1 1,-1 0-1,1 1 1,2 0 0,-1 1-3,-1 0 1,1-1-1,-1 1 1,1 0 0,-1 0-1,0 0 1,0 0 0,0 1-1,0-1 1,2 5-1,2 3 10,-2-1-1,0 1 0,0 0 1,0 0-1,2 17 0,-4 2 120,-3-21 146,1-21-97,0 1-138,1 0 0,0 0-1,0 0 1,4-13 0,-4 23-25,0 0-1,-1-1 0,1 1 0,0-1 0,1 1 0,-1 0 1,0 0-1,1 0 0,-1 0 0,1 0 0,3-4 0,-4 6 1,0-1 0,0 0-1,1 1 1,-1-1 0,0 1-1,0-1 1,1 1 0,-1-1-1,0 1 1,0 0 0,1 0-1,-1 0 1,0 0 0,1 0-1,-1 0 1,0 0-1,1 0 1,-1 0 0,0 1-1,1-1 1,-1 0 0,0 1-1,0 0 1,2 0 0,1 1-27,0 1 0,0 0 0,0 0 0,0 0 0,-1 0 1,0 1-1,1 0 0,-1-1 0,-1 1 0,1 0 0,0 0 1,-1 0-1,0 1 0,2 5 0,1 0 184,-2 1 0,1 0 0,-1 1 0,2 19 0,-3-26-713,30-22-23013</inkml:trace>
   <inkml:trace contextRef="#ctx0" brushRef="#br0" timeOffset="7853.96">3032 450 22015,'-13'-12'34,"11"9"77,-1 0-1,0 1 1,0-1-1,0 0 1,0 1-1,0 0 1,0-1-1,-1 1 1,1 1-1,-1-1 1,0 0-1,1 1 1,-1 0-1,0 0 1,0 0-1,0 0 1,0 1-1,-6-1 1,-3 2-50,-1 0 0,0 0 1,-26 8-1,37-8-54,0 0 1,0 0 0,0 0-1,0 0 1,0 1-1,0-1 1,0 1-1,0 0 1,1 0-1,-1 0 1,1 0 0,0 0-1,-1 1 1,1-1-1,0 1 1,0-1-1,0 1 1,1 0-1,-1 0 1,1 0 0,0 0-1,-1 0 1,0 5-1,1-1 9,0 1 0,1-1 0,-1 1 0,1-1 0,1 1 0,0-1 0,0 1 0,0-1 0,3 8 0,-3-12-8,0 0 0,-1-1-1,1 1 1,1-1 0,-1 1 0,0-1-1,0 0 1,1 1 0,0-1-1,-1 0 1,1 0 0,0 0 0,0 0-1,0-1 1,0 1 0,0 0 0,0-1-1,1 1 1,-1-1 0,1 0-1,-1 0 1,1 0 0,-1 0 0,1 0-1,-1 0 1,1-1 0,0 1 0,3-1-1,0 0 16,0 0 0,1 0 0,-1-1 0,0 0 1,0 0-1,-1-1 0,1 1 0,0-1 0,8-4 0,-11 4-5,0 0 0,-1 0 1,1 0-1,0 0 0,-1 0 1,0-1-1,0 1 0,1 0 1,-2-1-1,1 0 1,0 0-1,0 1 0,-1-1 1,1 0-1,-1 0 0,0 0 1,0-1-1,0 1 0,0-4 1,0-11-598,-1 1-7567,-1-3-8558</inkml:trace>
-  <inkml:trace contextRef="#ctx0" brushRef="#br0" timeOffset="8430.36">3213 1 21503,'0'0'1152,"-1"5"-576,-3 49-43,3 75-1,-3 50 323,-10 24-302,13-141-7698,1-78 3429,0-44-7779,9 20 9171,-2 21 2324</inkml:trace>
+  <inkml:trace contextRef="#ctx0" brushRef="#br0" timeOffset="8430.35">3213 1 21503,'0'0'1152,"-1"5"-576,-3 49-43,3 75-1,-3 50 323,-10 24-302,13-141-7698,1-78 3429,0-44-7779,9 20 9171,-2 21 2324</inkml:trace>
   <inkml:trace contextRef="#ctx0" brushRef="#br0" timeOffset="8695.26">3194 463 19839,'0'0'3072,"3"-1"-2965,48-14 1291,-41 13-3044,0 0 1,0 1-1,0 1 1,0-1-1,0 2 0,0-1 1,0 1-1,-1 1 1,1 0-1,17 5 0,-12-1-2492</inkml:trace>
   <inkml:trace contextRef="#ctx0" brushRef="#br0" timeOffset="9432.09">3580 458 22143,'0'0'278,"0"-8"84,0 0-399,0-1 299,-1-1 0,1 1 0,-1-1 0,-1 1 0,-2-10 0,3 16-189,0 1 0,0 0 0,1 0 1,-1 0-1,0 0 0,-1 0 1,1 0-1,0 0 0,-1 0 1,1 0-1,-1 1 0,1-1 0,-1 0 1,0 1-1,0 0 0,0-1 1,1 1-1,-1 0 0,-1 0 1,1 0-1,0 0 0,0 0 0,0 0 1,0 1-1,-1-1 0,1 1 1,0 0-1,-1-1 0,-2 1 1,2 1-59,-1-1 1,0 1-1,0-1 1,0 1-1,0 0 1,1 1-1,-1-1 1,0 1-1,1-1 1,-1 1-1,1 0 1,0 0-1,-1 1 1,1-1 0,0 1-1,1 0 1,-1-1-1,0 1 1,1 0-1,-1 1 1,1-1-1,-3 6 1,1-2 8,1 0-1,0 1 1,0-1 0,1 0 0,0 1-1,0 0 1,0-1 0,1 1 0,0 0-1,1 12 1,0-9-16,1 1-1,1-1 1,0 1-1,5 17 1,-6-26-6,-1-1 0,1 1 1,0-1-1,1 0 1,-1 0-1,0 1 1,1-1-1,-1 0 1,1 0-1,-1 0 1,1 0-1,0-1 1,0 1-1,0 0 1,0-1-1,0 1 1,0-1-1,1 0 1,-1 0-1,0 0 1,1 0-1,-1 0 0,1 0 1,-1-1-1,1 1 1,-1-1-1,4 1 1,-4-1 13,1 0-1,0 0 1,0 0 0,0 0 0,0 0-1,0 0 1,0-1 0,0 0 0,0 1-1,0-1 1,-1 0 0,5-2 0,-6 1-6,1 1 1,0-1-1,-1 0 1,1 0-1,-1 1 1,0-1-1,0 0 1,0 0 0,0 0-1,0-1 1,0 1-1,0 0 1,-1 0-1,1 0 1,-1-1-1,1-3 1,12-107 650</inkml:trace>
   <inkml:trace contextRef="#ctx0" brushRef="#br0" timeOffset="10359.14">3722 311 23807,'0'0'1046,"0"3"-684,1 13-96,1-1 0,1 1-1,0-1 1,8 21 0,-8-25-165,1 12 135,-4-19-172,1-1-1,-1 0 1,1 1 0,-1-1 0,1 0 0,0 1 0,0-1 0,1 0 0,-1 0-1,1 0 1,2 5 0,-3-8-47,-1 0-1,1 0 0,-1 0 1,0 0-1,1 0 0,-1 0 1,1 0-1,-1 0 1,0 0-1,1 0 0,-1 0 1,1 0-1,-1 0 1,0 0-1,1-1 0,-1 1 1,1 0-1,-1 0 0,0 0 1,1-1-1,-1 1 1,0 0-1,1 0 0,-1-1 1,0 1-1,0 0 0,1 0 1,-1-1-1,0 1 1,0-1-1,1 1 0,-1 0 1,0-1-1,0 1 1,0-1-1,13-19 32,-9 12-25,5-9 84,-9 13-107,1 1 22,0 0 0,0 0 1,0 0-1,1 0 0,-1 0 0,1 1 0,-1-1 0,1 0 1,0 1-1,0-1 0,0 1 0,0 0 0,1 0 0,-1 0 1,1 0-1,2-2 0,-2 1-15,2 0-7,-1 0 0,1 1 0,0-1 0,-1 1 0,1 0 0,0 0 0,1 0 0,-1 0 0,0 1 0,0 0 0,9 0 0,7 0 0,36 3 0,-11 0 0,-4 4 128</inkml:trace>
@@ -4724,7 +4719,7 @@
     </inkml:brush>
   </inkml:definitions>
   <inkml:trace contextRef="#ctx0" brushRef="#br0">58 217 18431,'0'0'1920,"-2"5"-1664,-4 8-117,1 0 0,0 1-1,1-1 1,1 1 0,0-1-1,1 1 1,0 0 0,1 0-1,2 21 1,0-1 72,1-7 14,-1 1-1,-1 0 0,-2 0 1,0 0-1,-11 43 0,4-52 147,5-12-482,12-17-1535,13-14-3965</inkml:trace>
-  <inkml:trace contextRef="#ctx0" brushRef="#br0" timeOffset="1218.68">40 189 14464,'0'25'0,"-1"-32"238,1 5-119,-1 0 0,0-1 0,1 1 1,-1-1-1,1 1 0,0-1 0,0 1 0,0-1 0,0 1 1,0-1-1,1 1 0,-1-1 0,1 1 0,0 0 0,-1-1 1,1 1-1,0 0 0,0-1 0,1 1 0,-1 0 0,0 0 1,1 0-1,-1 0 0,1 0 0,0 0 0,3-2 0,0 1-41,-1 1 0,1 1 0,0-1 0,-1 1-1,1-1 1,0 2 0,0-1 0,0 0 0,0 1-1,10 0 1,57 10 469,-16-3-158,-55-7-377,15 1 191,1 1 0,21 4 0,-34-5-161,-1-1 1,0 1-1,0 0 1,0 0 0,0 0-1,0 0 1,-1 1-1,1-1 1,0 1 0,0 0-1,-1-1 1,1 1-1,-1 0 1,0 1-1,0-1 1,1 0 0,-1 1-1,-1-1 1,1 1-1,1 2 1,-2-1 5,0 0 0,0 0 0,-1 0 0,0 0 0,0 0 0,0-1 0,0 1 0,-1 0 0,1 0 0,-2 4 0,-13 38 363,12-40-363,-1 0 1,0 0-1,0-1 1,0 1-1,-1-1 1,0 0-1,0-1 1,0 1-1,0-1 1,-1 0-1,0 0 1,0 0-1,-11 4 1,-16 12 40,25-15-59,-15 11 81,0-1-1,-29 14 1,43-25-99,9-2 40,14-1 39,-4-1-118,21-2 27,-26 1 0,0 0 0,0 1 0,0-1 0,0 1 0,0 1 0,0-1 0,1 1 0,-1 0 0,0 0 0,0 0 0,9 4 0,-1 2 0,-1 1 0,18 14 0,18 10 0,-43-28 36,-9-2 45,4-2-78,-1-1 0,1 1 0,0 0 0,-1 0-1,1 0 1,0 0 0,-1 0 0,1 0 0,0 0 0,-1 0 0,1 0 0,0 0 0,-1 1 0,1-1-1,0 0 1,-1 0 0,1 0 0,0 0 0,-1 0 0,1 1 0,0-1 0,0 0 0,-1 0 0,1 0 0,0 1-1,0-1 1,-1 0 0,1 0 0,0 1 0,0-1 0,0 0 0,-1 1 0,1-1 0,0 0 0,0 1-1,0-1 1,0 0 0,0 1 0,0-1 0,0 0 0,0 1 0,0-1 0,0 0 0,0 1 0,0-1-1,0 0 1,0 1 0,0-1 1,1 1-1,-1-1 0,1 1 1,-1-1-1,1 0 1,-1 1-1,1-1 0,-1 0 1,1 1-1,-1-1 0,1 0 1,-1 0-1,1 0 1,0 1-1,-1-1 0,1 0 1,-1 0-1,1 0 0,0 0 1,-1 0-1,1 0 1,-1 0-1,1 0 0,0-1 1,-1 1-1,2 0 0,-2 0 13,23 2 99,13 0 47,-30-5-162,-1 1 0,0-1 0,0 0 0,0 0 0,-1 0 0,1-1 0,-1 1 0,0-1 0,0 0 0,0 0 0,0-1 0,-1 1 0,5-10 0,-2 5 16,-2-1 0,1 0 0,4-19 0,-8 25-10,0-1-1,0 1 0,0-1 1,-1 1-1,0-1 0,0 0 1,0 1-1,0-1 0,-1 1 1,0-1-1,-2-7 0,2 10 5,-1 0 0,1 1 0,-1-1 0,1 1-1,-1-1 1,0 1 0,1 0 0,-1 0 0,0 0 0,0 0 0,0 0-1,0 0 1,0 0 0,0 1 0,0-1 0,-1 0 0,1 1-1,0 0 1,0 0 0,0 0 0,-1 0 0,1 0 0,0 0 0,0 0-1,-2 1 1,0 0-10,0 1 0,1-1 0,-1 1 0,0 0 0,1 0 0,0 0 0,-1 0 0,1 0 0,0 1 0,0-1 0,1 1 0,-1 0 0,0 0 0,1 0 0,0 0 0,0 1 0,0-1 0,0 1 0,0-1 0,1 1 0,-1 0 0,1-1 0,0 1 0,0 0 0,1 0 0,-1 0 0,1 0 0,0 5 0,-1 0 0,1-1 0,1 0 0,0 0 0,0 0 0,0 0 0,1 0 0,0 0 0,1 0 0,0-1 0,0 1 0,1-1 0,8 14 0,-10-19 1,0 0-1,-1-1 0,1 1 0,0-1 1,0 1-1,0-1 0,1 0 0,-1 1 1,0-1-1,0 0 0,1-1 0,-1 1 1,0 0-1,1-1 0,-1 1 0,1-1 1,-1 0-1,1 0 0,3 0 0,6-1-10,1 0-1,20-4 1,-10 1-92,-17 3-147,5 0-631,1-1 0,-1 1 0,0-2 0,0 0-1,0 0 1,0-1 0,-1 0 0,11-6 0,5-6-10021</inkml:trace>
+  <inkml:trace contextRef="#ctx0" brushRef="#br0" timeOffset="1218.67">40 189 14464,'0'25'0,"-1"-32"238,1 5-119,-1 0 0,0-1 0,1 1 1,-1-1-1,1 1 0,0-1 0,0 1 0,0-1 0,0 1 1,0-1-1,1 1 0,-1-1 0,1 1 0,0 0 0,-1-1 1,1 1-1,0 0 0,0-1 0,1 1 0,-1 0 0,0 0 1,1 0-1,-1 0 0,1 0 0,0 0 0,3-2 0,0 1-41,-1 1 0,1 1 0,0-1 0,-1 1-1,1-1 1,0 2 0,0-1 0,0 0 0,0 1-1,10 0 1,57 10 469,-16-3-158,-55-7-377,15 1 191,1 1 0,21 4 0,-34-5-161,-1-1 1,0 1-1,0 0 1,0 0 0,0 0-1,0 0 1,-1 1-1,1-1 1,0 1 0,0 0-1,-1-1 1,1 1-1,-1 0 1,0 1-1,0-1 1,1 0 0,-1 1-1,-1-1 1,1 1-1,1 2 1,-2-1 5,0 0 0,0 0 0,-1 0 0,0 0 0,0 0 0,0-1 0,0 1 0,-1 0 0,1 0 0,-2 4 0,-13 38 363,12-40-363,-1 0 1,0 0-1,0-1 1,0 1-1,-1-1 1,0 0-1,0-1 1,0 1-1,0-1 1,-1 0-1,0 0 1,0 0-1,-11 4 1,-16 12 40,25-15-59,-15 11 81,0-1-1,-29 14 1,43-25-99,9-2 40,14-1 39,-4-1-118,21-2 27,-26 1 0,0 0 0,0 1 0,0-1 0,0 1 0,0 1 0,0-1 0,1 1 0,-1 0 0,0 0 0,0 0 0,9 4 0,-1 2 0,-1 1 0,18 14 0,18 10 0,-43-28 36,-9-2 45,4-2-78,-1-1 0,1 1 0,0 0 0,-1 0-1,1 0 1,0 0 0,-1 0 0,1 0 0,0 0 0,-1 0 0,1 0 0,0 0 0,-1 1 0,1-1-1,0 0 1,-1 0 0,1 0 0,0 0 0,-1 0 0,1 1 0,0-1 0,0 0 0,-1 0 0,1 0 0,0 1-1,0-1 1,-1 0 0,1 0 0,0 1 0,0-1 0,0 0 0,-1 1 0,1-1 0,0 0 0,0 1-1,0-1 1,0 0 0,0 1 0,0-1 0,0 0 0,0 1 0,0-1 0,0 0 0,0 1 0,0-1-1,0 0 1,0 1 0,0-1 1,1 1-1,-1-1 0,1 1 1,-1-1-1,1 0 1,-1 1-1,1-1 0,-1 0 1,1 1-1,-1-1 0,1 0 1,-1 0-1,1 0 1,0 1-1,-1-1 0,1 0 1,-1 0-1,1 0 0,0 0 1,-1 0-1,1 0 1,-1 0-1,1 0 0,0-1 1,-1 1-1,2 0 0,-2 0 13,23 2 99,13 0 47,-30-5-162,-1 1 0,0-1 0,0 0 0,0 0 0,-1 0 0,1-1 0,-1 1 0,0-1 0,0 0 0,0 0 0,0-1 0,-1 1 0,5-10 0,-2 5 16,-2-1 0,1 0 0,4-19 0,-8 25-10,0-1-1,0 1 0,0-1 1,-1 1-1,0-1 0,0 0 1,0 1-1,0-1 0,-1 1 1,0-1-1,-2-7 0,2 10 5,-1 0 0,1 1 0,-1-1 0,1 1-1,-1-1 1,0 1 0,1 0 0,-1 0 0,0 0 0,0 0 0,0 0-1,0 0 1,0 0 0,0 1 0,0-1 0,-1 0 0,1 1-1,0 0 1,0 0 0,0 0 0,-1 0 0,1 0 0,0 0 0,0 0-1,-2 1 1,0 0-10,0 1 0,1-1 0,-1 1 0,0 0 0,1 0 0,0 0 0,-1 0 0,1 0 0,0 1 0,0-1 0,1 1 0,-1 0 0,0 0 0,1 0 0,0 0 0,0 1 0,0-1 0,0 1 0,0-1 0,1 1 0,-1 0 0,1-1 0,0 1 0,0 0 0,1 0 0,-1 0 0,1 0 0,0 5 0,-1 0 0,1-1 0,1 0 0,0 0 0,0 0 0,0 0 0,1 0 0,0 0 0,1 0 0,0-1 0,0 1 0,1-1 0,8 14 0,-10-19 1,0 0-1,-1-1 0,1 1 0,0-1 1,0 1-1,0-1 0,1 0 0,-1 1 1,0-1-1,0 0 0,1-1 0,-1 1 1,0 0-1,1-1 0,-1 1 0,1-1 1,-1 0-1,1 0 0,3 0 0,6-1-10,1 0-1,20-4 1,-10 1-92,-17 3-147,5 0-631,1-1 0,-1 1 0,0-2 0,0 0-1,0 0 1,0-1 0,-1 0 0,11-6 0,5-6-10021</inkml:trace>
   <inkml:trace contextRef="#ctx0" brushRef="#br0" timeOffset="1832.27">745 345 20735,'0'0'640,"-3"3"-533,-57 76 533,60-78-636,0-1 1,-1 1-1,1 0 1,0 0-1,0-1 1,-1 1-1,1 0 1,0-1-1,0 1 0,0 0 1,0 0-1,0-1 1,0 1-1,0 0 1,0-1-1,0 1 1,1 0-1,-1 0 0,0-1 1,0 1-1,1 0 1,-1-1-1,0 1 1,1 0-1,-1-1 1,0 1-1,1-1 1,-1 1-1,1-1 0,-1 1 1,1-1-1,0 1 1,-1-1-1,2 1 1,27 19 199,-16-12-159,-4-2-45,1 1-2,0 1 1,14 15-1,-21-21 4,-1 1-1,0-1 1,0 1 0,0 0-1,0 0 1,-1 0 0,1-1-1,-1 2 1,0-1 0,0 0-1,0 0 1,0 0 0,0 0-1,-1 1 1,1 3 0,-1-5 17,-1 0 0,1-1 0,-1 1 0,1 0 0,-1-1 0,0 1 1,1-1-1,-1 1 0,0-1 0,0 1 0,0-1 0,0 0 0,-1 1 1,1-1-1,0 0 0,0 0 0,-1 0 0,1 0 0,-1 0 0,1 0 1,-1 0-1,1 0 0,-1-1 0,0 1 0,1-1 0,-1 1 0,-3 0 1,-4 1 38,0 0 0,-1 0 0,-15 0 0,2-3 30,17 1-131,1 0 0,-1 0 0,0 0 0,1 0 0,-1 1 0,1 0 0,-1 0 0,-6 3 0,12-4 11,0 0 1,1 0-1,-1 0 0,0 0 1,0 0-1,0 0 0,0 0 1,0 0-1,0 0 0,1 0 1,-1 0-1,0 0 0,0 0 1,0 0-1,0 1 0,0-1 1,0 0-1,0 0 1,0 0-1,0 0 0,1 0 1,-1 0-1,0 0 0,0 1 1,0-1-1,0 0 0,0 0 1,0 0-1,0 0 0,0 0 1,0 1-1,0-1 0,0 0 1,0 0-1,0 0 0,0 0 1,0 0-1,0 0 0,0 1 1,0-1-1,0 0 0,0 0 1,0 0-1,0 0 0,-1 0 1,1 0-1,0 1 1,0-1-1,0 0 0,0 0 1,0 0-1,0 0 0,0 0 1,0 0-1,0 0 0,-1 0 1,1 0-1,0 1 0,0-1 1,0 0-1,0 0 0,0 0 1,0 0-1,-1 0 0,1 0 1,16 4-1874,-10-2-458</inkml:trace>
   <inkml:trace contextRef="#ctx0" brushRef="#br0" timeOffset="3581.89">1417 143 19327,'0'0'256,"-2"3"-106,-9 18 181,0 0 1,2 1-1,0 0 1,-9 38 0,9-24 54,3 0 0,-4 52 0,10-86-374,-1-1 1,1 0-1,0 0 0,0 0 1,0 0-1,0 0 1,0 0-1,0 0 1,0 1-1,0-1 1,0 0-1,1 0 0,-1 0 1,0 0-1,1 0 1,-1 0-1,1 0 1,-1 0-1,1 0 1,1 1-1,-1-2-1,0 0 0,0-1 0,0 1 0,0 0 0,0-1 0,0 1-1,0-1 1,0 1 0,0-1 0,0 0 0,0 1 0,-1-1 0,1 0 0,0 1 0,0-1 0,0 0 0,-1 0 0,1 0-1,-1 0 1,2-2 0,-1 2-7,0-1-1,1 1 0,-1 0 1,0 0-1,1 0 0,-1-1 1,1 1-1,-1 1 0,1-1 0,0 0 1,-1 0-1,1 0 0,0 1 1,0-1-1,-1 1 0,1 0 1,0-1-1,0 1 0,0 0 1,-1 0-1,3 0 0,4 1 35,0 0-1,0 1 1,14 5-1,-17-5-21,0-1-1,0 1 1,1-1-1,-1 0 1,1 0-1,-1 0 1,1-1-1,6 0 1,-5-2-36,-1 0 0,1 0 0,-1 0 1,1-1-1,-1 0 0,11-8 0,-2 3-3020</inkml:trace>
   <inkml:trace contextRef="#ctx0" brushRef="#br0" timeOffset="4016.3">1520 197 20735,'0'0'278,"-1"5"-44,-7 18 78,0 0-1,-2-1 1,0 0-1,-17 26 1,23-41-237,0 0-1,1 0 1,0 1 0,0-1 0,0 1 0,1-1 0,0 1 0,0 8 0,-1 10 110,2 30 1,2-37-106,-2 0 0,0-1 0,-7 34 0,4-39-64,3-10-44,0 0 1,0 0 0,0 0 0,0 0 0,0 0 0,1 0-1,0 0 1,-1 1 0,2 5 0,2-11-623,1 0 1,0 1-1,-1-1 1,1-1-1,-1 1 1,5-4-1,-8 6 226,25-19-12247</inkml:trace>
@@ -4786,7 +4781,7 @@
   </inkml:definitions>
   <inkml:trace contextRef="#ctx0" brushRef="#br0">195 232 12672,'0'0'8853,"-5"3"-8640,-15 15 102,0 0 0,1 1 0,-18 24 0,23-27-146,11-12-124,0 0-1,0 0 1,0 0-1,1 0 1,-1 0-1,1 1 0,0-1 1,1 1-1,-1 0 1,1-1-1,-2 7 1,4-10-44,-1-1 1,0 1 0,0-1-1,0 1 1,1-1 0,-1 1 0,0-1-1,1 1 1,-1-1 0,0 0-1,1 1 1,-1-1 0,0 1 0,1-1-1,-1 0 1,1 0 0,-1 1-1,0-1 1,1 0 0,-1 0 0,1 1-1,-1-1 1,1 0 0,-1 0-1,1 0 1,-1 0 0,1 0 0,0 0-1,-1 0 1,1 0 0,-1 0-1,1 0 1,24 0 42,-17-1-38,-1 1-6,-1 0 0,1 0 0,-1 1 0,1 0 0,-1 0 0,1 1 0,11 4 0,-16-5 0,0 0 0,0 0 0,-1 0 0,1 0 0,0 0 0,-1 1 0,1-1 0,-1 1 0,1-1 0,-1 1 0,0 0 0,1 0 0,-1-1 0,0 1 0,0 0 0,0 0 0,-1 0 0,1 0 0,0 0 0,-1 0 0,1 0 0,-1 0 0,0 0 0,0 0 0,0 1 0,0-1 0,0 0 0,0 2 0,-2 7 39,0-1 0,0 0 1,-1 0-1,0-1 0,0 1 0,-1-1 0,-1 1 0,-10 15 0,5-9 44,-1-1 1,-1-1-1,-1 1 0,-14 12 0,23-23-40,-1 0 0,1-1-1,-1 1 1,0-1 0,0 0-1,0 0 1,0 0 0,-1-1-1,1 0 1,-1 0 0,-8 2-1,14-4-65,0-1 0,0 1 0,1 0 0,-1 0 0,0 0 0,0-1 0,0 1 0,1 0 0,-1-1 0,0 1 0,0 0 0,0 0 0,0-1 0,0 1 0,1 0 0,-1-1 0,0 1 0,0 0 0,0-1 0,0 1 0,0 0 0,0-1 0,0 1 0,0 0 0,0-1 0,0 1 0,0 0 0,-1-1 0,1 1 0,0 0 0,0-1 0,0 1 0,0 0 0,0-1 0,-1 1 0,1 0 0,0 0 0,0-1 0,0 1 0,-1 0 0,1 0 0,0 0 0,0-1 0,-1 1 0,1 0 0,0 0 0,-1 0 0,1 0 0,0-1 0,-1 1 0,1 0 0,0 0 0,-1 0 0,1 0 0,0 0 0,-1 0 0,1 0 0,0 0 0,-1 0 0,1 0 0,0 0 0,-1 0 0,1 0 0,0 0 0,0 0 0,-1 1 0,1-1 0,0 0 0,-1 0 0,18-22-5210,-17 22 4951,18-20-11536</inkml:trace>
   <inkml:trace contextRef="#ctx0" brushRef="#br0" timeOffset="519.24">389 475 22143,'-31'7'22,"22"-4"66,12-2 71,0 0-21,-8 0-54,1 0-68,0 1 0,1-1 1,-1 1-1,1-1 0,-1 1 0,1 0 1,0 0-1,-1 1 0,1-1 1,-4 5-1,-26 32 79,16-17 15,16-21-109,0 0 1,0 0-1,0 1 1,0-1-1,0 0 0,0 0 1,0 1-1,0-1 1,1 0-1,-1 1 0,0-1 1,1 1-1,-1-1 1,1 1-1,0-1 1,-1 1-1,1 0 0,0-1 1,0 1-1,0-1 1,0 1-1,0-1 0,1 1 1,-1 0-1,0-1 1,1 1-1,-1-1 0,1 1 1,-1-1-1,1 0 1,0 1-1,0-1 0,-1 0 1,1 1-1,0-1 1,0 0-1,2 1 0,-1 0 5,0 0 0,1-1-1,-1 1 1,1-1-1,-1 0 1,1 0 0,-1 0-1,1 0 1,0 0-1,0-1 1,-1 1-1,1-1 1,0 1 0,0-1-1,0 0 1,-1 0-1,1-1 1,0 1-1,0-1 1,3 0 0,3-1-1,0 1 0,0-1 0,1 2 0,-1-1 0,0 1 0,0 1 0,1 0 1,-1 0-1,0 1 0,0 0 0,12 4 0,-11-2-1140,-1-1-1,0 2 1,10 5 0</inkml:trace>
-  <inkml:trace contextRef="#ctx0" brushRef="#br0" timeOffset="1219.13">545 224 23423,'6'31'22,"-6"-30"-19,0-1 1,0 0-1,0 0 1,0 0-1,0 1 1,0-1 0,0 0-1,0 0 1,0 1-1,0-1 1,0 0-1,0 0 1,0 0 0,1 1-1,-1-1 1,0 0-1,0 0 1,0 0-1,0 1 1,0-1 0,1 0-1,-1 0 1,0 0-1,0 0 1,0 1-1,1-1 1,-1 0 0,0 0-1,0 0 1,0 0-1,1 0 1,-1 0-1,0 0 1,1 0 0,-1 0-3,0 0 1,0 0-1,0 0 1,0 0 0,0 0-1,1 0 1,-1 0 0,0 1-1,0-1 1,0 0 0,0 0-1,0 0 1,0 0-1,1 0 1,-1 0 0,0 0-1,0 0 1,0 0 0,0 0-1,0 0 1,0 1 0,0-1-1,0 0 1,0 0-1,0 0 1,0 0 0,1 0-1,-1 0 1,0 0 0,0 1-1,0-1 1,0 0 0,0 0-1,0 0 1,0 0-1,0 0 1,0 0 0,0 1-1,0-1 1,0 0 0,0 0-1,0 0 1,0 0 0,0 0-1,0 0 1,-1 1-1,1-1 1,0 0 0,0 0-1,0 0 1,0 0 0,0 0-1,0 0 1,-1 4 23,1 0-1,-1 0 1,1 0 0,0 1 0,0-1-1,1 0 1,-1 0 0,1 0-1,2 6 1,1 11 27,-4-1 41,0 0 1,-5 25-1,1 5 11,0-11-7,2-32-75,1 0 0,0 0 0,1 0 0,-1 0 0,1 0 0,0 0 0,1 0 0,0 0 0,0 1 0,1-2 0,-1 1 1,4 7-1,16-81 212,-16 53-234,-5 10 0,1 0 0,0 1 0,0-1 0,0 1 0,0-1 0,1 1 0,0-1 0,-1 1 0,1 0 0,0 0 0,1 0 0,-1 0 0,0 0 0,1 1 0,3-4 0,-6 6 0,1 0 0,-1 0 0,0 0 0,1 0 0,-1-1 0,1 1 0,-1 0 0,1 0 0,-1 0 0,1 0 0,-1 0 0,1 0 0,-1 0 0,1 0 0,-1 1 0,0-1 0,1 0 0,-1 0 0,1 0 0,-1 0 0,1 1 0,-1-1 0,0 0 0,1 0 0,-1 1 0,1-1 0,-1 0 0,1 1 0,9 15 0,2 21 0,-12-37 0,5 24 13,1 1 45,16 45-1,-21-68-57,0 1 0,-1 0 0,1-1 0,0 1 0,-1-1 0,0 1 0,0 0 0,0-1 0,0 1 0,0 0 0,0-1 0,-1 1 0,0 3 0,1-6-25,0 0 0,0 1-1,0-1 1,0 0 0,0 0-1,0 1 1,0-1 0,0 0-1,0 0 1,0 1 0,0-1 0,0 0-1,0 0 1,0 1 0,0-1-1,0 0 1,0 0 0,-1 0-1,1 1 1,0-1 0,0 0 0,0 0-1,0 0 1,0 1 0,-1-1-1,1 0 1,0 0 0,0 0-1,0 0 1,0 1 0,-1-1 0,1 0-1,0 0 1,0 0 0,-1 0-1,1 0 1,0 0 0,0 0-1,0 0 1,-1 0 0,1 0-1,0 0 1,0 0 0,-1 0 0,1 0-1,-1 0 1,1 0-47,0 0 1,0-1-1,0 1 1,-1 0-1,1 0 0,0-1 1,0 1-1,0 0 1,0-1-1,0 1 0,-1 0 1,1-1-1,0 1 1,0 0-1,0-1 1,0 1-1,0 0 0,0-1 1,0 1-1,0 0 1,0-1-1,1 1 0,-1 0 1,0-1-1,0 1 1,6-11-3492</inkml:trace>
+  <inkml:trace contextRef="#ctx0" brushRef="#br0" timeOffset="1219.12">545 224 23423,'6'31'22,"-6"-30"-19,0-1 1,0 0-1,0 0 1,0 0-1,0 1 1,0-1 0,0 0-1,0 0 1,0 1-1,0-1 1,0 0-1,0 0 1,0 0 0,1 1-1,-1-1 1,0 0-1,0 0 1,0 0-1,0 1 1,0-1 0,1 0-1,-1 0 1,0 0-1,0 0 1,0 1-1,1-1 1,-1 0 0,0 0-1,0 0 1,0 0-1,1 0 1,-1 0-1,0 0 1,1 0 0,-1 0-3,0 0 1,0 0-1,0 0 1,0 0 0,0 0-1,1 0 1,-1 0 0,0 1-1,0-1 1,0 0 0,0 0-1,0 0 1,0 0-1,1 0 1,-1 0 0,0 0-1,0 0 1,0 0 0,0 0-1,0 0 1,0 1 0,0-1-1,0 0 1,0 0-1,0 0 1,0 0 0,1 0-1,-1 0 1,0 0 0,0 1-1,0-1 1,0 0 0,0 0-1,0 0 1,0 0-1,0 0 1,0 0 0,0 1-1,0-1 1,0 0 0,0 0-1,0 0 1,0 0 0,0 0-1,0 0 1,-1 1-1,1-1 1,0 0 0,0 0-1,0 0 1,0 0 0,0 0-1,0 0 1,-1 4 23,1 0-1,-1 0 1,1 0 0,0 1 0,0-1-1,1 0 1,-1 0 0,1 0-1,2 6 1,1 11 27,-4-1 41,0 0 1,-5 25-1,1 5 11,0-11-7,2-32-75,1 0 0,0 0 0,1 0 0,-1 0 0,1 0 0,0 0 0,1 0 0,0 0 0,0 1 0,1-2 0,-1 1 1,4 7-1,16-81 212,-16 53-234,-5 10 0,1 0 0,0 1 0,0-1 0,0 1 0,0-1 0,1 1 0,0-1 0,-1 1 0,1 0 0,0 0 0,1 0 0,-1 0 0,0 0 0,1 1 0,3-4 0,-6 6 0,1 0 0,-1 0 0,0 0 0,1 0 0,-1-1 0,1 1 0,-1 0 0,1 0 0,-1 0 0,1 0 0,-1 0 0,1 0 0,-1 0 0,1 0 0,-1 1 0,0-1 0,1 0 0,-1 0 0,1 0 0,-1 0 0,1 1 0,-1-1 0,0 0 0,1 0 0,-1 1 0,1-1 0,-1 0 0,1 1 0,9 15 0,2 21 0,-12-37 0,5 24 13,1 1 45,16 45-1,-21-68-57,0 1 0,-1 0 0,1-1 0,0 1 0,-1-1 0,0 1 0,0 0 0,0-1 0,0 1 0,0 0 0,0-1 0,-1 1 0,0 3 0,1-6-25,0 0 0,0 1-1,0-1 1,0 0 0,0 0-1,0 1 1,0-1 0,0 0-1,0 0 1,0 1 0,0-1 0,0 0-1,0 0 1,0 1 0,0-1-1,0 0 1,0 0 0,-1 0-1,1 1 1,0-1 0,0 0 0,0 0-1,0 0 1,0 1 0,-1-1-1,1 0 1,0 0 0,0 0-1,0 0 1,0 1 0,-1-1 0,1 0-1,0 0 1,0 0 0,-1 0-1,1 0 1,0 0 0,0 0-1,0 0 1,-1 0 0,1 0-1,0 0 1,0 0 0,-1 0 0,1 0-1,-1 0 1,1 0-47,0 0 1,0-1-1,0 1 1,-1 0-1,1 0 0,0-1 1,0 1-1,0 0 1,0-1-1,0 1 0,-1 0 1,1-1-1,0 1 1,0 0-1,0-1 1,0 1-1,0 0 0,0-1 1,0 1-1,0 0 1,0-1-1,1 1 0,-1 0 1,0-1-1,0 1 1,6-11-3492</inkml:trace>
   <inkml:trace contextRef="#ctx0" brushRef="#br0" timeOffset="2019.08">929 446 22143,'-33'16'0,"33"-15"11,-1-1-1,1 0 1,-1 0 0,1 0-1,0 1 1,-1-1-1,1 0 1,-1 0-1,1 0 1,0 0 0,-1 0-1,1 0 1,-1 0-1,1 0 1,0 0 0,-1 0-1,1 0 1,-1 0-1,1 0 1,-1 0-1,1 0 1,0-1 0,-1 1-1,1 0 1,0 0-1,-1 0 1,1-1-1,0 1 1,-1 0 0,1 0-1,0-1 1,-1 1-1,1 0 1,0-1-1,0 1 1,-1 0 0,1-1-1,0 1 1,0-1-1,0 1 1,-1 0-1,1-1 1,0 1 0,0-1-1,0 1 1,0-1 8,-1 0 1,1 0-1,0 0 0,-1 1 1,1-1-1,-1 0 1,1 0-1,-1 1 0,1-1 1,-1 0-1,0 1 1,1-1-1,-1 1 0,0-1 1,1 1-1,-1-1 1,0 1-1,0 0 1,-1-1-1,0 0-9,-1 1 1,0 0-1,0 0 1,1 0-1,-1 1 1,0-1-1,1 1 1,-1-1-1,0 1 1,1 0-1,-1 0 1,1 0-1,-1 0 1,1 1-1,-1-1 0,1 1 1,0-1-1,0 1 1,0 0-1,0 0 1,0 0-1,0 0 1,0 0-1,1 0 1,-1 0-1,-1 5 1,-2-1 16,2 1 1,-1 0 0,1 0 0,0 0 0,0 0 0,1 1 0,0-1-1,-1 10 1,0 1 13,2-15-11,0 1 0,1 0 0,-1 0-1,1 0 1,0 0 0,0 7 0,1-10-26,-1-1 0,0 1 0,1 0 0,-1 0 0,1 0 0,-1 0 0,1 0 0,-1-1 0,1 1 1,-1 0-1,1-1 0,0 1 0,-1 0 0,1-1 0,0 1 0,0 0 0,-1-1 0,1 0 0,0 1 0,0-1 0,0 1 0,0-1 1,0 0-1,0 0 0,0 1 0,0-1 0,-1 0 0,1 0 0,0 0 0,0 0 0,0 0 0,2 0 0,9-1-4,1-1 0,-1 0 0,0 0 0,0-1 0,0-1 0,0 0 0,0-1 0,-1 0 0,0-1 0,16-9 0,-26 13 13,1 0 0,0-1-1,-1 1 1,1 0 0,-1 0 0,0-1-1,1 1 1,-1-1 0,-1 1-1,1-1 1,0 0 0,0-3 0,5-34 184,-6 37-150,0 2-29,-1 0 0,1 0-1,0 0 1,0 0 0,0 0 0,0 0-1,0 0 1,0 0 0,0 0-1,0 0 1,1 1 0,-1-1 0,0 0-1,0 0 1,1 0 0,-1 0-1,0 0 1,2-1 0,-11 39 3,9-24-21,0 0 0,4 23 0,0-4 0,-4-29 0,1 0 0,-1 0 0,0 0 0,0-1 0,0 1 0,-1 0 0,1 0 0,-1 0 0,1 0 0,-1-1 0,0 1 0,0 0 0,0 0 0,0-1 0,-1 1 0,-1 2 0,2-4-5,1-1-1,0 0 1,0 0-1,0 0 0,0 0 1,0 0-1,0 0 1,0 0-1,0 0 1,0 0-1,0 1 0,-1-1 1,1 0-1,0 0 1,0 0-1,0 0 1,0 0-1,0 0 1,0 0-1,0 0 0,-1 0 1,1 0-1,0 0 1,0 0-1,0 0 1,0 0-1,0 0 1,0 0-1,-1 0 0,1 0 1,0 0-1,0 0 1,0 0-1,0 0 1,0 0-1,0 0 0,-1 0 1,1 0-1,0 0 1,0-1-1,0 1 1,0 0-1,0 0 1,0 0-1,0 0 0,0 0 1,-1 0-1,1 0 1,0 0-1,0 0 1,0-1-1,0 1 0,0 0 1,0 0-1,0 0 1,0 0-1,0 0 1,0 0-1,0-1 1,0 1-1,0 0 0,0 0 1,0 0-1,0 0 1,0 0-1,0 0 1,0-1-1,0 1 0,0 0 1,4-11-992,37-26-4657,-27 23-6377</inkml:trace>
   <inkml:trace contextRef="#ctx0" brushRef="#br0" timeOffset="2554.9">1156 71 23295,'0'0'256,"-4"6"-128,-4 8-22,0 0 0,1 1 1,1 0-1,1 0 0,0 0 0,-5 26 0,-10 108 477,7-38-351,7-70-179,-2 69 0,8-109-57,0 0 1,0 0-1,0 1 0,0-1 1,0 0-1,0 0 0,0 0 0,1 1 1,-1-1-1,0 0 0,1 0 0,-1 0 1,1 2-1,0-3-15,-1 0 1,0 0-1,0 0 1,1 0-1,-1 0 0,0 0 1,0 0-1,1 0 1,-1 0-1,0 0 0,0 0 1,1 0-1,-1 0 1,0 0-1,0 0 0,1 0 1,-1 0-1,0 0 1,0 0-1,1 0 1,-1 0-1,0 0 0,0-1 1,1 1-1,-1 0 1,0 0-1,0 0 0,0 0 1,1-1-1,-1 1 1,0 0-1,0 0 0,0 0 1,0-1-1,1 1 1,18-31-4094,-16 26 2673,12-22-11232</inkml:trace>
   <inkml:trace contextRef="#ctx0" brushRef="#br0" timeOffset="2950.6">1291 169 22911,'0'40'0,"-3"86"0,-1-80 5,0-3-29,-14 71 1,14-100-128,-1 1-380,4-4-3289</inkml:trace>
@@ -4941,7 +4936,7 @@
   <inkml:trace contextRef="#ctx0" brushRef="#br0" timeOffset="2202.03">854 145 22015,'-14'26'150,"14"-24"-44,0-1 0,1 1 1,-1 0-1,0-1 0,1 1 1,0-1-1,-1 1 0,1-1 1,0 1-1,0-1 0,0 1 1,0-1-1,0 0 0,0 1 1,0-1-1,0 0 0,2 2 1,9 12 27,-12-11-80,0-1 1,0 0-1,0 1 1,0-1-1,-1 0 1,1 0-1,-1 1 1,0-1-1,0 0 1,-2 4 0,-4 20 518,3 11-417,1 0 1,4 70-1,1-82-156,-1-14-40,0 1 1,0 0-1,1-1 1,0 1-1,1-1 0,10 24 1,-7-26-439,-1-38-21806,-2-31 21004,-3 27 640</inkml:trace>
   <inkml:trace contextRef="#ctx0" brushRef="#br0" timeOffset="2996.06">848 162 19711,'-1'11'104,"1"-9"-46,0 0 0,0 0 0,-1 0 0,1 0 0,0 0 0,-1 0-1,0 0 1,1 0 0,-3 3 0,3-5 45,0-1 0,0 0-1,-1 1 1,1-1 0,0 1 0,0-1-1,0 0 1,-1 1 0,1-1 0,0 0-1,-1 1 1,1-1 0,-1 1 0,1-1-1,0 1 1,-1-1 0,1 1 0,-1-1 0,0 1-1,1 0 1,-1-1 0,1 1 0,-1 0-1,1-1 1,-2 1 0,-3-4 513,16 5-341,4 1-49,0-1 0,0-1 1,24-1-1,-27 0-191,0 0 0,0 1 1,-1 0-1,1 1 0,0 1 0,19 4 1,-29-5-6,0 0 0,1 1 0,-1-1 0,0 0 1,0 1-1,0 0 0,0-1 0,-1 1 0,1 0 1,0 0-1,-1 0 0,1 0 0,-1 0 0,0 0 1,0 0-1,0 1 0,0-1 0,0 0 1,0 1-1,-1-1 0,1 1 0,-1-1 0,1 1 1,-1-1-1,0 1 0,0-1 0,0 4 0,0 1 14,-1 0-1,1 1 1,-1-1-1,-1 0 1,1 0-1,-1 0 1,-1 0-1,-3 9 1,5-14-41,-3 7 24,-1 0 1,1 0-1,-1-1 1,-1 0-1,0 0 0,0 0 1,0-1-1,-1 0 1,-14 12-1,21-19-26,0 0-1,0 0 1,1 0 0,-1 0-1,0 0 1,0 0 0,1 1-1,-1-1 1,0 0 0,0 0-1,0 0 1,0 0 0,1 0-1,-1 0 1,0 0-1,0 1 1,0-1 0,0 0-1,1 0 1,-1 0 0,0 0-1,0 1 1,0-1 0,0 0-1,0 0 1,0 0 0,0 1-1,1-1 1,-1 0-1,0 0 1,0 0 0,0 1-1,0-1 1,0 0 0,0 0-1,0 0 1,0 1 0,0-1-1,0 0 1,0 0 0,0 1-1,-1-1 1,1 0-1,0 0 1,0 0 0,0 1-1,0-1 1,0 0 0,0 0-1,0 0 1,-1 0 0,1 1-1,0-1 1,0 0 0,0 0-1,0 0 1,-1 0-1,1 0 1,0 1 0,0-1-1,0 0 1,0 0 0,-1 0-1,1 0 1,0 0 0,0 0-1,-1 0 1,24 4 68,-15-3-54,-5 0-27,0 1 0,-1-1 0,1 1-1,0-1 1,-1 1 0,1 0 0,-1 0-1,0 0 1,1 1 0,-1-1 0,0 0 0,0 1-1,-1 0 1,1-1 0,0 1 0,-1 0-1,0 0 1,0 0 0,0-1 0,0 2 0,0-1-1,0 0 1,0 5 0,0 1-29,0 0 1,0 0-1,-1-1 0,0 1 1,-1 0-1,0 0 0,-2 10 1,2-15 59,0-1 1,0 0 0,0 1 0,0-1-1,-1 0 1,1 0 0,-1 0 0,0 0-1,0 0 1,0-1 0,0 1 0,0 0-1,-1-1 1,1 0 0,-1 1 0,0-1-1,1 0 1,-1 0 0,0-1 0,0 1-1,0-1 1,-6 3 0,-3-2-9,1 1 0,-1-2 0,0 1 0,1-2 0,-16 0 0,16 0-275,32 0-16653,-4-1 10517</inkml:trace>
   <inkml:trace contextRef="#ctx0" brushRef="#br0" timeOffset="4095.31">1305 340 19967,'24'-13'281,"-24"13"-270,0 0 1,0 0-1,0 0 1,0 0-1,0 0 1,0 0-1,0 0 1,0 0-1,0 0 0,0 0 1,0 0-1,0 0 1,0 0-1,-1 0 1,1 1-1,0-1 1,0 0-1,0 0 1,0 0-1,0 0 1,0 0-1,0 0 1,0 0-1,0 0 1,0-1-1,0 1 0,-1 0 1,1 0-1,0 0 1,0 0-1,0 0 1,0 0-1,0 0 1,0 0-1,0 0 1,0 0-1,0 0 1,0 0-1,0 0 1,0 0-1,0 0 0,0 0 1,0 0-1,-1 0 1,1 0-1,0 0 1,0-1-1,0 1 1,0 0-1,0 0 1,0 0-1,0 0 1,0 0-1,0 0 1,0 0-1,0 0 1,0 0-1,0 0 0,0 0 1,0-1-1,0 1 1,0 0-1,0 0 1,0 0-1,0 0 1,0 0-1,0 0 1,1 0-1,-1 0 1,-19 3 1422,11-2-1147,5 0-60,1-1-1,-1 0 1,1 1 0,-1-1 0,1 1-1,-1 0 1,1 0 0,0 0-1,-1 0 1,1 0 0,-3 3 618,5-2-801,1 0 0,0-1 0,-1 1 0,1 0 0,0 0 0,0-1 0,0 1 0,0 0 0,0-1 0,1 1 0,-1-1 0,0 1 0,1-1 0,-1 0 0,1 0 0,-1 1 0,1-1 0,3 1 0,35 18 196,-39-19-164,6 1-22,-1 0 0,1 0 0,0-1 0,-1 0 0,14 1 0,-15-2-32,-1 0 1,1 0-1,-1 0 1,1 1 0,-1 0-1,1 0 1,-1 0-1,1 1 1,-1-1 0,0 1-1,0 0 1,0 0 0,4 4-1,-7-6-14,-1 0 0,0 0 0,0 0 0,0 1 0,0-1 0,1 0 0,-1 0 0,0 0 0,0 1 0,1-1 0,-1 0 0,0 0 0,0 0 0,1 0 0,-1 0 0,0 0 0,0 0 0,1 0 0,-1 1 0,0-1 0,0 0 0,1 0 0,-1 0 0,0 0 0,1 0 0,-1 0 0,0-1-1,0 1 1,1 0 0,-1 0 0,0 0 0,1 0 8,0 0-1,0 0 0,0-1 0,-1 1 0,1 0 0,0 0 0,0 0 1,0 1-1,0-1 0,-1 0 0,1 0 0,0 0 0,0 1 0,-1-1 1,1 0-1,0 1 0,0-1 0,-1 0 0,1 1 0,0-1 0,-1 1 1,1-1-1,1 2 0,-2-2-250</inkml:trace>
-  <inkml:trace contextRef="#ctx0" brushRef="#br0" timeOffset="5179.43">1789 35 21759,'-11'29'150,"6"-21"128,5-9 106,3-1-17,1 10-138,-4-4-153,0 0 0,0 0-1,0 0 1,-1 0-1,0 0 1,1 0 0,-1 0-1,-3 8 1,-3 11 417,-4 96 142,3-28-396,5-68-119,0-1-1,2 1 1,1-1-1,5 42 1,2-10-56,-7-54-60,0 1 0,0-1 1,0 0-1,1 0 1,-1 0-1,0 0 1,0 0-1,0 1 1,0-1-1,1 0 1,-1 0-1,0 0 1,0 0-1,0 0 1,1 0-1,-1 0 1,0 0-1,0 0 0,1 1 1,-1-1-1,0 0 1,0 0-1,0 0 1,1 0-1,-1 0 1,0-1-1,0 1 1,1 0-1,-1 0 1,0 0-1,0 0 1,0 0-1,1 0 1,-1 0-1,0 0 0,0 0 1,0 0-1,1-1 1,-1 1-1,0 0 1,0 0-1,0 0 1,0 0-1,0-1 1,1 1-1,-1 0 1,0 0-1,0 0 1,0-1-1,12-8 29,11-15 3,-1 0 1,-1-1-1,-1-2 1,-1 0-1,-2-1 1,16-32 0,-24 40 20,-2 0 1,0 0 0,6-30 0,3-11-33,-12 51-8,1 0 1,-1 0 0,2 1 0,-1 0 0,14-16 0,-10 13-11,-1-1 0,9-14 0,-45 126 505,18-67-491,2 1 0,1 0 1,1 1-1,-2 63 0,15-8-234,-7-87 177,0-1-1,1 0 1,-1 0 0,1 0 0,-1 0 0,1 1 0,-1-1-1,1 0 1,-1 0 0,1 0 0,0 0 0,0 0 0,0 0-1,-1-1 1,1 1 0,0 0 0,0 0 0,0 0 0,0-1-1,0 1 1,1-1 0,-1 1 0,0-1 0,2 1 0,3 2-3037</inkml:trace>
+  <inkml:trace contextRef="#ctx0" brushRef="#br0" timeOffset="5179.42">1789 35 21759,'-11'29'150,"6"-21"128,5-9 106,3-1-17,1 10-138,-4-4-153,0 0 0,0 0-1,0 0 1,-1 0-1,0 0 1,1 0 0,-1 0-1,-3 8 1,-3 11 417,-4 96 142,3-28-396,5-68-119,0-1-1,2 1 1,1-1-1,5 42 1,2-10-56,-7-54-60,0 1 0,0-1 1,0 0-1,1 0 1,-1 0-1,0 0 1,0 0-1,0 1 1,0-1-1,1 0 1,-1 0-1,0 0 1,0 0-1,0 0 1,1 0-1,-1 0 1,0 0-1,0 0 0,1 1 1,-1-1-1,0 0 1,0 0-1,0 0 1,1 0-1,-1 0 1,0-1-1,0 1 1,1 0-1,-1 0 1,0 0-1,0 0 1,0 0-1,1 0 1,-1 0-1,0 0 0,0 0 1,0 0-1,1-1 1,-1 1-1,0 0 1,0 0-1,0 0 1,0 0-1,0-1 1,1 1-1,-1 0 1,0 0-1,0 0 1,0-1-1,12-8 29,11-15 3,-1 0 1,-1-1-1,-1-2 1,-1 0-1,-2-1 1,16-32 0,-24 40 20,-2 0 1,0 0 0,6-30 0,3-11-33,-12 51-8,1 0 1,-1 0 0,2 1 0,-1 0 0,14-16 0,-10 13-11,-1-1 0,9-14 0,-45 126 505,18-67-491,2 1 0,1 0 1,1 1-1,-2 63 0,15-8-234,-7-87 177,0-1-1,1 0 1,-1 0 0,1 0 0,-1 0 0,1 1 0,-1-1-1,1 0 1,-1 0 0,1 0 0,0 0 0,0 0 0,0 0-1,-1-1 1,1 1 0,0 0 0,0 0 0,0 0 0,0-1-1,0 1 1,1-1 0,-1 1 0,0-1 0,2 1 0,3 2-3037</inkml:trace>
   <inkml:trace contextRef="#ctx0" brushRef="#br0" timeOffset="6191.62">2171 0 21887,'-7'54'640,"3"-38"1765,-3-1-1994,2-2-178,2 0-1,-1 0 1,-1 26-1,0-8-159,-2 5-16,3 0 0,-2 69 0,6-86 9,-6 34 1,4-39-17,0 1 0,1-1 0,0 1 0,2 16 1,-1-30-51,0 0 0,1 0 0,-1 0 1,0 0-1,0 0 0,1 0 0,-1 0 1,1-1-1,-1 1 0,0 0 1,1 0-1,0 0 0,-1 0 0,1-1 1,-1 1-1,1 0 0,0 0 1,1 0-1,4-2-17,-1-11 7,-2-4 10,2 0 0,-1 0 0,2 1 0,0-1 0,1 1 0,17-26 0,-20 34 0,-3 4 6,1 0-1,-1-1 1,0 1-1,-1 0 0,1-1 1,0-4-1,-1 6-1,0 0-1,0 0 0,0 1 1,0-1-1,0 0 0,1 0 1,-1 0-1,0 1 0,1-1 1,0 0-1,-1 1 0,1-1 1,0 0-1,0 1 0,0-1 1,0 1-1,0-1 0,0 1 1,0 0-1,1-1 0,-1 1 1,0 0-1,1 0 0,-1 0 1,1 0-1,2-1 0,-2 1 4,-1 1 0,1 0 0,-1 0-1,0 0 1,1 0 0,-1 1 0,1-1 0,-1 0-1,1 1 1,-1-1 0,0 1 0,1-1 0,-1 1-1,0-1 1,0 1 0,1 0 0,-1 0 0,0 0-1,0 0 1,0 0 0,0 0 0,0 0 0,0 0-1,0 0 1,0 0 0,0 0 0,-1 1 0,2 1 0,1 3 51,0 0 1,0 0 0,-1 0-1,4 13 1,6 72 499,-9-56-455,-2-33-172,-1-1 0,0 0 1,1 1-1,-1-1 0,1 0 0,-1 1 0,1-1 0,0 0 1,-1 0-1,1 0 0,0 0 0,0 1 0,0-1 0,0 0 0,0-1 1,0 1-1,0 0 0,0 0 0,0 0 0,0-1 0,2 2 1,3-25-15420,-2 13 7915</inkml:trace>
   <inkml:trace contextRef="#ctx0" brushRef="#br0" timeOffset="6848.54">2389 297 22015,'-2'9'444,"0"-1"1,1 1-1,0 0 0,0-1 0,1 1 0,0 0 0,2 13 0,-1 22-157,-2-37-193,1-1-1,0 1 0,0 0 1,1 0-1,0-1 0,0 1 1,3 9-1,7-42 206,-7 11-163,-2 7-75,1-1-1,-1 0 0,2 1 0,-1 0 0,1 0 1,0 0-1,6-8 0,-3 7-51,0 1 0,1 0 1,0 0-1,0 1 0,1 0 0,0 0 0,0 1 0,1 0 0,0 1 1,0 0-1,0 1 0,0-1 0,22-4 0,-31 9 6,0 0-2,0 0 0,0 0 1,0-1-1,0 1 1,-1 0-1,1 0 1,0-1-1,0 1 0,0-1 1,0 1-1,0 0 1,-1-1-1,1 0 0,0 1 1,-1-1-1,1 1 1,1-3-1,-1 0-333</inkml:trace>
 </inkml:ink>

--- a/Python_Raspberry/Schaltpläne_QR-Codes.docx
+++ b/Python_Raspberry/Schaltpläne_QR-Codes.docx
@@ -1,6 +1,6 @@
 
 <file path=word/document.xml><?xml version="1.0" encoding="utf-8"?>
-<w:document xmlns:wpc="http://schemas.microsoft.com/office/word/2010/wordprocessingCanvas" xmlns:cx="http://schemas.microsoft.com/office/drawing/2014/chartex" xmlns:cx1="http://schemas.microsoft.com/office/drawing/2015/9/8/chartex" xmlns:cx2="http://schemas.microsoft.com/office/drawing/2015/10/21/chartex" xmlns:cx3="http://schemas.microsoft.com/office/drawing/2016/5/9/chartex" xmlns:cx4="http://schemas.microsoft.com/office/drawing/2016/5/10/chartex" xmlns:cx5="http://schemas.microsoft.com/office/drawing/2016/5/11/chartex" xmlns:cx6="http://schemas.microsoft.com/office/drawing/2016/5/12/chartex" xmlns:cx7="http://schemas.microsoft.com/office/drawing/2016/5/13/chartex" xmlns:cx8="http://schemas.microsoft.com/office/drawing/2016/5/14/chartex" xmlns:mc="http://schemas.openxmlformats.org/markup-compatibility/2006" xmlns:aink="http://schemas.microsoft.com/office/drawing/2016/ink" xmlns:am3d="http://schemas.microsoft.com/office/drawing/2017/model3d" xmlns:o="urn:schemas-microsoft-com:office:office" xmlns:oel="http://schemas.microsoft.com/office/2019/extlst" xmlns:r="http://schemas.openxmlformats.org/officeDocument/2006/relationships" xmlns:m="http://schemas.openxmlformats.org/officeDocument/2006/math" xmlns:v="urn:schemas-microsoft-com:vml" xmlns:wp14="http://schemas.microsoft.com/office/word/2010/wordprocessingDrawing" xmlns:wp="http://schemas.openxmlformats.org/drawingml/2006/wordprocessingDrawing" xmlns:w10="urn:schemas-microsoft-com:office:word" xmlns:w="http://schemas.openxmlformats.org/wordprocessingml/2006/main" xmlns:w14="http://schemas.microsoft.com/office/word/2010/wordml" xmlns:w15="http://schemas.microsoft.com/office/word/2012/wordml" xmlns:w16cex="http://schemas.microsoft.com/office/word/2018/wordml/cex" xmlns:w16cid="http://schemas.microsoft.com/office/word/2016/wordml/cid" xmlns:w16="http://schemas.microsoft.com/office/word/2018/wordml" xmlns:w16du="http://schemas.microsoft.com/office/word/2023/wordml/word16du" xmlns:w16sdtdh="http://schemas.microsoft.com/office/word/2020/wordml/sdtdatahash" xmlns:w16sdtfl="http://schemas.microsoft.com/office/word/2024/wordml/sdtformatlock" xmlns:w16se="http://schemas.microsoft.com/office/word/2015/wordml/symex" xmlns:wpg="http://schemas.microsoft.com/office/word/2010/wordprocessingGroup" xmlns:wpi="http://schemas.microsoft.com/office/word/2010/wordprocessingInk" xmlns:wne="http://schemas.microsoft.com/office/word/2006/wordml" xmlns:wps="http://schemas.microsoft.com/office/word/2010/wordprocessingShape" mc:Ignorable="w14 w15 w16se w16cid w16 w16cex w16sdtdh w16sdtfl w16du wp14">
+<w:document xmlns:wpc="http://schemas.microsoft.com/office/word/2010/wordprocessingCanvas" xmlns:cx="http://schemas.microsoft.com/office/drawing/2014/chartex" xmlns:cx1="http://schemas.microsoft.com/office/drawing/2015/9/8/chartex" xmlns:cx2="http://schemas.microsoft.com/office/drawing/2015/10/21/chartex" xmlns:cx3="http://schemas.microsoft.com/office/drawing/2016/5/9/chartex" xmlns:cx4="http://schemas.microsoft.com/office/drawing/2016/5/10/chartex" xmlns:cx5="http://schemas.microsoft.com/office/drawing/2016/5/11/chartex" xmlns:cx6="http://schemas.microsoft.com/office/drawing/2016/5/12/chartex" xmlns:cx7="http://schemas.microsoft.com/office/drawing/2016/5/13/chartex" xmlns:cx8="http://schemas.microsoft.com/office/drawing/2016/5/14/chartex" xmlns:mc="http://schemas.openxmlformats.org/markup-compatibility/2006" xmlns:aink="http://schemas.microsoft.com/office/drawing/2016/ink" xmlns:am3d="http://schemas.microsoft.com/office/drawing/2017/model3d" xmlns:o="urn:schemas-microsoft-com:office:office" xmlns:oel="http://schemas.microsoft.com/office/2019/extlst" xmlns:r="http://schemas.openxmlformats.org/officeDocument/2006/relationships" xmlns:m="http://schemas.openxmlformats.org/officeDocument/2006/math" xmlns:v="urn:schemas-microsoft-com:vml" xmlns:wp14="http://schemas.microsoft.com/office/word/2010/wordprocessingDrawing" xmlns:wp="http://schemas.openxmlformats.org/drawingml/2006/wordprocessingDrawing" xmlns:w10="urn:schemas-microsoft-com:office:word" xmlns:w="http://schemas.openxmlformats.org/wordprocessingml/2006/main" xmlns:w14="http://schemas.microsoft.com/office/word/2010/wordml" xmlns:w15="http://schemas.microsoft.com/office/word/2012/wordml" xmlns:w16cei="http://schemas.microsoft.com/office/word/2026/wordml/cei" xmlns:w16cex="http://schemas.microsoft.com/office/word/2018/wordml/cex" xmlns:w16cid="http://schemas.microsoft.com/office/word/2016/wordml/cid" xmlns:w16="http://schemas.microsoft.com/office/word/2018/wordml" xmlns:w16du="http://schemas.microsoft.com/office/word/2023/wordml/word16du" xmlns:w16sdtdh="http://schemas.microsoft.com/office/word/2020/wordml/sdtdatahash" xmlns:w16sdtfl="http://schemas.microsoft.com/office/word/2024/wordml/sdtformatlock" xmlns:w16se="http://schemas.microsoft.com/office/word/2015/wordml/symex" xmlns:wpg="http://schemas.microsoft.com/office/word/2010/wordprocessingGroup" xmlns:wpi="http://schemas.microsoft.com/office/word/2010/wordprocessingInk" xmlns:wne="http://schemas.microsoft.com/office/word/2006/wordml" xmlns:wps="http://schemas.microsoft.com/office/word/2010/wordprocessingShape" mc:Ignorable="w14 w15 w16se w16cid w16 w16cex w16sdtdh w16sdtfl w16du wp14">
   <w:body>
     <w:p>
       <w:pPr>
@@ -56,7 +56,7 @@
                     <pic:cNvPicPr/>
                   </pic:nvPicPr>
                   <pic:blipFill>
-                    <a:blip r:embed="rId4"/>
+                    <a:blip r:embed="rId6"/>
                     <a:stretch>
                       <a:fillRect/>
                     </a:stretch>
@@ -101,7 +101,7 @@
       <w:pPr>
         <w:jc w:val="center"/>
       </w:pPr>
-      <w:hyperlink r:id="rId5" w:history="1">
+      <w:hyperlink r:id="rId7" w:history="1">
         <w:r>
           <w:rPr>
             <w:rStyle w:val="Hyperlink"/>
@@ -139,7 +139,7 @@
                     <pic:cNvPicPr/>
                   </pic:nvPicPr>
                   <pic:blipFill>
-                    <a:blip r:embed="rId6"/>
+                    <a:blip r:embed="rId8"/>
                     <a:stretch>
                       <a:fillRect/>
                     </a:stretch>
@@ -193,7 +193,7 @@
       <w:pPr>
         <w:jc w:val="center"/>
       </w:pPr>
-      <w:hyperlink r:id="rId7" w:history="1">
+      <w:hyperlink r:id="rId9" w:history="1">
         <w:r>
           <w:rPr>
             <w:rStyle w:val="Hyperlink"/>
@@ -231,7 +231,7 @@
                     <pic:cNvPicPr/>
                   </pic:nvPicPr>
                   <pic:blipFill>
-                    <a:blip r:embed="rId8"/>
+                    <a:blip r:embed="rId10"/>
                     <a:stretch>
                       <a:fillRect/>
                     </a:stretch>
@@ -285,7 +285,7 @@
       <w:pPr>
         <w:jc w:val="center"/>
       </w:pPr>
-      <w:hyperlink r:id="rId9" w:history="1">
+      <w:hyperlink r:id="rId11" w:history="1">
         <w:r>
           <w:rPr>
             <w:rStyle w:val="Hyperlink"/>
@@ -324,7 +324,7 @@
                     <pic:cNvPicPr/>
                   </pic:nvPicPr>
                   <pic:blipFill>
-                    <a:blip r:embed="rId10"/>
+                    <a:blip r:embed="rId12"/>
                     <a:stretch>
                       <a:fillRect/>
                     </a:stretch>
@@ -378,7 +378,7 @@
       <w:pPr>
         <w:jc w:val="center"/>
       </w:pPr>
-      <w:hyperlink r:id="rId11" w:history="1">
+      <w:hyperlink r:id="rId13" w:history="1">
         <w:r>
           <w:rPr>
             <w:rStyle w:val="Hyperlink"/>
@@ -411,7 +411,7 @@
                     <pic:cNvPicPr/>
                   </pic:nvPicPr>
                   <pic:blipFill>
-                    <a:blip r:embed="rId12"/>
+                    <a:blip r:embed="rId14"/>
                     <a:stretch>
                       <a:fillRect/>
                     </a:stretch>
@@ -465,7 +465,7 @@
       <w:pPr>
         <w:jc w:val="center"/>
       </w:pPr>
-      <w:hyperlink r:id="rId13" w:history="1">
+      <w:hyperlink r:id="rId15" w:history="1">
         <w:r>
           <w:rPr>
             <w:rStyle w:val="Hyperlink"/>
@@ -529,7 +529,7 @@
                     <pic:cNvPicPr/>
                   </pic:nvPicPr>
                   <pic:blipFill rotWithShape="1">
-                    <a:blip r:embed="rId14"/>
+                    <a:blip r:embed="rId16"/>
                     <a:srcRect t="-1" b="775"/>
                     <a:stretch>
                       <a:fillRect/>
@@ -580,6 +580,115 @@
         <mc:AlternateContent>
           <mc:Choice Requires="wpi">
             <w:drawing>
+              <wp:anchor distT="0" distB="0" distL="114300" distR="114300" simplePos="0" relativeHeight="251987968" behindDoc="0" locked="0" layoutInCell="1" allowOverlap="1" wp14:anchorId="2441FB87" wp14:editId="4BFF9BDA">
+                <wp:simplePos x="0" y="0"/>
+                <wp:positionH relativeFrom="column">
+                  <wp:posOffset>4839970</wp:posOffset>
+                </wp:positionH>
+                <wp:positionV relativeFrom="paragraph">
+                  <wp:posOffset>3295015</wp:posOffset>
+                </wp:positionV>
+                <wp:extent cx="1371930" cy="657225"/>
+                <wp:effectExtent l="38100" t="57150" r="0" b="47625"/>
+                <wp:wrapNone/>
+                <wp:docPr id="1037565066" name="Freihand 15"/>
+                <wp:cNvGraphicFramePr/>
+                <a:graphic xmlns:a="http://schemas.openxmlformats.org/drawingml/2006/main">
+                  <a:graphicData uri="http://schemas.microsoft.com/office/word/2010/wordprocessingInk">
+                    <w14:contentPart bwMode="auto" r:id="rId17">
+                      <w14:nvContentPartPr>
+                        <w14:cNvContentPartPr/>
+                      </w14:nvContentPartPr>
+                      <w14:xfrm>
+                        <a:off x="0" y="0"/>
+                        <a:ext cx="1371930" cy="657225"/>
+                      </w14:xfrm>
+                    </w14:contentPart>
+                  </a:graphicData>
+                </a:graphic>
+              </wp:anchor>
+            </w:drawing>
+          </mc:Choice>
+          <mc:Fallback>
+            <w:pict>
+              <v:shapetype w14:anchorId="1FF6A49C" id="_x0000_t75" coordsize="21600,21600" o:spt="75" o:preferrelative="t" path="m@4@5l@4@11@9@11@9@5xe" filled="f" stroked="f">
+                <v:stroke joinstyle="miter"/>
+                <v:formulas>
+                  <v:f eqn="if lineDrawn pixelLineWidth 0"/>
+                  <v:f eqn="sum @0 1 0"/>
+                  <v:f eqn="sum 0 0 @1"/>
+                  <v:f eqn="prod @2 1 2"/>
+                  <v:f eqn="prod @3 21600 pixelWidth"/>
+                  <v:f eqn="prod @3 21600 pixelHeight"/>
+                  <v:f eqn="sum @0 0 1"/>
+                  <v:f eqn="prod @6 1 2"/>
+                  <v:f eqn="prod @7 21600 pixelWidth"/>
+                  <v:f eqn="sum @8 21600 0"/>
+                  <v:f eqn="prod @7 21600 pixelHeight"/>
+                  <v:f eqn="sum @10 21600 0"/>
+                </v:formulas>
+                <v:path o:extrusionok="f" gradientshapeok="t" o:connecttype="rect"/>
+                <o:lock v:ext="edit" aspectratio="t"/>
+              </v:shapetype>
+              <v:shape id="Freihand 15" o:spid="_x0000_s1026" type="#_x0000_t75" style="position:absolute;margin-left:380.4pt;margin-top:258.75pt;width:109.45pt;height:53.15pt;z-index:251987968;visibility:visible;mso-wrap-style:square;mso-wrap-distance-left:9pt;mso-wrap-distance-top:0;mso-wrap-distance-right:9pt;mso-wrap-distance-bottom:0;mso-position-horizontal:absolute;mso-position-horizontal-relative:text;mso-position-vertical:absolute;mso-position-vertical-relative:text" o:gfxdata="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">
+                <v:imagedata r:id="rId18" o:title=""/>
+              </v:shape>
+            </w:pict>
+          </mc:Fallback>
+        </mc:AlternateContent>
+      </w:r>
+      <w:r>
+        <w:rPr>
+          <w:noProof/>
+        </w:rPr>
+        <mc:AlternateContent>
+          <mc:Choice Requires="wpi">
+            <w:drawing>
+              <wp:anchor distT="0" distB="0" distL="114300" distR="114300" simplePos="0" relativeHeight="251973632" behindDoc="0" locked="0" layoutInCell="1" allowOverlap="1" wp14:anchorId="6A90C577" wp14:editId="30D7210A">
+                <wp:simplePos x="0" y="0"/>
+                <wp:positionH relativeFrom="column">
+                  <wp:posOffset>4398297</wp:posOffset>
+                </wp:positionH>
+                <wp:positionV relativeFrom="paragraph">
+                  <wp:posOffset>3948913</wp:posOffset>
+                </wp:positionV>
+                <wp:extent cx="442800" cy="21240"/>
+                <wp:effectExtent l="95250" t="152400" r="109855" b="150495"/>
+                <wp:wrapNone/>
+                <wp:docPr id="540420276" name="Freihand 1"/>
+                <wp:cNvGraphicFramePr/>
+                <a:graphic xmlns:a="http://schemas.openxmlformats.org/drawingml/2006/main">
+                  <a:graphicData uri="http://schemas.microsoft.com/office/word/2010/wordprocessingInk">
+                    <w14:contentPart bwMode="auto" r:id="rId19">
+                      <w14:nvContentPartPr>
+                        <w14:cNvContentPartPr/>
+                      </w14:nvContentPartPr>
+                      <w14:xfrm>
+                        <a:off x="0" y="0"/>
+                        <a:ext cx="442800" cy="21240"/>
+                      </w14:xfrm>
+                    </w14:contentPart>
+                  </a:graphicData>
+                </a:graphic>
+              </wp:anchor>
+            </w:drawing>
+          </mc:Choice>
+          <mc:Fallback>
+            <w:pict>
+              <v:shape w14:anchorId="21F78918" id="Freihand 1" o:spid="_x0000_s1026" type="#_x0000_t75" style="position:absolute;margin-left:342.05pt;margin-top:302.45pt;width:43.35pt;height:18.65pt;z-index:251973632;visibility:visible;mso-wrap-style:square;mso-wrap-distance-left:9pt;mso-wrap-distance-top:0;mso-wrap-distance-right:9pt;mso-wrap-distance-bottom:0;mso-position-horizontal:absolute;mso-position-horizontal-relative:text;mso-position-vertical:absolute;mso-position-vertical-relative:text" o:gfxdata="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">
+                <v:imagedata r:id="rId20" o:title=""/>
+              </v:shape>
+            </w:pict>
+          </mc:Fallback>
+        </mc:AlternateContent>
+      </w:r>
+      <w:r>
+        <w:rPr>
+          <w:noProof/>
+        </w:rPr>
+        <mc:AlternateContent>
+          <mc:Choice Requires="wpi">
+            <w:drawing>
               <wp:anchor distT="0" distB="0" distL="114300" distR="114300" simplePos="0" relativeHeight="251972608" behindDoc="0" locked="0" layoutInCell="1" allowOverlap="1" wp14:anchorId="2D97B971" wp14:editId="6AD33BED">
                 <wp:simplePos x="0" y="0"/>
                 <wp:positionH relativeFrom="column">
@@ -595,7 +704,7 @@
                 <wp:cNvGraphicFramePr/>
                 <a:graphic xmlns:a="http://schemas.openxmlformats.org/drawingml/2006/main">
                   <a:graphicData uri="http://schemas.microsoft.com/office/word/2010/wordprocessingInk">
-                    <w14:contentPart bwMode="auto" r:id="rId15">
+                    <w14:contentPart bwMode="auto" r:id="rId21">
                       <w14:nvContentPartPr>
                         <w14:cNvContentPartPr/>
                       </w14:nvContentPartPr>
@@ -631,7 +740,7 @@
                 <o:lock v:ext="edit" aspectratio="t"/>
               </v:shapetype>
               <v:shape id="Freihand 52" o:spid="_x0000_s1026" type="#_x0000_t75" style="position:absolute;margin-left:172.7pt;margin-top:154.45pt;width:17.05pt;height:19.45pt;z-index:251972608;visibility:visible;mso-wrap-style:square;mso-wrap-distance-left:9pt;mso-wrap-distance-top:0;mso-wrap-distance-right:9pt;mso-wrap-distance-bottom:0;mso-position-horizontal:absolute;mso-position-horizontal-relative:text;mso-position-vertical:absolute;mso-position-vertical-relative:text" o:gfxdata="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">
-                <v:imagedata r:id="rId16" o:title=""/>
+                <v:imagedata r:id="rId22" o:title=""/>
               </v:shape>
             </w:pict>
           </mc:Fallback>
@@ -659,7 +768,7 @@
                 <wp:cNvGraphicFramePr/>
                 <a:graphic xmlns:a="http://schemas.openxmlformats.org/drawingml/2006/main">
                   <a:graphicData uri="http://schemas.microsoft.com/office/word/2010/wordprocessingInk">
-                    <w14:contentPart bwMode="auto" r:id="rId17">
+                    <w14:contentPart bwMode="auto" r:id="rId23">
                       <w14:nvContentPartPr>
                         <w14:cNvContentPartPr/>
                       </w14:nvContentPartPr>
@@ -676,7 +785,7 @@
           <mc:Fallback>
             <w:pict>
               <v:shape w14:anchorId="25BFECAA" id="Freihand 51" o:spid="_x0000_s1026" type="#_x0000_t75" style="position:absolute;margin-left:174pt;margin-top:132.8pt;width:15.25pt;height:17.7pt;z-index:251971584;visibility:visible;mso-wrap-style:square;mso-wrap-distance-left:9pt;mso-wrap-distance-top:0;mso-wrap-distance-right:9pt;mso-wrap-distance-bottom:0;mso-position-horizontal:absolute;mso-position-horizontal-relative:text;mso-position-vertical:absolute;mso-position-vertical-relative:text" o:gfxdata="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">
-                <v:imagedata r:id="rId18" o:title=""/>
+                <v:imagedata r:id="rId24" o:title=""/>
               </v:shape>
             </w:pict>
           </mc:Fallback>
@@ -704,7 +813,7 @@
                 <wp:cNvGraphicFramePr/>
                 <a:graphic xmlns:a="http://schemas.openxmlformats.org/drawingml/2006/main">
                   <a:graphicData uri="http://schemas.microsoft.com/office/word/2010/wordprocessingInk">
-                    <w14:contentPart bwMode="auto" r:id="rId19">
+                    <w14:contentPart bwMode="auto" r:id="rId25">
                       <w14:nvContentPartPr>
                         <w14:cNvContentPartPr/>
                       </w14:nvContentPartPr>
@@ -721,7 +830,7 @@
           <mc:Fallback>
             <w:pict>
               <v:shape w14:anchorId="4984AA3C" id="Freihand 50" o:spid="_x0000_s1026" type="#_x0000_t75" style="position:absolute;margin-left:177.55pt;margin-top:110.6pt;width:11.2pt;height:17.45pt;z-index:251970560;visibility:visible;mso-wrap-style:square;mso-wrap-distance-left:9pt;mso-wrap-distance-top:0;mso-wrap-distance-right:9pt;mso-wrap-distance-bottom:0;mso-position-horizontal:absolute;mso-position-horizontal-relative:text;mso-position-vertical:absolute;mso-position-vertical-relative:text" o:gfxdata="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">
-                <v:imagedata r:id="rId20" o:title=""/>
+                <v:imagedata r:id="rId26" o:title=""/>
               </v:shape>
             </w:pict>
           </mc:Fallback>
@@ -749,7 +858,7 @@
                 <wp:cNvGraphicFramePr/>
                 <a:graphic xmlns:a="http://schemas.openxmlformats.org/drawingml/2006/main">
                   <a:graphicData uri="http://schemas.microsoft.com/office/word/2010/wordprocessingInk">
-                    <w14:contentPart bwMode="auto" r:id="rId21">
+                    <w14:contentPart bwMode="auto" r:id="rId27">
                       <w14:nvContentPartPr>
                         <w14:cNvContentPartPr/>
                       </w14:nvContentPartPr>
@@ -766,7 +875,7 @@
           <mc:Fallback>
             <w:pict>
               <v:shape w14:anchorId="758617A3" id="Freihand 49" o:spid="_x0000_s1026" type="#_x0000_t75" style="position:absolute;margin-left:224.85pt;margin-top:119.65pt;width:21.55pt;height:3.35pt;z-index:251969536;visibility:visible;mso-wrap-style:square;mso-wrap-distance-left:9pt;mso-wrap-distance-top:0;mso-wrap-distance-right:9pt;mso-wrap-distance-bottom:0;mso-position-horizontal:absolute;mso-position-horizontal-relative:text;mso-position-vertical:absolute;mso-position-vertical-relative:text" o:gfxdata="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">
-                <v:imagedata r:id="rId22" o:title=""/>
+                <v:imagedata r:id="rId28" o:title=""/>
               </v:shape>
             </w:pict>
           </mc:Fallback>
@@ -794,7 +903,7 @@
                 <wp:cNvGraphicFramePr/>
                 <a:graphic xmlns:a="http://schemas.openxmlformats.org/drawingml/2006/main">
                   <a:graphicData uri="http://schemas.microsoft.com/office/word/2010/wordprocessingInk">
-                    <w14:contentPart bwMode="auto" r:id="rId23">
+                    <w14:contentPart bwMode="auto" r:id="rId29">
                       <w14:nvContentPartPr>
                         <w14:cNvContentPartPr/>
                       </w14:nvContentPartPr>
@@ -811,7 +920,7 @@
           <mc:Fallback>
             <w:pict>
               <v:shape w14:anchorId="586B83D3" id="Freihand 47" o:spid="_x0000_s1026" type="#_x0000_t75" style="position:absolute;margin-left:228.15pt;margin-top:140.85pt;width:18.65pt;height:3.95pt;z-index:251967488;visibility:visible;mso-wrap-style:square;mso-wrap-distance-left:9pt;mso-wrap-distance-top:0;mso-wrap-distance-right:9pt;mso-wrap-distance-bottom:0;mso-position-horizontal:absolute;mso-position-horizontal-relative:text;mso-position-vertical:absolute;mso-position-vertical-relative:text" o:gfxdata="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">
-                <v:imagedata r:id="rId24" o:title=""/>
+                <v:imagedata r:id="rId30" o:title=""/>
               </v:shape>
             </w:pict>
           </mc:Fallback>
@@ -839,7 +948,7 @@
                 <wp:cNvGraphicFramePr/>
                 <a:graphic xmlns:a="http://schemas.openxmlformats.org/drawingml/2006/main">
                   <a:graphicData uri="http://schemas.microsoft.com/office/word/2010/wordprocessingInk">
-                    <w14:contentPart bwMode="auto" r:id="rId25">
+                    <w14:contentPart bwMode="auto" r:id="rId31">
                       <w14:nvContentPartPr>
                         <w14:cNvContentPartPr/>
                       </w14:nvContentPartPr>
@@ -856,7 +965,7 @@
           <mc:Fallback>
             <w:pict>
               <v:shape w14:anchorId="4713EDDB" id="Freihand 45" o:spid="_x0000_s1026" type="#_x0000_t75" style="position:absolute;margin-left:234.3pt;margin-top:154pt;width:15.05pt;height:4.6pt;z-index:251965440;visibility:visible;mso-wrap-style:square;mso-wrap-distance-left:9pt;mso-wrap-distance-top:0;mso-wrap-distance-right:9pt;mso-wrap-distance-bottom:0;mso-position-horizontal:absolute;mso-position-horizontal-relative:text;mso-position-vertical:absolute;mso-position-vertical-relative:text" o:gfxdata="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">
-                <v:imagedata r:id="rId26" o:title=""/>
+                <v:imagedata r:id="rId32" o:title=""/>
               </v:shape>
             </w:pict>
           </mc:Fallback>
@@ -884,7 +993,7 @@
                 <wp:cNvGraphicFramePr/>
                 <a:graphic xmlns:a="http://schemas.openxmlformats.org/drawingml/2006/main">
                   <a:graphicData uri="http://schemas.microsoft.com/office/word/2010/wordprocessingInk">
-                    <w14:contentPart bwMode="auto" r:id="rId27">
+                    <w14:contentPart bwMode="auto" r:id="rId33">
                       <w14:nvContentPartPr>
                         <w14:cNvContentPartPr/>
                       </w14:nvContentPartPr>
@@ -901,7 +1010,7 @@
           <mc:Fallback>
             <w:pict>
               <v:shape w14:anchorId="772E3275" id="Freihand 43" o:spid="_x0000_s1026" type="#_x0000_t75" style="position:absolute;margin-left:188.1pt;margin-top:133.05pt;width:45.35pt;height:36.15pt;z-index:251963392;visibility:visible;mso-wrap-style:square;mso-wrap-distance-left:9pt;mso-wrap-distance-top:0;mso-wrap-distance-right:9pt;mso-wrap-distance-bottom:0;mso-position-horizontal:absolute;mso-position-horizontal-relative:text;mso-position-vertical:absolute;mso-position-vertical-relative:text" o:gfxdata="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">
-                <v:imagedata r:id="rId28" o:title=""/>
+                <v:imagedata r:id="rId34" o:title=""/>
               </v:shape>
             </w:pict>
           </mc:Fallback>
@@ -929,7 +1038,7 @@
                 <wp:cNvGraphicFramePr/>
                 <a:graphic xmlns:a="http://schemas.openxmlformats.org/drawingml/2006/main">
                   <a:graphicData uri="http://schemas.microsoft.com/office/word/2010/wordprocessingInk">
-                    <w14:contentPart bwMode="auto" r:id="rId29">
+                    <w14:contentPart bwMode="auto" r:id="rId35">
                       <w14:nvContentPartPr>
                         <w14:cNvContentPartPr/>
                       </w14:nvContentPartPr>
@@ -946,7 +1055,7 @@
           <mc:Fallback>
             <w:pict>
               <v:shape w14:anchorId="766D3DE5" id="Freihand 28" o:spid="_x0000_s1026" type="#_x0000_t75" style="position:absolute;margin-left:192pt;margin-top:109.75pt;width:30.15pt;height:17.05pt;z-index:251948032;visibility:visible;mso-wrap-style:square;mso-wrap-distance-left:9pt;mso-wrap-distance-top:0;mso-wrap-distance-right:9pt;mso-wrap-distance-bottom:0;mso-position-horizontal:absolute;mso-position-horizontal-relative:text;mso-position-vertical:absolute;mso-position-vertical-relative:text" o:gfxdata="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">
-                <v:imagedata r:id="rId30" o:title=""/>
+                <v:imagedata r:id="rId36" o:title=""/>
               </v:shape>
             </w:pict>
           </mc:Fallback>
@@ -974,7 +1083,7 @@
                 <wp:cNvGraphicFramePr/>
                 <a:graphic xmlns:a="http://schemas.openxmlformats.org/drawingml/2006/main">
                   <a:graphicData uri="http://schemas.microsoft.com/office/word/2010/wordprocessingInk">
-                    <w14:contentPart bwMode="auto" r:id="rId31">
+                    <w14:contentPart bwMode="auto" r:id="rId37">
                       <w14:nvContentPartPr>
                         <w14:cNvContentPartPr/>
                       </w14:nvContentPartPr>
@@ -991,7 +1100,7 @@
           <mc:Fallback>
             <w:pict>
               <v:shape w14:anchorId="27318742" id="Freihand 167" o:spid="_x0000_s1026" type="#_x0000_t75" style="position:absolute;margin-left:333pt;margin-top:161.9pt;width:42pt;height:20.05pt;z-index:251882496;visibility:visible;mso-wrap-style:square;mso-wrap-distance-left:9pt;mso-wrap-distance-top:0;mso-wrap-distance-right:9pt;mso-wrap-distance-bottom:0;mso-position-horizontal:absolute;mso-position-horizontal-relative:text;mso-position-vertical:absolute;mso-position-vertical-relative:text" o:gfxdata="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">
-                <v:imagedata r:id="rId32" o:title=""/>
+                <v:imagedata r:id="rId38" o:title=""/>
               </v:shape>
             </w:pict>
           </mc:Fallback>
@@ -1019,7 +1128,7 @@
                 <wp:cNvGraphicFramePr/>
                 <a:graphic xmlns:a="http://schemas.openxmlformats.org/drawingml/2006/main">
                   <a:graphicData uri="http://schemas.microsoft.com/office/word/2010/wordprocessingInk">
-                    <w14:contentPart bwMode="auto" r:id="rId33">
+                    <w14:contentPart bwMode="auto" r:id="rId39">
                       <w14:nvContentPartPr>
                         <w14:cNvContentPartPr/>
                       </w14:nvContentPartPr>
@@ -1036,7 +1145,7 @@
           <mc:Fallback>
             <w:pict>
               <v:shape w14:anchorId="53A483A1" id="Freihand 24" o:spid="_x0000_s1026" type="#_x0000_t75" style="position:absolute;margin-left:-40.1pt;margin-top:306.4pt;width:117pt;height:28.05pt;z-index:251943936;visibility:visible;mso-wrap-style:square;mso-wrap-distance-left:9pt;mso-wrap-distance-top:0;mso-wrap-distance-right:9pt;mso-wrap-distance-bottom:0;mso-position-horizontal:absolute;mso-position-horizontal-relative:text;mso-position-vertical:absolute;mso-position-vertical-relative:text" o:gfxdata="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">
-                <v:imagedata r:id="rId34" o:title=""/>
+                <v:imagedata r:id="rId40" o:title=""/>
               </v:shape>
             </w:pict>
           </mc:Fallback>
@@ -1064,7 +1173,7 @@
                 <wp:cNvGraphicFramePr/>
                 <a:graphic xmlns:a="http://schemas.openxmlformats.org/drawingml/2006/main">
                   <a:graphicData uri="http://schemas.microsoft.com/office/word/2010/wordprocessingInk">
-                    <w14:contentPart bwMode="auto" r:id="rId35">
+                    <w14:contentPart bwMode="auto" r:id="rId41">
                       <w14:nvContentPartPr>
                         <w14:cNvContentPartPr/>
                       </w14:nvContentPartPr>
@@ -1081,7 +1190,7 @@
           <mc:Fallback>
             <w:pict>
               <v:shape w14:anchorId="16747B5F" id="Freihand 4" o:spid="_x0000_s1026" type="#_x0000_t75" style="position:absolute;margin-left:248.8pt;margin-top:141.7pt;width:36.05pt;height:18.45pt;z-index:251923456;visibility:visible;mso-wrap-style:square;mso-wrap-distance-left:9pt;mso-wrap-distance-top:0;mso-wrap-distance-right:9pt;mso-wrap-distance-bottom:0;mso-position-horizontal:absolute;mso-position-horizontal-relative:text;mso-position-vertical:absolute;mso-position-vertical-relative:text" o:gfxdata="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">
-                <v:imagedata r:id="rId36" o:title=""/>
+                <v:imagedata r:id="rId42" o:title=""/>
               </v:shape>
             </w:pict>
           </mc:Fallback>
@@ -1109,7 +1218,7 @@
                 <wp:cNvGraphicFramePr/>
                 <a:graphic xmlns:a="http://schemas.openxmlformats.org/drawingml/2006/main">
                   <a:graphicData uri="http://schemas.microsoft.com/office/word/2010/wordprocessingInk">
-                    <w14:contentPart bwMode="auto" r:id="rId37">
+                    <w14:contentPart bwMode="auto" r:id="rId43">
                       <w14:nvContentPartPr>
                         <w14:cNvContentPartPr/>
                       </w14:nvContentPartPr>
@@ -1126,7 +1235,7 @@
           <mc:Fallback>
             <w:pict>
               <v:shape w14:anchorId="39623CD3" id="Freihand 3" o:spid="_x0000_s1026" type="#_x0000_t75" style="position:absolute;margin-left:249.55pt;margin-top:125pt;width:34.8pt;height:20.2pt;z-index:251922432;visibility:visible;mso-wrap-style:square;mso-wrap-distance-left:9pt;mso-wrap-distance-top:0;mso-wrap-distance-right:9pt;mso-wrap-distance-bottom:0;mso-position-horizontal:absolute;mso-position-horizontal-relative:text;mso-position-vertical:absolute;mso-position-vertical-relative:text" o:gfxdata="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">
-                <v:imagedata r:id="rId38" o:title=""/>
+                <v:imagedata r:id="rId44" o:title=""/>
               </v:shape>
             </w:pict>
           </mc:Fallback>
@@ -1154,7 +1263,7 @@
                 <wp:cNvGraphicFramePr/>
                 <a:graphic xmlns:a="http://schemas.openxmlformats.org/drawingml/2006/main">
                   <a:graphicData uri="http://schemas.microsoft.com/office/word/2010/wordprocessingInk">
-                    <w14:contentPart bwMode="auto" r:id="rId39">
+                    <w14:contentPart bwMode="auto" r:id="rId45">
                       <w14:nvContentPartPr>
                         <w14:cNvContentPartPr/>
                       </w14:nvContentPartPr>
@@ -1171,7 +1280,7 @@
           <mc:Fallback>
             <w:pict>
               <v:shape w14:anchorId="1E2F66F4" id="Freihand 2" o:spid="_x0000_s1026" type="#_x0000_t75" style="position:absolute;margin-left:251.05pt;margin-top:109.75pt;width:33.1pt;height:19.8pt;z-index:251921408;visibility:visible;mso-wrap-style:square;mso-wrap-distance-left:9pt;mso-wrap-distance-top:0;mso-wrap-distance-right:9pt;mso-wrap-distance-bottom:0;mso-position-horizontal:absolute;mso-position-horizontal-relative:text;mso-position-vertical:absolute;mso-position-vertical-relative:text" o:gfxdata="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">
-                <v:imagedata r:id="rId40" o:title=""/>
+                <v:imagedata r:id="rId46" o:title=""/>
               </v:shape>
             </w:pict>
           </mc:Fallback>
@@ -1199,7 +1308,7 @@
                 <wp:cNvGraphicFramePr/>
                 <a:graphic xmlns:a="http://schemas.openxmlformats.org/drawingml/2006/main">
                   <a:graphicData uri="http://schemas.microsoft.com/office/word/2010/wordprocessingInk">
-                    <w14:contentPart bwMode="auto" r:id="rId41">
+                    <w14:contentPart bwMode="auto" r:id="rId47">
                       <w14:nvContentPartPr>
                         <w14:cNvContentPartPr/>
                       </w14:nvContentPartPr>
@@ -1216,7 +1325,7 @@
           <mc:Fallback>
             <w:pict>
               <v:shape w14:anchorId="4FF7C46C" id="Freihand 1" o:spid="_x0000_s1026" type="#_x0000_t75" style="position:absolute;margin-left:264.5pt;margin-top:115.85pt;width:12.6pt;height:18.65pt;z-index:251920384;visibility:visible;mso-wrap-style:square;mso-wrap-distance-left:9pt;mso-wrap-distance-top:0;mso-wrap-distance-right:9pt;mso-wrap-distance-bottom:0;mso-position-horizontal:absolute;mso-position-horizontal-relative:text;mso-position-vertical:absolute;mso-position-vertical-relative:text" o:gfxdata="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">
-                <v:imagedata r:id="rId42" o:title=""/>
+                <v:imagedata r:id="rId48" o:title=""/>
               </v:shape>
             </w:pict>
           </mc:Fallback>
@@ -1244,7 +1353,7 @@
                 <wp:cNvGraphicFramePr/>
                 <a:graphic xmlns:a="http://schemas.openxmlformats.org/drawingml/2006/main">
                   <a:graphicData uri="http://schemas.microsoft.com/office/word/2010/wordprocessingInk">
-                    <w14:contentPart bwMode="auto" r:id="rId43">
+                    <w14:contentPart bwMode="auto" r:id="rId49">
                       <w14:nvContentPartPr>
                         <w14:cNvContentPartPr/>
                       </w14:nvContentPartPr>
@@ -1280,7 +1389,7 @@
                 <o:lock v:ext="edit" aspectratio="t"/>
               </v:shapetype>
               <v:shape id="Freihand 203" o:spid="_x0000_s1026" type="#_x0000_t75" style="position:absolute;margin-left:388.45pt;margin-top:123.5pt;width:23.15pt;height:2.85pt;z-index:251919360;visibility:visible;mso-wrap-style:square;mso-wrap-distance-left:9pt;mso-wrap-distance-top:0;mso-wrap-distance-right:9pt;mso-wrap-distance-bottom:0;mso-position-horizontal:absolute;mso-position-horizontal-relative:text;mso-position-vertical:absolute;mso-position-vertical-relative:text" o:gfxdata="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">
-                <v:imagedata r:id="rId44" o:title=""/>
+                <v:imagedata r:id="rId50" o:title=""/>
               </v:shape>
             </w:pict>
           </mc:Fallback>
@@ -1308,7 +1417,7 @@
                 <wp:cNvGraphicFramePr/>
                 <a:graphic xmlns:a="http://schemas.openxmlformats.org/drawingml/2006/main">
                   <a:graphicData uri="http://schemas.microsoft.com/office/word/2010/wordprocessingInk">
-                    <w14:contentPart bwMode="auto" r:id="rId45">
+                    <w14:contentPart bwMode="auto" r:id="rId51">
                       <w14:nvContentPartPr>
                         <w14:cNvContentPartPr/>
                       </w14:nvContentPartPr>
@@ -1325,7 +1434,7 @@
           <mc:Fallback>
             <w:pict>
               <v:shape w14:anchorId="3A430A68" id="Freihand 201" o:spid="_x0000_s1026" type="#_x0000_t75" style="position:absolute;margin-left:384.2pt;margin-top:151.4pt;width:30.65pt;height:4.25pt;z-index:251917312;visibility:visible;mso-wrap-style:square;mso-wrap-distance-left:9pt;mso-wrap-distance-top:0;mso-wrap-distance-right:9pt;mso-wrap-distance-bottom:0;mso-position-horizontal:absolute;mso-position-horizontal-relative:text;mso-position-vertical:absolute;mso-position-vertical-relative:text" o:gfxdata="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">
-                <v:imagedata r:id="rId46" o:title=""/>
+                <v:imagedata r:id="rId52" o:title=""/>
               </v:shape>
             </w:pict>
           </mc:Fallback>
@@ -1353,7 +1462,7 @@
                 <wp:cNvGraphicFramePr/>
                 <a:graphic xmlns:a="http://schemas.openxmlformats.org/drawingml/2006/main">
                   <a:graphicData uri="http://schemas.microsoft.com/office/word/2010/wordprocessingInk">
-                    <w14:contentPart bwMode="auto" r:id="rId47">
+                    <w14:contentPart bwMode="auto" r:id="rId53">
                       <w14:nvContentPartPr>
                         <w14:cNvContentPartPr/>
                       </w14:nvContentPartPr>
@@ -1370,7 +1479,7 @@
           <mc:Fallback>
             <w:pict>
               <v:shape w14:anchorId="01375E34" id="Freihand 199" o:spid="_x0000_s1026" type="#_x0000_t75" style="position:absolute;margin-left:385.95pt;margin-top:170.5pt;width:25.1pt;height:5.8pt;z-index:251915264;visibility:visible;mso-wrap-style:square;mso-wrap-distance-left:9pt;mso-wrap-distance-top:0;mso-wrap-distance-right:9pt;mso-wrap-distance-bottom:0;mso-position-horizontal:absolute;mso-position-horizontal-relative:text;mso-position-vertical:absolute;mso-position-vertical-relative:text" o:gfxdata="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">
-                <v:imagedata r:id="rId48" o:title=""/>
+                <v:imagedata r:id="rId54" o:title=""/>
               </v:shape>
             </w:pict>
           </mc:Fallback>
@@ -1398,7 +1507,7 @@
                 <wp:cNvGraphicFramePr/>
                 <a:graphic xmlns:a="http://schemas.openxmlformats.org/drawingml/2006/main">
                   <a:graphicData uri="http://schemas.microsoft.com/office/word/2010/wordprocessingInk">
-                    <w14:contentPart bwMode="auto" r:id="rId49">
+                    <w14:contentPart bwMode="auto" r:id="rId55">
                       <w14:nvContentPartPr>
                         <w14:cNvContentPartPr/>
                       </w14:nvContentPartPr>
@@ -1415,7 +1524,7 @@
           <mc:Fallback>
             <w:pict>
               <v:shape w14:anchorId="30AC0027" id="Freihand 197" o:spid="_x0000_s1026" type="#_x0000_t75" style="position:absolute;margin-left:383.8pt;margin-top:200pt;width:30.7pt;height:1.9pt;z-index:251913216;visibility:visible;mso-wrap-style:square;mso-wrap-distance-left:9pt;mso-wrap-distance-top:0;mso-wrap-distance-right:9pt;mso-wrap-distance-bottom:0;mso-position-horizontal:absolute;mso-position-horizontal-relative:text;mso-position-vertical:absolute;mso-position-vertical-relative:text" o:gfxdata="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">
-                <v:imagedata r:id="rId50" o:title=""/>
+                <v:imagedata r:id="rId56" o:title=""/>
               </v:shape>
             </w:pict>
           </mc:Fallback>
@@ -1443,7 +1552,7 @@
                 <wp:cNvGraphicFramePr/>
                 <a:graphic xmlns:a="http://schemas.openxmlformats.org/drawingml/2006/main">
                   <a:graphicData uri="http://schemas.microsoft.com/office/word/2010/wordprocessingInk">
-                    <w14:contentPart bwMode="auto" r:id="rId51">
+                    <w14:contentPart bwMode="auto" r:id="rId57">
                       <w14:nvContentPartPr>
                         <w14:cNvContentPartPr/>
                       </w14:nvContentPartPr>
@@ -1460,7 +1569,7 @@
           <mc:Fallback>
             <w:pict>
               <v:shape w14:anchorId="0333A866" id="Freihand 195" o:spid="_x0000_s1026" type="#_x0000_t75" style="position:absolute;margin-left:445.25pt;margin-top:193.55pt;width:11.2pt;height:19.15pt;z-index:251911168;visibility:visible;mso-wrap-style:square;mso-wrap-distance-left:9pt;mso-wrap-distance-top:0;mso-wrap-distance-right:9pt;mso-wrap-distance-bottom:0;mso-position-horizontal:absolute;mso-position-horizontal-relative:text;mso-position-vertical:absolute;mso-position-vertical-relative:text" o:gfxdata="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">
-                <v:imagedata r:id="rId52" o:title=""/>
+                <v:imagedata r:id="rId58" o:title=""/>
               </v:shape>
             </w:pict>
           </mc:Fallback>
@@ -1488,7 +1597,7 @@
                 <wp:cNvGraphicFramePr/>
                 <a:graphic xmlns:a="http://schemas.openxmlformats.org/drawingml/2006/main">
                   <a:graphicData uri="http://schemas.microsoft.com/office/word/2010/wordprocessingInk">
-                    <w14:contentPart bwMode="auto" r:id="rId53">
+                    <w14:contentPart bwMode="auto" r:id="rId59">
                       <w14:nvContentPartPr>
                         <w14:cNvContentPartPr/>
                       </w14:nvContentPartPr>
@@ -1505,7 +1614,7 @@
           <mc:Fallback>
             <w:pict>
               <v:shape w14:anchorId="225508BD" id="Freihand 192" o:spid="_x0000_s1026" type="#_x0000_t75" style="position:absolute;margin-left:420.3pt;margin-top:192.15pt;width:19.7pt;height:15.9pt;z-index:251908096;visibility:visible;mso-wrap-style:square;mso-wrap-distance-left:9pt;mso-wrap-distance-top:0;mso-wrap-distance-right:9pt;mso-wrap-distance-bottom:0;mso-position-horizontal:absolute;mso-position-horizontal-relative:text;mso-position-vertical:absolute;mso-position-vertical-relative:text" o:gfxdata="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">
-                <v:imagedata r:id="rId54" o:title=""/>
+                <v:imagedata r:id="rId60" o:title=""/>
               </v:shape>
             </w:pict>
           </mc:Fallback>
@@ -1533,7 +1642,7 @@
                 <wp:cNvGraphicFramePr/>
                 <a:graphic xmlns:a="http://schemas.openxmlformats.org/drawingml/2006/main">
                   <a:graphicData uri="http://schemas.microsoft.com/office/word/2010/wordprocessingInk">
-                    <w14:contentPart bwMode="auto" r:id="rId55">
+                    <w14:contentPart bwMode="auto" r:id="rId61">
                       <w14:nvContentPartPr>
                         <w14:cNvContentPartPr/>
                       </w14:nvContentPartPr>
@@ -1550,7 +1659,7 @@
           <mc:Fallback>
             <w:pict>
               <v:shape w14:anchorId="0E92E2E8" id="Freihand 187" o:spid="_x0000_s1026" type="#_x0000_t75" style="position:absolute;margin-left:417.95pt;margin-top:145.4pt;width:33.3pt;height:37.95pt;z-index:251902976;visibility:visible;mso-wrap-style:square;mso-wrap-distance-left:9pt;mso-wrap-distance-top:0;mso-wrap-distance-right:9pt;mso-wrap-distance-bottom:0;mso-position-horizontal:absolute;mso-position-horizontal-relative:text;mso-position-vertical:absolute;mso-position-vertical-relative:text" o:gfxdata="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">
-                <v:imagedata r:id="rId56" o:title=""/>
+                <v:imagedata r:id="rId62" o:title=""/>
               </v:shape>
             </w:pict>
           </mc:Fallback>
@@ -1578,7 +1687,7 @@
                 <wp:cNvGraphicFramePr/>
                 <a:graphic xmlns:a="http://schemas.openxmlformats.org/drawingml/2006/main">
                   <a:graphicData uri="http://schemas.microsoft.com/office/word/2010/wordprocessingInk">
-                    <w14:contentPart bwMode="auto" r:id="rId57">
+                    <w14:contentPart bwMode="auto" r:id="rId63">
                       <w14:nvContentPartPr>
                         <w14:cNvContentPartPr/>
                       </w14:nvContentPartPr>
@@ -1595,7 +1704,7 @@
           <mc:Fallback>
             <w:pict>
               <v:shape w14:anchorId="7136819C" id="Freihand 174" o:spid="_x0000_s1026" type="#_x0000_t75" style="position:absolute;margin-left:417.3pt;margin-top:111.85pt;width:31.6pt;height:17.9pt;z-index:251889664;visibility:visible;mso-wrap-style:square;mso-wrap-distance-left:9pt;mso-wrap-distance-top:0;mso-wrap-distance-right:9pt;mso-wrap-distance-bottom:0;mso-position-horizontal:absolute;mso-position-horizontal-relative:text;mso-position-vertical:absolute;mso-position-vertical-relative:text" o:gfxdata="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">
-                <v:imagedata r:id="rId58" o:title=""/>
+                <v:imagedata r:id="rId64" o:title=""/>
               </v:shape>
             </w:pict>
           </mc:Fallback>
@@ -1623,7 +1732,7 @@
                 <wp:cNvGraphicFramePr/>
                 <a:graphic xmlns:a="http://schemas.openxmlformats.org/drawingml/2006/main">
                   <a:graphicData uri="http://schemas.microsoft.com/office/word/2010/wordprocessingInk">
-                    <w14:contentPart bwMode="auto" r:id="rId59">
+                    <w14:contentPart bwMode="auto" r:id="rId65">
                       <w14:nvContentPartPr>
                         <w14:cNvContentPartPr/>
                       </w14:nvContentPartPr>
@@ -1640,7 +1749,7 @@
           <mc:Fallback>
             <w:pict>
               <v:shape w14:anchorId="28173252" id="Freihand 168" o:spid="_x0000_s1026" type="#_x0000_t75" style="position:absolute;margin-left:342.4pt;margin-top:191.85pt;width:37.2pt;height:18.3pt;z-index:251883520;visibility:visible;mso-wrap-style:square;mso-wrap-distance-left:9pt;mso-wrap-distance-top:0;mso-wrap-distance-right:9pt;mso-wrap-distance-bottom:0;mso-position-horizontal:absolute;mso-position-horizontal-relative:text;mso-position-vertical:absolute;mso-position-vertical-relative:text" o:gfxdata="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">
-                <v:imagedata r:id="rId60" o:title=""/>
+                <v:imagedata r:id="rId66" o:title=""/>
               </v:shape>
             </w:pict>
           </mc:Fallback>
@@ -1668,7 +1777,7 @@
                 <wp:cNvGraphicFramePr/>
                 <a:graphic xmlns:a="http://schemas.openxmlformats.org/drawingml/2006/main">
                   <a:graphicData uri="http://schemas.microsoft.com/office/word/2010/wordprocessingInk">
-                    <w14:contentPart bwMode="auto" r:id="rId61">
+                    <w14:contentPart bwMode="auto" r:id="rId67">
                       <w14:nvContentPartPr>
                         <w14:cNvContentPartPr/>
                       </w14:nvContentPartPr>
@@ -1685,7 +1794,7 @@
           <mc:Fallback>
             <w:pict>
               <v:shape w14:anchorId="0AC380EF" id="Freihand 166" o:spid="_x0000_s1026" type="#_x0000_t75" style="position:absolute;margin-left:341.85pt;margin-top:141.9pt;width:38.65pt;height:18.5pt;z-index:251881472;visibility:visible;mso-wrap-style:square;mso-wrap-distance-left:9pt;mso-wrap-distance-top:0;mso-wrap-distance-right:9pt;mso-wrap-distance-bottom:0;mso-position-horizontal:absolute;mso-position-horizontal-relative:text;mso-position-vertical:absolute;mso-position-vertical-relative:text" o:gfxdata="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">
-                <v:imagedata r:id="rId62" o:title=""/>
+                <v:imagedata r:id="rId68" o:title=""/>
               </v:shape>
             </w:pict>
           </mc:Fallback>
@@ -1713,7 +1822,7 @@
                 <wp:cNvGraphicFramePr/>
                 <a:graphic xmlns:a="http://schemas.openxmlformats.org/drawingml/2006/main">
                   <a:graphicData uri="http://schemas.microsoft.com/office/word/2010/wordprocessingInk">
-                    <w14:contentPart bwMode="auto" r:id="rId63">
+                    <w14:contentPart bwMode="auto" r:id="rId69">
                       <w14:nvContentPartPr>
                         <w14:cNvContentPartPr/>
                       </w14:nvContentPartPr>
@@ -1730,7 +1839,7 @@
           <mc:Fallback>
             <w:pict>
               <v:shape w14:anchorId="5906FCE4" id="Freihand 165" o:spid="_x0000_s1026" type="#_x0000_t75" style="position:absolute;margin-left:345.1pt;margin-top:109.85pt;width:37.7pt;height:20.9pt;z-index:251880448;visibility:visible;mso-wrap-style:square;mso-wrap-distance-left:9pt;mso-wrap-distance-top:0;mso-wrap-distance-right:9pt;mso-wrap-distance-bottom:0;mso-position-horizontal:absolute;mso-position-horizontal-relative:text;mso-position-vertical:absolute;mso-position-vertical-relative:text" o:gfxdata="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">
-                <v:imagedata r:id="rId64" o:title=""/>
+                <v:imagedata r:id="rId70" o:title=""/>
               </v:shape>
             </w:pict>
           </mc:Fallback>
@@ -1758,7 +1867,7 @@
                 <wp:cNvGraphicFramePr/>
                 <a:graphic xmlns:a="http://schemas.openxmlformats.org/drawingml/2006/main">
                   <a:graphicData uri="http://schemas.microsoft.com/office/word/2010/wordprocessingInk">
-                    <w14:contentPart bwMode="auto" r:id="rId65">
+                    <w14:contentPart bwMode="auto" r:id="rId71">
                       <w14:nvContentPartPr>
                         <w14:cNvContentPartPr/>
                       </w14:nvContentPartPr>
@@ -1775,7 +1884,7 @@
           <mc:Fallback>
             <w:pict>
               <v:shape w14:anchorId="3F93E6B4" id="Freihand 164" o:spid="_x0000_s1026" type="#_x0000_t75" style="position:absolute;margin-left:-47.1pt;margin-top:282.6pt;width:116.85pt;height:25.1pt;z-index:251879424;visibility:visible;mso-wrap-style:square;mso-wrap-distance-left:9pt;mso-wrap-distance-top:0;mso-wrap-distance-right:9pt;mso-wrap-distance-bottom:0;mso-position-horizontal:absolute;mso-position-horizontal-relative:text;mso-position-vertical:absolute;mso-position-vertical-relative:text" o:gfxdata="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">
-                <v:imagedata r:id="rId66" o:title=""/>
+                <v:imagedata r:id="rId72" o:title=""/>
               </v:shape>
             </w:pict>
           </mc:Fallback>
@@ -1803,7 +1912,7 @@
                 <wp:cNvGraphicFramePr/>
                 <a:graphic xmlns:a="http://schemas.openxmlformats.org/drawingml/2006/main">
                   <a:graphicData uri="http://schemas.microsoft.com/office/word/2010/wordprocessingInk">
-                    <w14:contentPart bwMode="auto" r:id="rId67">
+                    <w14:contentPart bwMode="auto" r:id="rId73">
                       <w14:nvContentPartPr>
                         <w14:cNvContentPartPr/>
                       </w14:nvContentPartPr>
@@ -1823,7 +1932,7 @@
           <mc:Fallback>
             <w:pict>
               <v:shape w14:anchorId="5B83B68F" id="Freihand 63" o:spid="_x0000_s1026" type="#_x0000_t75" style="position:absolute;margin-left:119.4pt;margin-top:291.45pt;width:76.65pt;height:56.7pt;z-index:251780096;visibility:visible;mso-wrap-style:square;mso-width-percent:0;mso-wrap-distance-left:9pt;mso-wrap-distance-top:0;mso-wrap-distance-right:9pt;mso-wrap-distance-bottom:0;mso-position-horizontal:absolute;mso-position-horizontal-relative:text;mso-position-vertical:absolute;mso-position-vertical-relative:text;mso-width-percent:0;mso-width-relative:margin" o:gfxdata="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">
-                <v:imagedata r:id="rId68" o:title=""/>
+                <v:imagedata r:id="rId74" o:title=""/>
               </v:shape>
             </w:pict>
           </mc:Fallback>
@@ -1851,7 +1960,7 @@
                 <wp:cNvGraphicFramePr/>
                 <a:graphic xmlns:a="http://schemas.openxmlformats.org/drawingml/2006/main">
                   <a:graphicData uri="http://schemas.microsoft.com/office/word/2010/wordprocessingInk">
-                    <w14:contentPart bwMode="auto" r:id="rId69">
+                    <w14:contentPart bwMode="auto" r:id="rId75">
                       <w14:nvContentPartPr>
                         <w14:cNvContentPartPr/>
                       </w14:nvContentPartPr>
@@ -1868,7 +1977,7 @@
           <mc:Fallback>
             <w:pict>
               <v:shape w14:anchorId="7D52B748" id="Freihand 146" o:spid="_x0000_s1026" type="#_x0000_t75" style="position:absolute;margin-left:213.8pt;margin-top:284.05pt;width:37.25pt;height:6.15pt;z-index:251860992;visibility:visible;mso-wrap-style:square;mso-wrap-distance-left:9pt;mso-wrap-distance-top:0;mso-wrap-distance-right:9pt;mso-wrap-distance-bottom:0;mso-position-horizontal:absolute;mso-position-horizontal-relative:text;mso-position-vertical:absolute;mso-position-vertical-relative:text" o:gfxdata="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">
-                <v:imagedata r:id="rId70" o:title=""/>
+                <v:imagedata r:id="rId76" o:title=""/>
               </v:shape>
             </w:pict>
           </mc:Fallback>
@@ -1896,7 +2005,7 @@
                 <wp:cNvGraphicFramePr/>
                 <a:graphic xmlns:a="http://schemas.openxmlformats.org/drawingml/2006/main">
                   <a:graphicData uri="http://schemas.microsoft.com/office/word/2010/wordprocessingInk">
-                    <w14:contentPart bwMode="auto" r:id="rId71">
+                    <w14:contentPart bwMode="auto" r:id="rId77">
                       <w14:nvContentPartPr>
                         <w14:cNvContentPartPr/>
                       </w14:nvContentPartPr>
@@ -1913,7 +2022,7 @@
           <mc:Fallback>
             <w:pict>
               <v:shape w14:anchorId="53BED945" id="Freihand 144" o:spid="_x0000_s1026" type="#_x0000_t75" style="position:absolute;margin-left:124.4pt;margin-top:237.25pt;width:86.25pt;height:56.5pt;z-index:251858944;visibility:visible;mso-wrap-style:square;mso-wrap-distance-left:9pt;mso-wrap-distance-top:0;mso-wrap-distance-right:9pt;mso-wrap-distance-bottom:0;mso-position-horizontal:absolute;mso-position-horizontal-relative:text;mso-position-vertical:absolute;mso-position-vertical-relative:text" o:gfxdata="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">
-                <v:imagedata r:id="rId72" o:title=""/>
+                <v:imagedata r:id="rId78" o:title=""/>
               </v:shape>
             </w:pict>
           </mc:Fallback>
@@ -1941,7 +2050,7 @@
                 <wp:cNvGraphicFramePr/>
                 <a:graphic xmlns:a="http://schemas.openxmlformats.org/drawingml/2006/main">
                   <a:graphicData uri="http://schemas.microsoft.com/office/word/2010/wordprocessingInk">
-                    <w14:contentPart bwMode="auto" r:id="rId73">
+                    <w14:contentPart bwMode="auto" r:id="rId79">
                       <w14:nvContentPartPr>
                         <w14:cNvContentPartPr/>
                       </w14:nvContentPartPr>
@@ -1958,7 +2067,7 @@
           <mc:Fallback>
             <w:pict>
               <v:shape w14:anchorId="37A9A255" id="Freihand 115" o:spid="_x0000_s1026" type="#_x0000_t75" style="position:absolute;margin-left:187.7pt;margin-top:271.15pt;width:62.9pt;height:8.35pt;z-index:251829248;visibility:visible;mso-wrap-style:square;mso-wrap-distance-left:9pt;mso-wrap-distance-top:0;mso-wrap-distance-right:9pt;mso-wrap-distance-bottom:0;mso-position-horizontal:absolute;mso-position-horizontal-relative:text;mso-position-vertical:absolute;mso-position-vertical-relative:text" o:gfxdata="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">
-                <v:imagedata r:id="rId74" o:title=""/>
+                <v:imagedata r:id="rId80" o:title=""/>
               </v:shape>
             </w:pict>
           </mc:Fallback>
@@ -1986,7 +2095,7 @@
                 <wp:cNvGraphicFramePr/>
                 <a:graphic xmlns:a="http://schemas.openxmlformats.org/drawingml/2006/main">
                   <a:graphicData uri="http://schemas.microsoft.com/office/word/2010/wordprocessingInk">
-                    <w14:contentPart bwMode="auto" r:id="rId75">
+                    <w14:contentPart bwMode="auto" r:id="rId81">
                       <w14:nvContentPartPr>
                         <w14:cNvContentPartPr/>
                       </w14:nvContentPartPr>
@@ -2009,7 +2118,7 @@
           <mc:Fallback>
             <w:pict>
               <v:shape w14:anchorId="382FD364" id="Freihand 103" o:spid="_x0000_s1026" type="#_x0000_t75" style="position:absolute;margin-left:185.75pt;margin-top:246.55pt;width:65.35pt;height:20.4pt;z-index:251816960;visibility:visible;mso-wrap-style:square;mso-width-percent:0;mso-height-percent:0;mso-wrap-distance-left:9pt;mso-wrap-distance-top:0;mso-wrap-distance-right:9pt;mso-wrap-distance-bottom:0;mso-position-horizontal:absolute;mso-position-horizontal-relative:text;mso-position-vertical:absolute;mso-position-vertical-relative:text;mso-width-percent:0;mso-height-percent:0;mso-width-relative:margin;mso-height-relative:margin" o:gfxdata="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">
-                <v:imagedata r:id="rId76" o:title=""/>
+                <v:imagedata r:id="rId82" o:title=""/>
               </v:shape>
             </w:pict>
           </mc:Fallback>
@@ -2037,7 +2146,7 @@
                 <wp:cNvGraphicFramePr/>
                 <a:graphic xmlns:a="http://schemas.openxmlformats.org/drawingml/2006/main">
                   <a:graphicData uri="http://schemas.microsoft.com/office/word/2010/wordprocessingInk">
-                    <w14:contentPart bwMode="auto" r:id="rId77">
+                    <w14:contentPart bwMode="auto" r:id="rId83">
                       <w14:nvContentPartPr>
                         <w14:cNvContentPartPr/>
                       </w14:nvContentPartPr>
@@ -2054,7 +2163,7 @@
           <mc:Fallback>
             <w:pict>
               <v:shape w14:anchorId="2FE62D5B" id="Freihand 100" o:spid="_x0000_s1026" type="#_x0000_t75" style="position:absolute;margin-left:-44.05pt;margin-top:249.9pt;width:108.35pt;height:28.35pt;z-index:251814912;visibility:visible;mso-wrap-style:square;mso-wrap-distance-left:9pt;mso-wrap-distance-top:0;mso-wrap-distance-right:9pt;mso-wrap-distance-bottom:0;mso-position-horizontal:absolute;mso-position-horizontal-relative:text;mso-position-vertical:absolute;mso-position-vertical-relative:text" o:gfxdata="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">
-                <v:imagedata r:id="rId78" o:title=""/>
+                <v:imagedata r:id="rId84" o:title=""/>
               </v:shape>
             </w:pict>
           </mc:Fallback>
@@ -2082,7 +2191,7 @@
                 <wp:cNvGraphicFramePr/>
                 <a:graphic xmlns:a="http://schemas.openxmlformats.org/drawingml/2006/main">
                   <a:graphicData uri="http://schemas.microsoft.com/office/word/2010/wordprocessingInk">
-                    <w14:contentPart bwMode="auto" r:id="rId79">
+                    <w14:contentPart bwMode="auto" r:id="rId85">
                       <w14:nvContentPartPr>
                         <w14:cNvContentPartPr/>
                       </w14:nvContentPartPr>
@@ -2099,7 +2208,7 @@
           <mc:Fallback>
             <w:pict>
               <v:shape w14:anchorId="4995A7E7" id="Freihand 83" o:spid="_x0000_s1026" type="#_x0000_t75" style="position:absolute;margin-left:250.4pt;margin-top:255.7pt;width:39.55pt;height:18.3pt;z-index:251797504;visibility:visible;mso-wrap-style:square;mso-wrap-distance-left:9pt;mso-wrap-distance-top:0;mso-wrap-distance-right:9pt;mso-wrap-distance-bottom:0;mso-position-horizontal:absolute;mso-position-horizontal-relative:text;mso-position-vertical:absolute;mso-position-vertical-relative:text" o:gfxdata="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">
-                <v:imagedata r:id="rId80" o:title=""/>
+                <v:imagedata r:id="rId86" o:title=""/>
               </v:shape>
             </w:pict>
           </mc:Fallback>
@@ -2127,7 +2236,7 @@
                 <wp:cNvGraphicFramePr/>
                 <a:graphic xmlns:a="http://schemas.openxmlformats.org/drawingml/2006/main">
                   <a:graphicData uri="http://schemas.microsoft.com/office/word/2010/wordprocessingInk">
-                    <w14:contentPart bwMode="auto" r:id="rId81">
+                    <w14:contentPart bwMode="auto" r:id="rId87">
                       <w14:nvContentPartPr>
                         <w14:cNvContentPartPr/>
                       </w14:nvContentPartPr>
@@ -2144,7 +2253,7 @@
           <mc:Fallback>
             <w:pict>
               <v:shape w14:anchorId="79B40309" id="Freihand 82" o:spid="_x0000_s1026" type="#_x0000_t75" style="position:absolute;margin-left:250pt;margin-top:268.9pt;width:36.95pt;height:19.8pt;z-index:251796480;visibility:visible;mso-wrap-style:square;mso-wrap-distance-left:9pt;mso-wrap-distance-top:0;mso-wrap-distance-right:9pt;mso-wrap-distance-bottom:0;mso-position-horizontal:absolute;mso-position-horizontal-relative:text;mso-position-vertical:absolute;mso-position-vertical-relative:text" o:gfxdata="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">
-                <v:imagedata r:id="rId82" o:title=""/>
+                <v:imagedata r:id="rId88" o:title=""/>
               </v:shape>
             </w:pict>
           </mc:Fallback>
@@ -2172,7 +2281,7 @@
                 <wp:cNvGraphicFramePr/>
                 <a:graphic xmlns:a="http://schemas.openxmlformats.org/drawingml/2006/main">
                   <a:graphicData uri="http://schemas.microsoft.com/office/word/2010/wordprocessingInk">
-                    <w14:contentPart bwMode="auto" r:id="rId83">
+                    <w14:contentPart bwMode="auto" r:id="rId89">
                       <w14:nvContentPartPr>
                         <w14:cNvContentPartPr/>
                       </w14:nvContentPartPr>
@@ -2189,7 +2298,7 @@
           <mc:Fallback>
             <w:pict>
               <v:shape w14:anchorId="12702CFA" id="Freihand 81" o:spid="_x0000_s1026" type="#_x0000_t75" style="position:absolute;margin-left:249.45pt;margin-top:285.65pt;width:37.4pt;height:19.8pt;z-index:251795456;visibility:visible;mso-wrap-style:square;mso-wrap-distance-left:9pt;mso-wrap-distance-top:0;mso-wrap-distance-right:9pt;mso-wrap-distance-bottom:0;mso-position-horizontal:absolute;mso-position-horizontal-relative:text;mso-position-vertical:absolute;mso-position-vertical-relative:text" o:gfxdata="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">
-                <v:imagedata r:id="rId84" o:title=""/>
+                <v:imagedata r:id="rId90" o:title=""/>
               </v:shape>
             </w:pict>
           </mc:Fallback>
@@ -2217,7 +2326,7 @@
                 <wp:cNvGraphicFramePr/>
                 <a:graphic xmlns:a="http://schemas.openxmlformats.org/drawingml/2006/main">
                   <a:graphicData uri="http://schemas.microsoft.com/office/word/2010/wordprocessingInk">
-                    <w14:contentPart bwMode="auto" r:id="rId85">
+                    <w14:contentPart bwMode="auto" r:id="rId91">
                       <w14:nvContentPartPr>
                         <w14:cNvContentPartPr/>
                       </w14:nvContentPartPr>
@@ -2234,7 +2343,7 @@
           <mc:Fallback>
             <w:pict>
               <v:shape w14:anchorId="52A32604" id="Freihand 78" o:spid="_x0000_s1026" type="#_x0000_t75" style="position:absolute;margin-left:434.5pt;margin-top:293.35pt;width:53.65pt;height:24.45pt;z-index:251794432;visibility:visible;mso-wrap-style:square;mso-wrap-distance-left:9pt;mso-wrap-distance-top:0;mso-wrap-distance-right:9pt;mso-wrap-distance-bottom:0;mso-position-horizontal:absolute;mso-position-horizontal-relative:text;mso-position-vertical:absolute;mso-position-vertical-relative:text" o:gfxdata="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">
-                <v:imagedata r:id="rId86" o:title=""/>
+                <v:imagedata r:id="rId92" o:title=""/>
               </v:shape>
             </w:pict>
           </mc:Fallback>
@@ -2262,7 +2371,7 @@
                 <wp:cNvGraphicFramePr/>
                 <a:graphic xmlns:a="http://schemas.openxmlformats.org/drawingml/2006/main">
                   <a:graphicData uri="http://schemas.microsoft.com/office/word/2010/wordprocessingInk">
-                    <w14:contentPart bwMode="auto" r:id="rId87">
+                    <w14:contentPart bwMode="auto" r:id="rId93">
                       <w14:nvContentPartPr>
                         <w14:cNvContentPartPr/>
                       </w14:nvContentPartPr>
@@ -2282,7 +2391,7 @@
           <mc:Fallback>
             <w:pict>
               <v:shape w14:anchorId="360B9E35" id="Freihand 70" o:spid="_x0000_s1026" type="#_x0000_t75" style="position:absolute;margin-left:382.35pt;margin-top:304.3pt;width:44.75pt;height:25.25pt;z-index:251786240;visibility:visible;mso-wrap-style:square;mso-width-percent:0;mso-wrap-distance-left:9pt;mso-wrap-distance-top:0;mso-wrap-distance-right:9pt;mso-wrap-distance-bottom:0;mso-position-horizontal:absolute;mso-position-horizontal-relative:text;mso-position-vertical:absolute;mso-position-vertical-relative:text;mso-width-percent:0;mso-width-relative:margin" o:gfxdata="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">
-                <v:imagedata r:id="rId88" o:title=""/>
+                <v:imagedata r:id="rId94" o:title=""/>
               </v:shape>
             </w:pict>
           </mc:Fallback>
@@ -2310,7 +2419,7 @@
                 <wp:cNvGraphicFramePr/>
                 <a:graphic xmlns:a="http://schemas.openxmlformats.org/drawingml/2006/main">
                   <a:graphicData uri="http://schemas.microsoft.com/office/word/2010/wordprocessingInk">
-                    <w14:contentPart bwMode="auto" r:id="rId89">
+                    <w14:contentPart bwMode="auto" r:id="rId95">
                       <w14:nvContentPartPr>
                         <w14:cNvContentPartPr/>
                       </w14:nvContentPartPr>
@@ -2327,7 +2436,7 @@
           <mc:Fallback>
             <w:pict>
               <v:shape w14:anchorId="11B752E8" id="Freihand 67" o:spid="_x0000_s1026" type="#_x0000_t75" style="position:absolute;margin-left:417.5pt;margin-top:325.3pt;width:91.45pt;height:26.45pt;z-index:251784192;visibility:visible;mso-wrap-style:square;mso-wrap-distance-left:9pt;mso-wrap-distance-top:0;mso-wrap-distance-right:9pt;mso-wrap-distance-bottom:0;mso-position-horizontal:absolute;mso-position-horizontal-relative:text;mso-position-vertical:absolute;mso-position-vertical-relative:text" o:gfxdata="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">
-                <v:imagedata r:id="rId90" o:title=""/>
+                <v:imagedata r:id="rId96" o:title=""/>
               </v:shape>
             </w:pict>
           </mc:Fallback>
@@ -2355,7 +2464,7 @@
                 <wp:cNvGraphicFramePr/>
                 <a:graphic xmlns:a="http://schemas.openxmlformats.org/drawingml/2006/main">
                   <a:graphicData uri="http://schemas.microsoft.com/office/word/2010/wordprocessingInk">
-                    <w14:contentPart bwMode="auto" r:id="rId91">
+                    <w14:contentPart bwMode="auto" r:id="rId97">
                       <w14:nvContentPartPr>
                         <w14:cNvContentPartPr/>
                       </w14:nvContentPartPr>
@@ -2372,7 +2481,7 @@
           <mc:Fallback>
             <w:pict>
               <v:shape w14:anchorId="58AD907E" id="Freihand 46" o:spid="_x0000_s1026" type="#_x0000_t75" style="position:absolute;margin-left:376.1pt;margin-top:337.5pt;width:35.45pt;height:11.3pt;z-index:251762688;visibility:visible;mso-wrap-style:square;mso-wrap-distance-left:9pt;mso-wrap-distance-top:0;mso-wrap-distance-right:9pt;mso-wrap-distance-bottom:0;mso-position-horizontal:absolute;mso-position-horizontal-relative:text;mso-position-vertical:absolute;mso-position-vertical-relative:text" o:gfxdata="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">
-                <v:imagedata r:id="rId92" o:title=""/>
+                <v:imagedata r:id="rId98" o:title=""/>
               </v:shape>
             </w:pict>
           </mc:Fallback>
@@ -2400,7 +2509,7 @@
                 <wp:cNvGraphicFramePr/>
                 <a:graphic xmlns:a="http://schemas.openxmlformats.org/drawingml/2006/main">
                   <a:graphicData uri="http://schemas.microsoft.com/office/word/2010/wordprocessingInk">
-                    <w14:contentPart bwMode="auto" r:id="rId93">
+                    <w14:contentPart bwMode="auto" r:id="rId99">
                       <w14:nvContentPartPr>
                         <w14:cNvContentPartPr/>
                       </w14:nvContentPartPr>
@@ -2417,7 +2526,7 @@
           <mc:Fallback>
             <w:pict>
               <v:shape w14:anchorId="6E1C298B" id="Freihand 44" o:spid="_x0000_s1026" type="#_x0000_t75" style="position:absolute;margin-left:202.9pt;margin-top:304.7pt;width:39.95pt;height:7.1pt;z-index:251760640;visibility:visible;mso-wrap-style:square;mso-wrap-distance-left:9pt;mso-wrap-distance-top:0;mso-wrap-distance-right:9pt;mso-wrap-distance-bottom:0;mso-position-horizontal:absolute;mso-position-horizontal-relative:text;mso-position-vertical:absolute;mso-position-vertical-relative:text" o:gfxdata="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">
-                <v:imagedata r:id="rId94" o:title=""/>
+                <v:imagedata r:id="rId100" o:title=""/>
               </v:shape>
             </w:pict>
           </mc:Fallback>
@@ -2445,7 +2554,7 @@
                 <wp:cNvGraphicFramePr/>
                 <a:graphic xmlns:a="http://schemas.openxmlformats.org/drawingml/2006/main">
                   <a:graphicData uri="http://schemas.microsoft.com/office/word/2010/wordprocessingInk">
-                    <w14:contentPart bwMode="auto" r:id="rId95">
+                    <w14:contentPart bwMode="auto" r:id="rId101">
                       <w14:nvContentPartPr>
                         <w14:cNvContentPartPr/>
                       </w14:nvContentPartPr>
@@ -2462,7 +2571,7 @@
           <mc:Fallback>
             <w:pict>
               <v:shape w14:anchorId="5B30424A" id="Freihand 42" o:spid="_x0000_s1026" type="#_x0000_t75" style="position:absolute;margin-left:205.3pt;margin-top:325.6pt;width:43.4pt;height:3.15pt;z-index:251758592;visibility:visible;mso-wrap-style:square;mso-wrap-distance-left:9pt;mso-wrap-distance-top:0;mso-wrap-distance-right:9pt;mso-wrap-distance-bottom:0;mso-position-horizontal:absolute;mso-position-horizontal-relative:text;mso-position-vertical:absolute;mso-position-vertical-relative:text" o:gfxdata="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">
-                <v:imagedata r:id="rId96" o:title=""/>
+                <v:imagedata r:id="rId102" o:title=""/>
               </v:shape>
             </w:pict>
           </mc:Fallback>
@@ -2490,7 +2599,7 @@
                 <wp:cNvGraphicFramePr/>
                 <a:graphic xmlns:a="http://schemas.openxmlformats.org/drawingml/2006/main">
                   <a:graphicData uri="http://schemas.microsoft.com/office/word/2010/wordprocessingInk">
-                    <w14:contentPart bwMode="auto" r:id="rId97">
+                    <w14:contentPart bwMode="auto" r:id="rId103">
                       <w14:nvContentPartPr>
                         <w14:cNvContentPartPr/>
                       </w14:nvContentPartPr>
@@ -2510,7 +2619,7 @@
           <mc:Fallback>
             <w:pict>
               <v:shape w14:anchorId="141D07E1" id="Freihand 17" o:spid="_x0000_s1026" type="#_x0000_t75" style="position:absolute;margin-left:-43.3pt;margin-top:229.6pt;width:75.2pt;height:25.7pt;z-index:251739136;visibility:visible;mso-wrap-style:square;mso-height-percent:0;mso-wrap-distance-left:9pt;mso-wrap-distance-top:0;mso-wrap-distance-right:9pt;mso-wrap-distance-bottom:0;mso-position-horizontal:absolute;mso-position-horizontal-relative:text;mso-position-vertical:absolute;mso-position-vertical-relative:text;mso-height-percent:0;mso-height-relative:margin" o:gfxdata="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">
-                <v:imagedata r:id="rId98" o:title=""/>
+                <v:imagedata r:id="rId104" o:title=""/>
               </v:shape>
             </w:pict>
           </mc:Fallback>
@@ -2538,7 +2647,7 @@
                 <wp:cNvGraphicFramePr/>
                 <a:graphic xmlns:a="http://schemas.openxmlformats.org/drawingml/2006/main">
                   <a:graphicData uri="http://schemas.microsoft.com/office/word/2010/wordprocessingInk">
-                    <w14:contentPart bwMode="auto" r:id="rId99">
+                    <w14:contentPart bwMode="auto" r:id="rId105">
                       <w14:nvContentPartPr>
                         <w14:cNvContentPartPr/>
                       </w14:nvContentPartPr>
@@ -2555,7 +2664,7 @@
           <mc:Fallback>
             <w:pict>
               <v:shape w14:anchorId="44EDB642" id="Freihand 4" o:spid="_x0000_s1026" type="#_x0000_t75" style="position:absolute;margin-left:342.55pt;margin-top:318.4pt;width:38.9pt;height:20.55pt;z-index:251725824;visibility:visible;mso-wrap-style:square;mso-wrap-distance-left:9pt;mso-wrap-distance-top:0;mso-wrap-distance-right:9pt;mso-wrap-distance-bottom:0;mso-position-horizontal:absolute;mso-position-horizontal-relative:text;mso-position-vertical:absolute;mso-position-vertical-relative:text" o:gfxdata="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">
-                <v:imagedata r:id="rId100" o:title=""/>
+                <v:imagedata r:id="rId106" o:title=""/>
               </v:shape>
             </w:pict>
           </mc:Fallback>
@@ -2583,7 +2692,7 @@
                 <wp:cNvGraphicFramePr/>
                 <a:graphic xmlns:a="http://schemas.openxmlformats.org/drawingml/2006/main">
                   <a:graphicData uri="http://schemas.microsoft.com/office/word/2010/wordprocessingInk">
-                    <w14:contentPart bwMode="auto" r:id="rId101">
+                    <w14:contentPart bwMode="auto" r:id="rId107">
                       <w14:nvContentPartPr>
                         <w14:cNvContentPartPr/>
                       </w14:nvContentPartPr>
@@ -2600,7 +2709,7 @@
           <mc:Fallback>
             <w:pict>
               <v:shape w14:anchorId="4D6706E2" id="Freihand 3" o:spid="_x0000_s1026" type="#_x0000_t75" style="position:absolute;margin-left:345.9pt;margin-top:335.6pt;width:30.15pt;height:18.95pt;z-index:251724800;visibility:visible;mso-wrap-style:square;mso-wrap-distance-left:9pt;mso-wrap-distance-top:0;mso-wrap-distance-right:9pt;mso-wrap-distance-bottom:0;mso-position-horizontal:absolute;mso-position-horizontal-relative:text;mso-position-vertical:absolute;mso-position-vertical-relative:text" o:gfxdata="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">
-                <v:imagedata r:id="rId102" o:title=""/>
+                <v:imagedata r:id="rId108" o:title=""/>
               </v:shape>
             </w:pict>
           </mc:Fallback>
@@ -2628,7 +2737,7 @@
                 <wp:cNvGraphicFramePr/>
                 <a:graphic xmlns:a="http://schemas.openxmlformats.org/drawingml/2006/main">
                   <a:graphicData uri="http://schemas.microsoft.com/office/word/2010/wordprocessingInk">
-                    <w14:contentPart bwMode="auto" r:id="rId103">
+                    <w14:contentPart bwMode="auto" r:id="rId109">
                       <w14:nvContentPartPr>
                         <w14:cNvContentPartPr/>
                       </w14:nvContentPartPr>
@@ -2645,7 +2754,7 @@
           <mc:Fallback>
             <w:pict>
               <v:shape w14:anchorId="4E325C70" id="Freihand 2" o:spid="_x0000_s1026" type="#_x0000_t75" style="position:absolute;margin-left:251.6pt;margin-top:303.55pt;width:34.2pt;height:19.05pt;z-index:251723776;visibility:visible;mso-wrap-style:square;mso-wrap-distance-left:9pt;mso-wrap-distance-top:0;mso-wrap-distance-right:9pt;mso-wrap-distance-bottom:0;mso-position-horizontal:absolute;mso-position-horizontal-relative:text;mso-position-vertical:absolute;mso-position-vertical-relative:text" o:gfxdata="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">
-                <v:imagedata r:id="rId104" o:title=""/>
+                <v:imagedata r:id="rId110" o:title=""/>
               </v:shape>
             </w:pict>
           </mc:Fallback>
@@ -2673,7 +2782,7 @@
                 <wp:cNvGraphicFramePr/>
                 <a:graphic xmlns:a="http://schemas.openxmlformats.org/drawingml/2006/main">
                   <a:graphicData uri="http://schemas.microsoft.com/office/word/2010/wordprocessingInk">
-                    <w14:contentPart bwMode="auto" r:id="rId105">
+                    <w14:contentPart bwMode="auto" r:id="rId111">
                       <w14:nvContentPartPr>
                         <w14:cNvContentPartPr/>
                       </w14:nvContentPartPr>
@@ -2690,7 +2799,7 @@
           <mc:Fallback>
             <w:pict>
               <v:shape w14:anchorId="5DB770D0" id="Freihand 1" o:spid="_x0000_s1026" type="#_x0000_t75" style="position:absolute;margin-left:253.45pt;margin-top:317.7pt;width:33.2pt;height:20.9pt;z-index:251722752;visibility:visible;mso-wrap-style:square;mso-wrap-distance-left:9pt;mso-wrap-distance-top:0;mso-wrap-distance-right:9pt;mso-wrap-distance-bottom:0;mso-position-horizontal:absolute;mso-position-horizontal-relative:text;mso-position-vertical:absolute;mso-position-vertical-relative:text" o:gfxdata="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">
-                <v:imagedata r:id="rId106" o:title=""/>
+                <v:imagedata r:id="rId112" o:title=""/>
               </v:shape>
             </w:pict>
           </mc:Fallback>
@@ -2718,7 +2827,7 @@
                 <wp:cNvGraphicFramePr/>
                 <a:graphic xmlns:a="http://schemas.openxmlformats.org/drawingml/2006/main">
                   <a:graphicData uri="http://schemas.microsoft.com/office/word/2010/wordprocessingInk">
-                    <w14:contentPart bwMode="auto" r:id="rId107">
+                    <w14:contentPart bwMode="auto" r:id="rId113">
                       <w14:nvContentPartPr>
                         <w14:cNvContentPartPr/>
                       </w14:nvContentPartPr>
@@ -2735,7 +2844,7 @@
           <mc:Fallback>
             <w:pict>
               <v:shape w14:anchorId="363DC0E9" id="Freihand 66" o:spid="_x0000_s1026" type="#_x0000_t75" style="position:absolute;margin-left:264.3pt;margin-top:209.35pt;width:1.45pt;height:1.45pt;z-index:251721728;visibility:visible;mso-wrap-style:square;mso-wrap-distance-left:9pt;mso-wrap-distance-top:0;mso-wrap-distance-right:9pt;mso-wrap-distance-bottom:0;mso-position-horizontal:absolute;mso-position-horizontal-relative:text;mso-position-vertical:absolute;mso-position-vertical-relative:text" o:gfxdata="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">
-                <v:imagedata r:id="rId108" o:title=""/>
+                <v:imagedata r:id="rId114" o:title=""/>
               </v:shape>
             </w:pict>
           </mc:Fallback>
@@ -2761,7 +2870,7 @@
                     <pic:cNvPicPr/>
                   </pic:nvPicPr>
                   <pic:blipFill rotWithShape="1">
-                    <a:blip r:embed="rId14"/>
+                    <a:blip r:embed="rId16"/>
                     <a:srcRect t="-1" b="775"/>
                     <a:stretch>
                       <a:fillRect/>
@@ -2791,12 +2900,52 @@
         </w:drawing>
       </w:r>
     </w:p>
+    <w:p/>
     <w:p>
-      <w:pPr>
-        <w:jc w:val="center"/>
-      </w:pPr>
+      <w:r>
+        <w:t>Boilersteuerung 3.3V GPIO PIN auf 5V SSR Eingang</w:t>
+      </w:r>
     </w:p>
     <w:p/>
+    <w:p>
+      <w:r>
+        <w:drawing>
+          <wp:inline distT="0" distB="0" distL="0" distR="0" wp14:anchorId="509EF3F1" wp14:editId="1DAF7B49">
+            <wp:extent cx="5760720" cy="3844290"/>
+            <wp:effectExtent l="0" t="0" r="0" b="3810"/>
+            <wp:docPr id="1786519081" name="Grafik 1"/>
+            <wp:cNvGraphicFramePr>
+              <a:graphicFrameLocks xmlns:a="http://schemas.openxmlformats.org/drawingml/2006/main" noChangeAspect="1"/>
+            </wp:cNvGraphicFramePr>
+            <a:graphic xmlns:a="http://schemas.openxmlformats.org/drawingml/2006/main">
+              <a:graphicData uri="http://schemas.openxmlformats.org/drawingml/2006/picture">
+                <pic:pic xmlns:pic="http://schemas.openxmlformats.org/drawingml/2006/picture">
+                  <pic:nvPicPr>
+                    <pic:cNvPr id="1786519081" name=""/>
+                    <pic:cNvPicPr/>
+                  </pic:nvPicPr>
+                  <pic:blipFill>
+                    <a:blip r:embed="rId115"/>
+                    <a:stretch>
+                      <a:fillRect/>
+                    </a:stretch>
+                  </pic:blipFill>
+                  <pic:spPr>
+                    <a:xfrm>
+                      <a:off x="0" y="0"/>
+                      <a:ext cx="5760720" cy="3844290"/>
+                    </a:xfrm>
+                    <a:prstGeom prst="rect">
+                      <a:avLst/>
+                    </a:prstGeom>
+                  </pic:spPr>
+                </pic:pic>
+              </a:graphicData>
+            </a:graphic>
+          </wp:inline>
+        </w:drawing>
+      </w:r>
+    </w:p>
     <w:sectPr>
       <w:pgSz w:w="11906" w:h="16838"/>
       <w:pgMar w:top="1417" w:right="1417" w:bottom="1134" w:left="1417" w:header="708" w:footer="708" w:gutter="0"/>
@@ -2805,6 +2954,56 @@
     </w:sectPr>
   </w:body>
 </w:document>
+</file>
+
+<file path=word/endnotes.xml><?xml version="1.0" encoding="utf-8"?>
+<w:endnotes xmlns:wpc="http://schemas.microsoft.com/office/word/2010/wordprocessingCanvas" xmlns:cx="http://schemas.microsoft.com/office/drawing/2014/chartex" xmlns:cx1="http://schemas.microsoft.com/office/drawing/2015/9/8/chartex" xmlns:cx2="http://schemas.microsoft.com/office/drawing/2015/10/21/chartex" xmlns:cx3="http://schemas.microsoft.com/office/drawing/2016/5/9/chartex" xmlns:cx4="http://schemas.microsoft.com/office/drawing/2016/5/10/chartex" xmlns:cx5="http://schemas.microsoft.com/office/drawing/2016/5/11/chartex" xmlns:cx6="http://schemas.microsoft.com/office/drawing/2016/5/12/chartex" xmlns:cx7="http://schemas.microsoft.com/office/drawing/2016/5/13/chartex" xmlns:cx8="http://schemas.microsoft.com/office/drawing/2016/5/14/chartex" xmlns:mc="http://schemas.openxmlformats.org/markup-compatibility/2006" xmlns:aink="http://schemas.microsoft.com/office/drawing/2016/ink" xmlns:am3d="http://schemas.microsoft.com/office/drawing/2017/model3d" xmlns:o="urn:schemas-microsoft-com:office:office" xmlns:oel="http://schemas.microsoft.com/office/2019/extlst" xmlns:r="http://schemas.openxmlformats.org/officeDocument/2006/relationships" xmlns:m="http://schemas.openxmlformats.org/officeDocument/2006/math" xmlns:v="urn:schemas-microsoft-com:vml" xmlns:wp14="http://schemas.microsoft.com/office/word/2010/wordprocessingDrawing" xmlns:wp="http://schemas.openxmlformats.org/drawingml/2006/wordprocessingDrawing" xmlns:w10="urn:schemas-microsoft-com:office:word" xmlns:w="http://schemas.openxmlformats.org/wordprocessingml/2006/main" xmlns:w14="http://schemas.microsoft.com/office/word/2010/wordml" xmlns:w15="http://schemas.microsoft.com/office/word/2012/wordml" xmlns:w16cei="http://schemas.microsoft.com/office/word/2026/wordml/cei" xmlns:w16cex="http://schemas.microsoft.com/office/word/2018/wordml/cex" xmlns:w16cid="http://schemas.microsoft.com/office/word/2016/wordml/cid" xmlns:w16="http://schemas.microsoft.com/office/word/2018/wordml" xmlns:w16du="http://schemas.microsoft.com/office/word/2023/wordml/word16du" xmlns:w16sdtdh="http://schemas.microsoft.com/office/word/2020/wordml/sdtdatahash" xmlns:w16sdtfl="http://schemas.microsoft.com/office/word/2024/wordml/sdtformatlock" xmlns:w16se="http://schemas.microsoft.com/office/word/2015/wordml/symex" xmlns:wpg="http://schemas.microsoft.com/office/word/2010/wordprocessingGroup" xmlns:wpi="http://schemas.microsoft.com/office/word/2010/wordprocessingInk" xmlns:wne="http://schemas.microsoft.com/office/word/2006/wordml" xmlns:wps="http://schemas.microsoft.com/office/word/2010/wordprocessingShape" mc:Ignorable="w14 w15 w16se w16cid w16 w16cex w16sdtdh w16sdtfl w16du wp14">
+  <w:endnote w:type="separator" w:id="-1">
+    <w:p>
+      <w:pPr>
+        <w:spacing w:after="0" w:line="240" w:lineRule="auto"/>
+      </w:pPr>
+      <w:r>
+        <w:separator/>
+      </w:r>
+    </w:p>
+  </w:endnote>
+  <w:endnote w:type="continuationSeparator" w:id="0">
+    <w:p>
+      <w:pPr>
+        <w:spacing w:after="0" w:line="240" w:lineRule="auto"/>
+      </w:pPr>
+      <w:r>
+        <w:continuationSeparator/>
+      </w:r>
+    </w:p>
+  </w:endnote>
+</w:endnotes>
+</file>
+
+<file path=word/footnotes.xml><?xml version="1.0" encoding="utf-8"?>
+<w:footnotes xmlns:wpc="http://schemas.microsoft.com/office/word/2010/wordprocessingCanvas" xmlns:cx="http://schemas.microsoft.com/office/drawing/2014/chartex" xmlns:cx1="http://schemas.microsoft.com/office/drawing/2015/9/8/chartex" xmlns:cx2="http://schemas.microsoft.com/office/drawing/2015/10/21/chartex" xmlns:cx3="http://schemas.microsoft.com/office/drawing/2016/5/9/chartex" xmlns:cx4="http://schemas.microsoft.com/office/drawing/2016/5/10/chartex" xmlns:cx5="http://schemas.microsoft.com/office/drawing/2016/5/11/chartex" xmlns:cx6="http://schemas.microsoft.com/office/drawing/2016/5/12/chartex" xmlns:cx7="http://schemas.microsoft.com/office/drawing/2016/5/13/chartex" xmlns:cx8="http://schemas.microsoft.com/office/drawing/2016/5/14/chartex" xmlns:mc="http://schemas.openxmlformats.org/markup-compatibility/2006" xmlns:aink="http://schemas.microsoft.com/office/drawing/2016/ink" xmlns:am3d="http://schemas.microsoft.com/office/drawing/2017/model3d" xmlns:o="urn:schemas-microsoft-com:office:office" xmlns:oel="http://schemas.microsoft.com/office/2019/extlst" xmlns:r="http://schemas.openxmlformats.org/officeDocument/2006/relationships" xmlns:m="http://schemas.openxmlformats.org/officeDocument/2006/math" xmlns:v="urn:schemas-microsoft-com:vml" xmlns:wp14="http://schemas.microsoft.com/office/word/2010/wordprocessingDrawing" xmlns:wp="http://schemas.openxmlformats.org/drawingml/2006/wordprocessingDrawing" xmlns:w10="urn:schemas-microsoft-com:office:word" xmlns:w="http://schemas.openxmlformats.org/wordprocessingml/2006/main" xmlns:w14="http://schemas.microsoft.com/office/word/2010/wordml" xmlns:w15="http://schemas.microsoft.com/office/word/2012/wordml" xmlns:w16cei="http://schemas.microsoft.com/office/word/2026/wordml/cei" xmlns:w16cex="http://schemas.microsoft.com/office/word/2018/wordml/cex" xmlns:w16cid="http://schemas.microsoft.com/office/word/2016/wordml/cid" xmlns:w16="http://schemas.microsoft.com/office/word/2018/wordml" xmlns:w16du="http://schemas.microsoft.com/office/word/2023/wordml/word16du" xmlns:w16sdtdh="http://schemas.microsoft.com/office/word/2020/wordml/sdtdatahash" xmlns:w16sdtfl="http://schemas.microsoft.com/office/word/2024/wordml/sdtformatlock" xmlns:w16se="http://schemas.microsoft.com/office/word/2015/wordml/symex" xmlns:wpg="http://schemas.microsoft.com/office/word/2010/wordprocessingGroup" xmlns:wpi="http://schemas.microsoft.com/office/word/2010/wordprocessingInk" xmlns:wne="http://schemas.microsoft.com/office/word/2006/wordml" xmlns:wps="http://schemas.microsoft.com/office/word/2010/wordprocessingShape" mc:Ignorable="w14 w15 w16se w16cid w16 w16cex w16sdtdh w16sdtfl w16du wp14">
+  <w:footnote w:type="separator" w:id="-1">
+    <w:p>
+      <w:pPr>
+        <w:spacing w:after="0" w:line="240" w:lineRule="auto"/>
+      </w:pPr>
+      <w:r>
+        <w:separator/>
+      </w:r>
+    </w:p>
+  </w:footnote>
+  <w:footnote w:type="continuationSeparator" w:id="0">
+    <w:p>
+      <w:pPr>
+        <w:spacing w:after="0" w:line="240" w:lineRule="auto"/>
+      </w:pPr>
+      <w:r>
+        <w:continuationSeparator/>
+      </w:r>
+    </w:p>
+  </w:footnote>
+</w:footnotes>
 </file>
 
 <file path=word/styles.xml><?xml version="1.0" encoding="utf-8"?>
@@ -3748,6 +3947,50 @@
       <w:shd w:val="clear" w:color="auto" w:fill="E1DFDD"/>
     </w:rPr>
   </w:style>
+  <w:style w:type="paragraph" w:styleId="Kopfzeile">
+    <w:name w:val="header"/>
+    <w:basedOn w:val="Standard"/>
+    <w:link w:val="KopfzeileZchn"/>
+    <w:uiPriority w:val="99"/>
+    <w:unhideWhenUsed/>
+    <w:rsid w:val="008D4674"/>
+    <w:pPr>
+      <w:tabs>
+        <w:tab w:val="center" w:pos="4536"/>
+        <w:tab w:val="right" w:pos="9072"/>
+      </w:tabs>
+      <w:spacing w:after="0" w:line="240" w:lineRule="auto"/>
+    </w:pPr>
+  </w:style>
+  <w:style w:type="character" w:customStyle="1" w:styleId="KopfzeileZchn">
+    <w:name w:val="Kopfzeile Zchn"/>
+    <w:basedOn w:val="Absatz-Standardschriftart"/>
+    <w:link w:val="Kopfzeile"/>
+    <w:uiPriority w:val="99"/>
+    <w:rsid w:val="008D4674"/>
+  </w:style>
+  <w:style w:type="paragraph" w:styleId="Fuzeile">
+    <w:name w:val="footer"/>
+    <w:basedOn w:val="Standard"/>
+    <w:link w:val="FuzeileZchn"/>
+    <w:uiPriority w:val="99"/>
+    <w:unhideWhenUsed/>
+    <w:rsid w:val="008D4674"/>
+    <w:pPr>
+      <w:tabs>
+        <w:tab w:val="center" w:pos="4536"/>
+        <w:tab w:val="right" w:pos="9072"/>
+      </w:tabs>
+      <w:spacing w:after="0" w:line="240" w:lineRule="auto"/>
+    </w:pPr>
+  </w:style>
+  <w:style w:type="character" w:customStyle="1" w:styleId="FuzeileZchn">
+    <w:name w:val="Fußzeile Zchn"/>
+    <w:basedOn w:val="Absatz-Standardschriftart"/>
+    <w:link w:val="Fuzeile"/>
+    <w:uiPriority w:val="99"/>
+    <w:rsid w:val="008D4674"/>
+  </w:style>
 </w:styles>
 </file>
 
@@ -3767,21 +4010,88 @@
           <inkml:channelProperty channel="F" name="resolution" value="0" units="1/dev"/>
         </inkml:channelProperties>
       </inkml:inkSource>
-      <inkml:timestamp xml:id="ts0" timeString="2025-11-10T08:22:23.839"/>
+      <inkml:timestamp xml:id="ts0" timeString="2026-08-11T10:02:26.416"/>
+    </inkml:context>
+    <inkml:brush xml:id="br0">
+      <inkml:brushProperty name="width" value="0.05" units="cm"/>
+      <inkml:brushProperty name="height" value="0.05" units="cm"/>
+      <inkml:brushProperty name="color" value="#AB008B"/>
+    </inkml:brush>
+  </inkml:definitions>
+  <inkml:trace contextRef="#ctx0" brushRef="#br0">0 1826 16000,'16'0'218,"-27"-3"1995,14 0-1938,0-1 0,0 1 0,1 0-1,0 1 1,-1-1 0,1 0-1,6-2 1,-1 0-41,125-109 893,-15 13-867,143-117 145,-206 172-150,74-77 1,-103 96-233,2 1 90,1 1 0,59-36 1,-59 43-13,-2-2 1,0-1 0,48-47-1,-58 46 46,2 1-1,0 0 0,1 2 0,1 0 1,1 1-1,44-25 0,0 0 485,-24 13-216,-38 26-363,0 0 0,0-1 0,0 0 0,0 0 0,-1 0 0,1-1 0,5-10 0,-6 10-41,0-1 0,1 1-1,-1 0 1,1 0-1,1 1 1,10-10-1,35-35 161,-40 44-1259,-1-2-2773</inkml:trace>
+  <inkml:trace contextRef="#ctx0" brushRef="#br0" timeOffset="1159.91">1826 51 15872,'0'0'1301,"-2"-18"491,9 49-1355,-1 1 0,-2 0 0,-1 0 0,-2 0 0,0 0 0,-5 33 0,1 1-40,3-27-206,0-4 1,-1 0 0,-1 0 0,-2 0 0,-10 41 1,12-71-165,0 1-1,0 0 1,0-1 0,-1 1 0,0-1 0,0 0 0,0 0 0,-1 0 0,0-1 0,1 1-1,-2-1 1,-5 6 0,19-54-1052,10-4-3349,-10 23-8277</inkml:trace>
+  <inkml:trace contextRef="#ctx0" brushRef="#br0" timeOffset="2178.63">1832 85 17151,'0'0'534,"5"-1"-193,0-1-280,17-4 347,0 0-1,41-5 1,-55 11-307,0-1 1,0 2-1,1-1 1,-1 1-1,0 0 0,-1 0 1,1 1-1,0 0 1,0 1-1,-1 0 1,1 0-1,8 6 1,-6-4 6,-1 1-1,0 0 1,0 1 0,-1 0 0,0 0-1,0 1 1,-1 0 0,1 1 0,6 11 0,-12-17-77,0 1 0,0-1 0,-1 1 1,0-1-1,1 1 0,-1-1 1,-1 1-1,1 0 0,0 0 0,-1-1 1,0 1-1,0 0 0,0 0 1,0-1-1,-1 1 0,1 0 1,-1-1-1,0 1 0,0 0 0,-1-1 1,1 1-1,-1-1 0,1 1 1,-1-1-1,0 0 0,0 0 0,-1 0 1,1 0-1,-1 0 0,-4 3 1,-7 10 160,3-4-59,1-1 0,-2 0-1,1 0 1,-2-1 0,1-1-1,-1 0 1,0-1 0,-18 8-1,32-13-132,0-1 0,1 0 0,-1 1 0,1-1 0,0 0 0,0 0 0,0 0 0,0 0 0,0-1 0,0 1 0,0-1 0,3 2 0,20 20 0,-23-19 0,0 1 0,-1-1 0,1 1 0,-1-1 0,0 1 0,0 0 0,-1-1 0,1 1 0,-1 0 0,0 0 0,-1-1 0,1 1 0,-1 0 0,0-1 0,-1 6 0,-25 68 0,25-74 9,-1 0-1,1 0 1,-1 0-1,0 0 1,0 0-1,0-1 1,0 1-1,-1-1 1,1 0-1,-1 0 1,0 0-1,0-1 1,0 1-1,0-1 1,-1 0 0,1 0-1,0 0 1,-9 1-1,3 0 20,0-1 0,0-1-1,-1 1 1,1-2 0,-1 0 0,1 0-1,-15-2 1,24 2-218,-18-2 654,14 2-1990</inkml:trace>
+  <inkml:trace contextRef="#ctx0" brushRef="#br0" timeOffset="3141.66">2343 545 13568,'3'-1'173,"0"0"1,0-1 0,-1 1-1,1-1 1,0 1 0,-1-1 0,0 0-1,1 0 1,-1 0 0,0-1-1,0 1 1,0 0 0,0-1 0,-1 1-1,1-1 1,-1 0 0,1 1-1,-1-1 1,0 0 0,0 0-1,0 0 1,-1 0 0,1 0 0,-1 0-1,1 0 1,-1 0 0,0 0-1,0 0 1,0 0 0,-1 0 0,1 0-1,-1 0 1,0 0 0,0 0-1,0 0 1,0 0 0,0 0 0,0 1-1,-1-1 1,1 1 0,-3-4-1,3 5-125,1 0-1,-1 0 0,1 0 0,-1 1 0,0-1 1,1 0-1,-1 0 0,0 1 0,1-1 0,-1 0 1,0 1-1,0-1 0,1 1 0,-1-1 0,0 1 1,0-1-1,0 1 0,0 0 0,0-1 1,0 1-1,0 0 0,0 0 0,0 0 0,0-1 1,0 1-1,0 0 0,0 0 0,0 1 0,-1-1 1,-1 1-10,1 0 1,-1 0-1,1 1 1,0-1-1,0 1 1,-1-1-1,1 1 1,0 0-1,0 0 1,-3 3-1,-4 7 72,0 0-1,-13 26 1,22-38-103,-6 16 79,0 0-1,1 0 1,0 0-1,1 1 0,1 0 1,1 0-1,0 17 1,-1-8-2,3-25-84,0 0 0,-1 0 0,1 0 0,0-1 0,0 1 0,0 0 0,0 0 0,0 0 0,0 0 0,0 0 0,0-1 0,0 1 0,0 0 0,0 0 0,1 0 0,-1 0 0,0-1 0,1 1 0,-1 0 0,0 0 0,1-1 0,-1 1 0,1 0 0,-1-1 0,1 1 0,-1 0 0,1-1 0,0 1 0,-1-1 0,1 1 0,0-1 0,1 1 0,0 0 0,-1-1 0,1-1 0,0 1 0,0 0 0,0 0 0,0-1 0,0 1 0,-1-1 0,1 1 0,0-1 0,0 0 0,-1 0 0,4-2 0,4-3 0,-1 0 0,1 0 0,-1-1 0,11-12 0,-13 12 0,-1-1 0,0 1 0,0-1 0,-1 0 0,0-1 0,0 1 0,-1-1 0,0 1 0,0-1 0,1-11 0,1 9-3</inkml:trace>
+  <inkml:trace contextRef="#ctx0" brushRef="#br0" timeOffset="3508.45">2535 554 20479,'0'0'1536,"19"36"-2048,6-61-4920,-18 16 2801</inkml:trace>
+  <inkml:trace contextRef="#ctx0" brushRef="#br0" timeOffset="3797.63">2654 186 18815,'1'-24'3,"-1"20"176,1-1 0,-1 1 0,0-1 0,0 1 0,0-1 0,-1 1 0,1-1 0,-1 1-1,-2-7 1,-6 8-217,4 2-1791,17-8-1530</inkml:trace>
+  <inkml:trace contextRef="#ctx0" brushRef="#br0" timeOffset="4852.71">2606 408 16256,'0'0'5141,"-23"19"-4651,16-11-393,1 0 0,1 0 0,-1 1 0,1-1-1,1 1 1,0 0 0,0 1 0,-3 11 0,-10 22 311,10-31-189,0 0 0,0 0-1,-12 14 1,19-26-217,1 0 0,-1 0 0,0 0 0,0 0 1,0 0-1,1 0 0,-1 0 0,0 0 0,0 0 0,1 0 0,-1 0 0,0 0 1,0 0-1,0 0 0,1 0 0,-1 0 0,0 0 0,0 0 0,0 0 0,1 1 1,-1-1-1,0 0 0,0 0 0,0 0 0,0 0 0,0 0 0,1 1 0,-1-1 0,0 0 1,0 0-1,0 0 0,0 1 0,0-1 0,0 0 0,0 0 0,0 0 0,0 1 1,0-1-1,0 0 0,1 0 0,-1 1 0,0-1 0,-1 0 0,1 0 0,0 0 1,0 1-1,0-1 0,0 0 0,0 0 0,0 0 0,0 1 0,21-10-283,3-9-2919,12-8-11071</inkml:trace>
+  <inkml:trace contextRef="#ctx0" brushRef="#br0" timeOffset="5821.47">2959 1 12544,'0'0'5759,"7"28"-4244,-5 12-1029,-1-1 1,-2 1-1,-2 0 1,-15 75-1,11-80-287,-2 0 0,-1 0 0,-1-1 0,-3-1 1,-23 45-1,22-39-713,15-13-5586</inkml:trace>
+  <inkml:trace contextRef="#ctx0" brushRef="#br0" timeOffset="6657.06">3020 568 19583,'0'0'128,"4"0"0,15-1 66,0 0 0,-1-2-1,1 0 1,-1-1-1,32-11 1,-41 12-111,-1 0 0,0 0 1,0-1-1,0 0 0,0-1 1,-1 0-1,1 0 0,-1-1 0,-1 1 1,1-1-1,-1-1 0,0 0 0,0 1 1,8-15-1,-13 20-79,0 0 0,-1-1 1,1 1-1,0 0 0,-1 0 0,1 0 0,-1 0 0,0-1 1,1 1-1,-1 0 0,0-1 0,0 1 0,1 0 1,-1 0-1,0-1 0,0 1 0,0 0 0,-1-1 0,1 1 1,0 0-1,-1-1 0,1 1 0,0 0 0,-1 0 1,1 0-1,-1-1 0,0 1 0,-1-2 0,0 2 11,0-1 0,0 1 0,0 0 0,-1 0 0,1 0 0,0 0 0,0 1 0,-1-1 1,1 1-1,-1-1 0,1 1 0,0 0 0,-1 0 0,-3 0 0,-6 1 37,1 0 1,-1 1-1,0 0 0,0 0 1,-18 8-1,26-8-52,1 0 0,-1 0 0,0 1 0,1-1 0,-1 1 0,1 0 0,0 0 0,0 0 0,0 0 0,0 0 0,1 1 0,-1-1 0,1 1 0,0 0 0,0 0 0,0-1 0,1 2 0,-1-1 0,1 0 0,0 0 0,0 0 0,0 0 0,1 1 0,-1-1 0,1 0 0,0 1 0,0-1 0,1 0 0,0 1 0,-1-1 0,1 0 0,0 0 0,1 0 0,-1 0 0,1 0 0,0 0 0,0 0 0,0 0 0,1-1 0,-1 1 0,1-1 0,0 1 0,0-1 0,0 0 0,0 0 0,7 4 0,16 10-555,-13-8-227,1 0 0,0-1 0,1 0-1,0-1 1,15 5 0,-22-11-1863</inkml:trace>
+  <inkml:trace contextRef="#ctx0" brushRef="#br0" timeOffset="7542.76">3446 468 21887,'-5'13'111,"-1"0"0,0 0 0,-1-1 0,-12 18 0,14-23-40,-1 1 0,1 0 0,0 0 0,1 1 0,0-1 0,0 1 1,1 0-1,0 0 0,0 1 0,1-1 0,-1 13 0,31-44 441,12-22-323,-15 16 10,1 2 0,43-35 1,-59 53-157,1 1-1,0 0 1,1 0 0,-1 2 0,1-1 0,1 2 0,-1-1 0,1 2 0,-1 0 0,27-4 0,-14 7-100,-19 0-11,0 0 0,0 1 0,-1-2 0,1 1-1,0-1 1,0 0 0,-1 0 0,1-1 0,-1 1 0,1-1-1,9-5 1,-7-10-4412</inkml:trace>
+</inkml:ink>
+</file>
+
+<file path=word/ink/ink10.xml><?xml version="1.0" encoding="utf-8"?>
+<inkml:ink xmlns:inkml="http://www.w3.org/2003/InkML">
+  <inkml:definitions>
+    <inkml:context xml:id="ctx0">
+      <inkml:inkSource xml:id="inkSrc0">
+        <inkml:traceFormat>
+          <inkml:channel name="X" type="integer" min="-2.14748E9" max="2.14748E9" units="cm"/>
+          <inkml:channel name="Y" type="integer" min="-2.14748E9" max="2.14748E9" units="cm"/>
+          <inkml:channel name="F" type="integer" max="32767" units="dev"/>
+        </inkml:traceFormat>
+        <inkml:channelProperties>
+          <inkml:channelProperty channel="X" name="resolution" value="1000" units="1/cm"/>
+          <inkml:channelProperty channel="Y" name="resolution" value="1000" units="1/cm"/>
+          <inkml:channelProperty channel="F" name="resolution" value="0" units="1/dev"/>
+        </inkml:channelProperties>
+      </inkml:inkSource>
+      <inkml:timestamp xml:id="ts0" timeString="2025-11-10T08:21:31.482"/>
+    </inkml:context>
+    <inkml:brush xml:id="br0">
+      <inkml:brushProperty name="width" value="0.05" units="cm"/>
+      <inkml:brushProperty name="height" value="0.05" units="cm"/>
+      <inkml:brushProperty name="color" value="#C153B4"/>
+    </inkml:brush>
+  </inkml:definitions>
+  <inkml:trace contextRef="#ctx0" brushRef="#br0">15 81 16895,'0'0'4075,"0"4"-3947,4 143 763,-4 112-353,-6-201 380,-6-110-556,12 40-338,0 0-1,1-1 0,0 1 0,1 0 1,0 0-1,1 0 0,0 1 0,1-1 1,0 1-1,10-18 0,-6 13-25,-1-1 1,6-21-1,-7 20 15,14-31 1,-4 23 41,-12 21-45,0-1 0,-1 0 1,0 0-1,5-10 0,-7 12-6,1 0 0,0 1-1,0 0 1,0 0 0,1-1-1,-1 1 1,1 1 0,3-4-1,-3 3 3,-1 1 0,1 0 1,-1-1-1,0 0 0,0 0 0,0 0 0,0 0 0,0 0 0,-1 0 1,1 0-1,0-4 0,-1 4 15,3 1-21,-1 1 0,0-1 22,-3 2 42,1 0-256,6-2 224,0 1 0,0 1 1,0-1-1,0 1 1,0 0-1,0 1 1,0 0-1,0 0 1,12 4-1,-2-2 6,-15-2-31,0-1 0,0 1 0,1-1 0,-1 1 0,0 0 0,0 0 0,-1 0 0,1 0 0,0 0 0,0 1 0,0-1-1,-1 0 1,1 1 0,-1-1 0,1 1 0,-1 0 0,1 0 0,-1-1 0,2 5 0,0 1 33,0 0 1,-1 1-1,0-1 1,2 11-1,-2-7-18,-1-9-21,-1 1 1,-1-1-1,1 0 0,0 0 1,0 1-1,-1-1 0,0 0 1,1 0-1,-1 0 0,0 1 1,0-1-1,0 0 0,0 0 1,0 0-1,-1-1 0,1 1 1,0 0-1,-1 0 0,-2 2 1,-1 1-3,0-1 0,-1 1 0,1-1 0,-1 0 0,-8 4 0,2-2 1,-1-1 0,-16 4 0,21-7 0,1 0 0,-1 0 0,1 0 0,0 1 0,0 1 0,1-1 0,-1 1 0,0 0 0,1 0 0,-7 7 0,12-10-1,1-1 0,-1 1 0,0-1 1,1 1-1,-1-1 0,0 1 0,1-1 0,-1 1 0,0-1 0,1 0 0,-1 0 0,0 1 0,0-1 0,0 0 0,1 0 0,-1 0 0,0 0 0,0 0 1,0 0-1,0 0 0,1 0 0,-1 0 0,0 0 0,0 0 0,1 0 0,-1-1 0,0 1 0,0 0 0,0-1 0,0 0 0,-18-15-60,14 11 28,6 9 7,0 0 2,1 0 1,1 0-1,-1 0 0,0-1 1,1 1-1,0-1 1,0 0-1,0 0 0,0 0 1,1 0-1,-1 0 1,1-1-1,4 3 0,7 4-56,31 13 0,-30-15 111,-1 0-1,0 1 1,0 1-1,17 13 0,-25-17 34,0 1 0,0 1 0,-1-1-1,0 1 1,0 0 0,0 1-1,-1-1 1,0 1 0,6 14 0,-8-15-48,1-1 1,0 0 0,1 0-1,-1 0 1,7 6 0,-3-3-11,-5-7-6,0 0-21,-2-2-86,-2-3-349,2-30-24047</inkml:trace>
+  <inkml:trace contextRef="#ctx0" brushRef="#br0" timeOffset="872.27">526 369 17663,'0'0'2326,"3"-2"-2006,4 0-267,4-2 166,-1-1 0,-1 0 0,1 0 0,9-7 0,-16 10-160,-1 0 0,1 0 0,-1 0-1,0-1 1,0 1 0,0 0 0,0-1 0,0 0 0,-1 1-1,1-1 1,-1 0 0,1 0 0,-1 0 0,0 0 0,0 0 0,-1 0-1,1 0 1,-1 0 0,1-6 0,-1 7-39,-1 1 1,1-1-1,-1 0 0,1 1 1,-1-1-1,0 1 0,0-1 1,0 1-1,1 0 0,-2-1 1,1 1-1,0 0 0,0-1 1,0 1-1,0 0 1,-1 0-1,1 0 0,-1 0 1,1 0-1,0 1 0,-1-1 1,0 0-1,1 1 0,-3-1 1,-40-12 110,36 12-121,1-1-7,0 1 0,-1 0 0,-12 1 1,18 0-4,0 0 0,0 0 0,0 1-1,0-1 1,0 1 0,0-1 0,0 1 0,1 0 0,-1-1 0,0 1 0,0 0 0,0 1 0,1-1 0,-1 0 0,1 0 0,-1 1-1,1-1 1,-3 3 0,-1 3 22,1-1-1,0 1 0,0 0 1,0 0-1,1 0 0,0 1 1,1-1-1,0 1 0,0-1 1,0 1-1,1 0 0,0 0 1,0 0-1,1-1 0,0 1 1,1 0-1,0 0 0,0 0 1,0 0-1,1-1 0,5 14 1,-5-18-10,-1-1 0,1 1 0,0-1 0,0 0 0,0 0 0,0 0 0,0 0 1,0 0-1,0 0 0,1-1 0,-1 1 0,1-1 0,-1 1 0,1-1 0,0 0 1,-1 0-1,1 0 0,4 0 0,8 3 83,1-2 0,20 2 0,3 0 8,-31-2 2894,0 0-3350,5 2-4918,-11-4 4032,-1 0 1,1 1-1,0-1 0,0 0 1,-1 0-1,1 0 0,0 0 1,0 0-1,-1 0 1,1 0-1,0-1 0,-1 1 1,1 0-1,2-2 0,5-5-1809,-2-3 3048</inkml:trace>
+  <inkml:trace contextRef="#ctx0" brushRef="#br0" timeOffset="1855.25">818 407 18047,'0'0'1024,"1"-3"-533,5-9 17,-1-1 1,0 0-1,-1 0 1,-1 0-1,4-27 1,-6 33-332,0 0 0,-1 0 1,0 0-1,-1 0 1,-1-13-1,1 17-129,0 0 0,0 0 0,0 0 1,0 0-1,-1 0 0,1 0 0,-1 1 0,1-1 0,-1 0 0,0 1 1,0 0-1,0-1 0,0 1 0,-1 0 0,-3-3 0,5 4-45,0 1 1,0 0-1,0-1 0,0 1 0,0 0 0,0-1 1,0 1-1,0 0 0,0 0 0,0 0 0,0 0 1,0 0-1,0 0 0,0 0 0,0 1 0,0-1 1,0 0-1,0 0 0,1 1 0,-1-1 0,0 1 1,0-1-1,0 1 0,0-1 0,0 1 0,1-1 1,-1 1-1,0 0 0,1-1 0,-1 1 0,0 0 1,0 1-1,-18 26-78,18-28 66,-3 9 0,0-1 0,0 1 1,0 0-1,1 0 0,1 0 1,0 1-1,0-1 1,-1 19-1,3-22 6,0-1 0,0 0 1,0 0-1,1 1 0,0-1 0,0 0 0,1 0 1,-1 0-1,1 0 0,0 0 0,0-1 0,1 1 1,0-1-1,-1 1 0,1-1 0,1 0 0,6 8 1,-8-11 1,-1 1 0,1-1 0,0 1 0,0-1 0,-1 0 1,1 1-1,0-1 0,0 0 0,0 0 0,0-1 0,0 1 1,1 0-1,-1-1 0,0 1 0,0-1 0,0 1 0,1-1 1,-1 0-1,0 0 0,0 0 0,1 0 0,-1-1 0,0 1 1,0-1-1,0 1 0,0-1 0,1 0 0,-1 0 0,0 0 1,0 0-1,0 0 0,-1 0 0,1 0 0,0-1 0,0 1 1,-1-1-1,1 1 0,1-3 0,4-3 16,-1-1 0,0-1-1,-1 1 1,1-1 0,-2 0-1,1 0 1,3-12 0,22-55 3,-15 40-44,-1 1 0,-2-2 0,9-47 1,-15 58 2,-4 21 39,0 0 0,-1 0 1,0 0-1,0 0 0,0-1 0,-1 1 0,0-10 0,0 15-14,0 0 0,0 0 0,0 0 0,0 0 0,0 0 0,0-1 0,0 1 0,0 0 0,0 0 0,0 0-1,0 0 1,0 0 0,0 0 0,0 0 0,0 0 0,0 0 0,0 0 0,0-1 0,0 1 0,0 0 0,0 0 0,0 0 0,0 0 0,0 0 0,0 0-1,0 0 1,0 0 0,0 0 0,0 0 0,0 0 0,0 0 0,-1-1 0,1 1 0,0 0 0,0 0 0,0 0 0,0 0 0,0 0 0,0 0-1,0 0 1,0 0 0,0 0 0,0 0 0,0 0 0,-1 0 0,1 0 0,0 0 0,0 0 0,0 0 0,0 0 0,0 0 0,0 0 0,0 0-1,0 0 1,0 0 0,-1 0 0,1 0 0,0 0 0,0 0 0,0 0 0,0 0 0,0 1 0,0-1 0,0 0 0,0 0 0,0 0 0,-5 9 199,-2 11 66,0 9-264,2-1 1,1 1-1,2 0 1,0 0-1,5 47 1,29 143 17,-30-210-2015,-1-2-4106</inkml:trace>
+</inkml:ink>
+</file>
+
+<file path=word/ink/ink11.xml><?xml version="1.0" encoding="utf-8"?>
+<inkml:ink xmlns:inkml="http://www.w3.org/2003/InkML">
+  <inkml:definitions>
+    <inkml:context xml:id="ctx0">
+      <inkml:inkSource xml:id="inkSrc0">
+        <inkml:traceFormat>
+          <inkml:channel name="X" type="integer" min="-2.14748E9" max="2.14748E9" units="cm"/>
+          <inkml:channel name="Y" type="integer" min="-2.14748E9" max="2.14748E9" units="cm"/>
+          <inkml:channel name="F" type="integer" max="32767" units="dev"/>
+        </inkml:traceFormat>
+        <inkml:channelProperties>
+          <inkml:channelProperty channel="X" name="resolution" value="1000" units="1/cm"/>
+          <inkml:channelProperty channel="Y" name="resolution" value="1000" units="1/cm"/>
+          <inkml:channelProperty channel="F" name="resolution" value="0" units="1/dev"/>
+        </inkml:channelProperties>
+      </inkml:inkSource>
+      <inkml:timestamp xml:id="ts0" timeString="2025-11-10T07:47:31.643"/>
     </inkml:context>
     <inkml:brush xml:id="br0">
       <inkml:brushProperty name="width" value="0.3" units="cm"/>
       <inkml:brushProperty name="height" value="0.6" units="cm"/>
-      <inkml:brushProperty name="color" value="#00B44B"/>
+      <inkml:brushProperty name="color" value="#FF8517"/>
       <inkml:brushProperty name="tip" value="rectangle"/>
       <inkml:brushProperty name="rasterOp" value="maskPen"/>
     </inkml:brush>
   </inkml:definitions>
-  <inkml:trace contextRef="#ctx0" brushRef="#br0">0 5 3200,'47'6'19019,"-45"-12"-18433,-1 6-560,-1-1 0,1 1 1,-1-1-1,1 1 0,-1 0 0,1-1 1,0 1-1,-1 0 0,1-1 1,-1 1-1,1 0 0,0 0 0,-1 0 1,1 0-1,0 0 0,-1 0 1,1 0-1,0 0 0,-1 0 0,1 0 1,0 0-1,-1 0 0,1 0 1,0 0-1,-1 0 0,2 1 1,15 5 265,-16-6-185,0 0-92,0 0 0,0 0 0,0-1 0,0 1 0,0 1 0,-1-1 0,1 0 0,0 0 0,0 0 0,0 0 0,0 0 0,0 1 0,0-1-1,-1 0 1,1 1 0,0-1 0,0 1 0,-1-1 0,1 1 0,0-1 0,0 1 0,-1 0 0,1-1 0,-1 1 0,1 0 0,0 0 0,0 0-6,0 0 1,-1 1-1,1-1 1,0 0-1,0 0 1,0-1-1,0 1 0,1 0 1,-1 0-1,0 0 1,0-1-1,0 1 0,1-1 1,-1 1-1,2 0 1,59 13-266,-61-14 272,0 1 0,-1-1 0,1 0 0,-1 1 0,1-1 0,0 1 0,-1-1 0,1 1 0,-1-1-1,1 1 1,-1-1 0,1 1 0,-1 0 0,0-1 0,1 1 0,-1-1 0,1 2 0,-1-1-13,0 0 0,1-1-1,-1 1 1,0 0 0,1-1-1,-1 1 1,0-1 0,1 1-1,-1-1 1,1 1 0,0 0 0,-1-1-1,1 0 1,-1 1 0,1-1-1,0 1 1,-1-1 0,1 0-1,1 1 1,1 0 30,-2 0-35,1 0 0,-1-1 0,0 1 0,1-1 0,-1 1 0,0-1 0,1 0-1,-1 1 1,1-1 0,-1 0 0,1 0 0,-1 0 0,1 0 0,-1 0 0,3-1 0,-4 1 2,0 0 1,0 0-1,0 0 1,-1 0-1,1 0 1,0 0-1,0 0 1,0 0-1,0 0 1,0 0-1,0 1 1,-1-1-1,1 0 1,0 0-1,0 0 1,0 0-1,0 0 1,0 0-1,0 0 1,0 1-1,0-1 1,0 0-1,-1 0 1,1 0-1,0 0 1,0 0-1,0 1 1,0-1-1,0 0 1,0 0-1,0 0 1,0 0-1,0 0 1,0 1-1,0-1 1,0 0-1,0 0 1,0 0-1,0 0 1,0 0-1,0 1 1,1-1-1,6 4 6,7-2-12,28 2 540,-39-8-281,-24 8-16,17-4 88,9-4 78,-5 4-399,0 0 0,0 0-1,0 0 1,0 0 0,0 0 0,1 0 0,-1 0-1,0 0 1,0 0 0,0 0 0,0 0-1,1 0 1,-1 0 0,0 0 0,0 0 0,0 0-1,0 0 1,0 0 0,1-1 0,-1 1 0,0 0-1,0 0 1,0 0 0,0 0 0,0 0 0,0 0-1,1 0 1,-1-1 0,0 1 0,0 0-1,0 0 1,0 0 0,0 0 0,0 0 0,0-1-1,0 1 1,0 0 0,0 0 0,0 0 0,0 0-1,0-1 1,0 1 0,0 0 0,0 0 0,0 0-1,0 0 1,0-1 0,0 1 0,0 0 0,-59 0 252,57 0-171,0-2-64,1-2-21,0 2-21,-3 1-86,1 1 1,0 0 106,2 0 85,-2 0 278</inkml:trace>
+  <inkml:trace contextRef="#ctx0" brushRef="#br0">1 99 15232,'0'0'-128,"3"0"-235,200-54 2261,-173 45-1617,1 1-1,-1 2 0,49-5 0,95 4 347,-88 5-305,-50 1-73,1 1 0,59 8-1,-80-4-178,0 1 0,0 0 0,-1 2 0,23 12 0,3 1 114,-33-17-129,0 1-1,0-2 1,1 1 0,-1-1 0,1 0 0,16 0 0,-15 0 26,1 0 1,-1 1-1,11 3 1,19 5 210,-33-9-183,0-1-1,0 0 1,1 0-1,10-1 1,4-4-3041</inkml:trace>
 </inkml:ink>
 </file>
 
-<file path=word/ink/ink10.xml><?xml version="1.0" encoding="utf-8"?>
+<file path=word/ink/ink12.xml><?xml version="1.0" encoding="utf-8"?>
 <inkml:ink xmlns:inkml="http://www.w3.org/2003/InkML">
   <inkml:definitions>
     <inkml:context xml:id="ctx0">
@@ -3818,7 +4128,7 @@
   <inkml:trace contextRef="#ctx0" brushRef="#br0" timeOffset="6567.21">1929 592 20991,'30'30'384,"-36"-40"1978,7 6-2349,7 6 172,23 10 710,48 13-1,-25-9-2718,-1 3-9511,-38-13-1102,-12-6 12437</inkml:trace>
   <inkml:trace contextRef="#ctx0" brushRef="#br0" timeOffset="7526.32">2298 532 19199,'0'0'4246,"1"3"-4033,6 98 329,1 5-295,-8-105-243,0-1 0,0 0 0,0 1 0,0-1 1,0 0-1,0 0 0,0 1 0,0-1 0,0 0 0,0 1 0,0-1 0,0 0 0,0 0 0,0 1 0,0-1 0,0 0 0,0 1 0,1-1 0,-1 0 0,0 0 0,0 1 0,0-1 0,1 0 1,-1 0-1,0 0 0,0 1 0,0-1 0,1 0 0,-1 0 0,0 0 0,0 0 0,1 1 0,-1-1 0,0 0 0,1 0 0,-1 0 0,1 0 0,8-8 261,1 0-172,27-22-93,-26 20 0,0 1 0,1 0 0,0 0 0,21-10 0,93-31 256,-126 50-499,0-1 0,1 1 0,-1 0 0,1 0 0,-1 0 1,1 0-1,-1 0 0,1 0 0,-1 0 0,1 0 0,-1 0 0,1 0 0,-1 0 0,1 0 0,-1 0 0,1 0 0,-1 0 0,1 1 0,-1-1 0,1 0 0,0 1 0</inkml:trace>
   <inkml:trace contextRef="#ctx0" brushRef="#br0" timeOffset="8275.53">2736 627 18431,'0'0'3478,"5"-3"-3265,7-4-64,-1 0 1,0-1-1,-1 0 0,0-1 1,0 0-1,12-14 0,-22 22-126,0 0-1,0 0 0,0 0 0,0 0 1,0 0-1,0 0 0,-1 0 0,1 0 1,0 0-1,-1 0 0,1 0 0,0 0 1,-1 0-1,1 0 0,-1 0 0,0 0 1,1 0-1,-1 1 0,0-1 0,1 0 1,-1 0-1,-2 0 0,-19-18 618,20 18-610,0 0 0,0-1 0,0 1 0,-1 0 0,1 0 0,0 0 0,-1 0 0,1 1 0,0-1 0,-1 1 0,1-1 0,-1 1 0,1 0 0,-1 0 0,1 0 0,0 0 0,-1 1-1,1-1 1,-1 1 0,1-1 0,0 1 0,-1 0 0,1 0 0,0 0 0,0 0 0,-1 0 0,1 0 0,0 1 0,0-1 0,0 1 0,1-1 0,-1 1 0,0 0 0,1 0 0,-1 0 0,1 0 0,-1 0 0,1 0 0,0 0 0,0 0-1,0 1 1,0-1 0,0 0 0,1 1 0,-1-1 0,0 5 0,-1 7 0,1 0-1,1 1 0,0-1 1,1 0-1,1 0 0,0 0 1,7 23-1,-8-33-17,1-1 0,0 1 1,0-1-1,0 0 0,1 0 0,-1 0 0,1 0 1,-1 0-1,1-1 0,0 1 0,0-1 1,1 0-1,-1 0 0,0 0 0,1 0 1,-1 0-1,1-1 0,5 2 0,8 2-82,0-1 1,32 3-1,-23-4-166,1-3-602,-24-1-1117,1-1-1,-1 1 1,1-1 0,-1 0 0,0 1 0,0-2 0,0 1 0,0 0 0,0-1 0,0 1 0,4-6 0,-2 3 633,1-1 1322</inkml:trace>
-  <inkml:trace contextRef="#ctx0" brushRef="#br0" timeOffset="8824.46">3044 512 19967,'-7'8'129,"-5"9"477,12-16-570,0-1 0,0 1 0,0 0 0,0-1 1,0 1-1,0 0 0,0-1 0,0 1 0,0 0 0,0-1 1,1 1-1,-1 0 0,0-1 0,0 1 0,1-1 1,-1 1-1,1-1 0,-1 1 0,0-1 0,1 1 0,-1-1 1,1 1-1,-1-1 0,1 1 0,-1-1 0,1 0 1,-1 1-1,1-1 0,0 0 0,0 1 0,2 1 19,0 0 0,0 1-1,0-1 1,-1 0 0,1 1-1,-1 0 1,0 0 0,0 0-1,2 4 1,12 14-154,-15-22-249,-1 0-1,1 1 1,-1-1 0,1 0-1,-1 1 1,1-1-1,-1 0 1,1 0-1,-1 1 1,0-1 0,0 0-1,1 0 1,-1 0-1,0 1 1,0-1-1,0 0 1,0-1 0,-1-18-6935,-4 0 4940,3 15 2404,0 0 0,1-1 0,0 1 1,0-1-1,1-8 0,1-8 1204,0 8-143,-1 0 1,0 1-1,0-1 1,-1 0-1,-4-16 1,-52-176 7282,57 206-8336,0-1-1,0 1 1,0-1 0,0 1 0,0 0-1,0-1 1,-1 1 0,1-1-1,0 1 1,0 0 0,-1-1 0,1 1-1,0 0 1,-1-1 0,1 1 0,0 0-1,-1 0 1,1-1 0,0 1-1,-1 0 1,1 0 0,0 0 0,-1-1-1,0 1 1,-9 2-3124,9-2 2885,1 0-1,0 1 1,-1-1-1,1 0 1,0 0 0,0 0-1,-1 0 1,1 0-1,0 0 1,-1 1 0,1-1-1,0 0 1,0 0 0,-1 1-1,1-1 1,0 0-1,0 0 1,0 1 0,-1-1-1,1 0 1,0 0-1,0 1 1,0-1 0,0 0-1,0 1 1,-1-1-1,1 0 1,0 1 0,0-1-1,0 0 1,0 1-1,0-1 1,0 0 0,0 1-1,0-1 1,0 0-1,0 1 1,1-1 0,-1 0-1,0 1 1,0-1-1,0 0 1,0 0 0,0 1-1,1-1 1,-1 0-1,0 1 1,0-1 0,0 0-1,1 0 1,-1 0-1,0 1 1,1-1 0</inkml:trace>
+  <inkml:trace contextRef="#ctx0" brushRef="#br0" timeOffset="8824.45">3044 512 19967,'-7'8'129,"-5"9"477,12-16-570,0-1 0,0 1 0,0 0 0,0-1 1,0 1-1,0 0 0,0-1 0,0 1 0,0 0 0,0-1 1,1 1-1,-1 0 0,0-1 0,0 1 0,1-1 1,-1 1-1,1-1 0,-1 1 0,0-1 0,1 1 0,-1-1 1,1 1-1,-1-1 0,1 1 0,-1-1 0,1 0 1,-1 1-1,1-1 0,0 0 0,0 1 0,2 1 19,0 0 0,0 1-1,0-1 1,-1 0 0,1 1-1,-1 0 1,0 0 0,0 0-1,2 4 1,12 14-154,-15-22-249,-1 0-1,1 1 1,-1-1 0,1 0-1,-1 1 1,1-1-1,-1 0 1,1 0-1,-1 1 1,0-1 0,0 0-1,1 0 1,-1 0-1,0 1 1,0-1-1,0 0 1,0-1 0,-1-18-6935,-4 0 4940,3 15 2404,0 0 0,1-1 0,0 1 1,0-1-1,1-8 0,1-8 1204,0 8-143,-1 0 1,0 1-1,0-1 1,-1 0-1,-4-16 1,-52-176 7282,57 206-8336,0-1-1,0 1 1,0-1 0,0 1 0,0 0-1,0-1 1,-1 1 0,1-1-1,0 1 1,0 0 0,-1-1 0,1 1-1,0 0 1,-1-1 0,1 1 0,0 0-1,-1 0 1,1-1 0,0 1-1,-1 0 1,1 0 0,0 0 0,-1-1-1,0 1 1,-9 2-3124,9-2 2885,1 0-1,0 1 1,-1-1-1,1 0 1,0 0 0,0 0-1,-1 0 1,1 0-1,0 0 1,-1 1 0,1-1-1,0 0 1,0 0 0,-1 1-1,1-1 1,0 0-1,0 0 1,0 1 0,-1-1-1,1 0 1,0 0-1,0 1 1,0-1 0,0 0-1,0 1 1,-1-1-1,1 0 1,0 1 0,0-1-1,0 0 1,0 1-1,0-1 1,0 0 0,0 1-1,0-1 1,0 0-1,0 1 1,1-1 0,-1 0-1,0 1 1,0-1-1,0 0 1,0 0 0,0 1-1,1-1 1,-1 0-1,0 1 1,0-1 0,0 0-1,1 0 1,-1 0-1,0 1 1,1-1 0</inkml:trace>
   <inkml:trace contextRef="#ctx0" brushRef="#br0" timeOffset="9324.77">3097 579 128,'0'0'0,"35"-27"0,-28 24 0,-7 4 0,-7-1 0</inkml:trace>
   <inkml:trace contextRef="#ctx0" brushRef="#br0" timeOffset="9725.2">3097 552 15744,'0'0'8447,"-1"5"-8255,-1 2-9,-2 9 57,0 0 0,1 0-1,1 0 1,0 1 0,1 22 0,1-25-713,2 25 1795,5-23-2915,-6-15 1308,-1-1 0,1 1-1,-1-1 1,1 1 0,-1-1-1,1 1 1,0-1-1,-1 0 1,1 1 0,0-1-1,0 0 1,-1 0 0,1 1-1,0-1 1,0 0-1,-1 0 1,1 0 0,1 0-1</inkml:trace>
   <inkml:trace contextRef="#ctx0" brushRef="#br0" timeOffset="10807.64">3418 85 21375,'-18'116'22,"14"-107"39,1-18 112,-1-44 782,4 37-755,-1-1 0,0 1 0,-1-1 0,-1 1 0,-9-31 0,11 46-183,1 0-1,0 0 1,-1 0-1,1 0 1,-1 0 0,1 0-1,-1 0 1,0 0-1,1 0 1,-1 0 0,0 0-1,0 1 1,1-1-1,-1 0 1,0 0 0,0 1-1,0-1 1,0 1-1,0-1 1,0 1 0,0-1-1,0 1 1,-1-1-1,1 1-3,0 1 0,-1-1 0,1 0-1,0 0 1,0 1 0,0-1 0,0 1-1,0-1 1,0 1 0,0-1 0,0 1-1,1 0 1,-1-1 0,0 1-1,0 0 1,0 0 0,1 0 0,-2 1-1,-2 4 99,0 0-1,0 1 0,1-1 0,0 1 0,-4 12 0,1 5 62,1 1 0,0 0 0,0 31 0,4 79-94,1-118-54,12 135-18,0 10-34,-13-156-33,1 1 0,-1-1-1,0 0 1,-1 1 0,1-1-1,-2 0 1,-2 8 0,7-32-7692,-8-16 5173,1-2 2673,5 35-2,-2-30 3263,2 30-3187,0 0-1,-1 0 1,1 0-1,0 0 1,0 0-1,-1 1 1,1-1-1,-1 0 1,1 0-1,-1 0 0,1 0 1,-1 1-1,1-1 1,-1 0-1,0 0 1,1 1-1,-1-1 1,0 1-1,0-1 1,1 1-1,-1-1 1,-1 0-1,5 2-128,-1 1 3,1-1 0,0 0-1,-1 0 1,1 0-1,0-1 1,-1 1-1,1-1 1,0 1-1,0-1 1,0 0-1,0 0 1,0 0 0,-1 0-1,1-1 1,0 1-1,0-1 1,3-1-1,13-3-1242,9 0 3754,-11 2-2451,0 0-4033,-5 0-2124,7-8-5481,-16 7 9724</inkml:trace>
@@ -3827,7 +4137,7 @@
 </inkml:ink>
 </file>
 
-<file path=word/ink/ink11.xml><?xml version="1.0" encoding="utf-8"?>
+<file path=word/ink/ink13.xml><?xml version="1.0" encoding="utf-8"?>
 <inkml:ink xmlns:inkml="http://www.w3.org/2003/InkML">
   <inkml:definitions>
     <inkml:context xml:id="ctx0">
@@ -3857,7 +4167,7 @@
 </inkml:ink>
 </file>
 
-<file path=word/ink/ink12.xml><?xml version="1.0" encoding="utf-8"?>
+<file path=word/ink/ink14.xml><?xml version="1.0" encoding="utf-8"?>
 <inkml:ink xmlns:inkml="http://www.w3.org/2003/InkML">
   <inkml:definitions>
     <inkml:context xml:id="ctx0">
@@ -3887,7 +4197,7 @@
 </inkml:ink>
 </file>
 
-<file path=word/ink/ink13.xml><?xml version="1.0" encoding="utf-8"?>
+<file path=word/ink/ink15.xml><?xml version="1.0" encoding="utf-8"?>
 <inkml:ink xmlns:inkml="http://www.w3.org/2003/InkML">
   <inkml:definitions>
     <inkml:context xml:id="ctx0">
@@ -3917,7 +4227,7 @@
 </inkml:ink>
 </file>
 
-<file path=word/ink/ink14.xml><?xml version="1.0" encoding="utf-8"?>
+<file path=word/ink/ink16.xml><?xml version="1.0" encoding="utf-8"?>
 <inkml:ink xmlns:inkml="http://www.w3.org/2003/InkML">
   <inkml:definitions>
     <inkml:context xml:id="ctx0">
@@ -3947,7 +4257,7 @@
 </inkml:ink>
 </file>
 
-<file path=word/ink/ink15.xml><?xml version="1.0" encoding="utf-8"?>
+<file path=word/ink/ink17.xml><?xml version="1.0" encoding="utf-8"?>
 <inkml:ink xmlns:inkml="http://www.w3.org/2003/InkML">
   <inkml:definitions>
     <inkml:context xml:id="ctx0">
@@ -3975,7 +4285,7 @@
 </inkml:ink>
 </file>
 
-<file path=word/ink/ink16.xml><?xml version="1.0" encoding="utf-8"?>
+<file path=word/ink/ink18.xml><?xml version="1.0" encoding="utf-8"?>
 <inkml:ink xmlns:inkml="http://www.w3.org/2003/InkML">
   <inkml:definitions>
     <inkml:context xml:id="ctx0">
@@ -4003,7 +4313,7 @@
 </inkml:ink>
 </file>
 
-<file path=word/ink/ink17.xml><?xml version="1.0" encoding="utf-8"?>
+<file path=word/ink/ink19.xml><?xml version="1.0" encoding="utf-8"?>
 <inkml:ink xmlns:inkml="http://www.w3.org/2003/InkML">
   <inkml:definitions>
     <inkml:context xml:id="ctx0">
@@ -4031,7 +4341,36 @@
 </inkml:ink>
 </file>
 
-<file path=word/ink/ink18.xml><?xml version="1.0" encoding="utf-8"?>
+<file path=word/ink/ink2.xml><?xml version="1.0" encoding="utf-8"?>
+<inkml:ink xmlns:inkml="http://www.w3.org/2003/InkML">
+  <inkml:definitions>
+    <inkml:context xml:id="ctx0">
+      <inkml:inkSource xml:id="inkSrc0">
+        <inkml:traceFormat>
+          <inkml:channel name="X" type="integer" min="-2.14748E9" max="2.14748E9" units="cm"/>
+          <inkml:channel name="Y" type="integer" min="-2.14748E9" max="2.14748E9" units="cm"/>
+        </inkml:traceFormat>
+        <inkml:channelProperties>
+          <inkml:channelProperty channel="X" name="resolution" value="1000" units="1/cm"/>
+          <inkml:channelProperty channel="Y" name="resolution" value="1000" units="1/cm"/>
+        </inkml:channelProperties>
+      </inkml:inkSource>
+      <inkml:timestamp xml:id="ts0" timeString="2026-08-11T10:02:01.111"/>
+    </inkml:context>
+    <inkml:brush xml:id="br0">
+      <inkml:brushProperty name="width" value="0.3" units="cm"/>
+      <inkml:brushProperty name="height" value="0.6" units="cm"/>
+      <inkml:brushProperty name="color" value="#FF40FF"/>
+      <inkml:brushProperty name="tip" value="rectangle"/>
+      <inkml:brushProperty name="rasterOp" value="maskPen"/>
+      <inkml:brushProperty name="ignorePressure" value="1"/>
+    </inkml:brush>
+  </inkml:definitions>
+  <inkml:trace contextRef="#ctx0" brushRef="#br0">0 44,'5'-3,"0"0,0 0,0 1,1 0,-1 0,1 0,-1 1,1 0,0 0,10-1,12-2,17-4,1 3,0 2,-1 1,72 8,-55-3,238 31,-266-29,47 3,158-5,-148-5,-66 2</inkml:trace>
+</inkml:ink>
+</file>
+
+<file path=word/ink/ink20.xml><?xml version="1.0" encoding="utf-8"?>
 <inkml:ink xmlns:inkml="http://www.w3.org/2003/InkML">
   <inkml:definitions>
     <inkml:context xml:id="ctx0">
@@ -4059,7 +4398,7 @@
 </inkml:ink>
 </file>
 
-<file path=word/ink/ink19.xml><?xml version="1.0" encoding="utf-8"?>
+<file path=word/ink/ink21.xml><?xml version="1.0" encoding="utf-8"?>
 <inkml:ink xmlns:inkml="http://www.w3.org/2003/InkML">
   <inkml:definitions>
     <inkml:context xml:id="ctx0">
@@ -4088,37 +4427,7 @@
 </inkml:ink>
 </file>
 
-<file path=word/ink/ink2.xml><?xml version="1.0" encoding="utf-8"?>
-<inkml:ink xmlns:inkml="http://www.w3.org/2003/InkML">
-  <inkml:definitions>
-    <inkml:context xml:id="ctx0">
-      <inkml:inkSource xml:id="inkSrc0">
-        <inkml:traceFormat>
-          <inkml:channel name="X" type="integer" min="-2.14748E9" max="2.14748E9" units="cm"/>
-          <inkml:channel name="Y" type="integer" min="-2.14748E9" max="2.14748E9" units="cm"/>
-          <inkml:channel name="F" type="integer" max="32767" units="dev"/>
-        </inkml:traceFormat>
-        <inkml:channelProperties>
-          <inkml:channelProperty channel="X" name="resolution" value="1000" units="1/cm"/>
-          <inkml:channelProperty channel="Y" name="resolution" value="1000" units="1/cm"/>
-          <inkml:channelProperty channel="F" name="resolution" value="0" units="1/dev"/>
-        </inkml:channelProperties>
-      </inkml:inkSource>
-      <inkml:timestamp xml:id="ts0" timeString="2025-11-10T08:22:15.411"/>
-    </inkml:context>
-    <inkml:brush xml:id="br0">
-      <inkml:brushProperty name="width" value="0.3" units="cm"/>
-      <inkml:brushProperty name="height" value="0.6" units="cm"/>
-      <inkml:brushProperty name="color" value="#0069AF"/>
-      <inkml:brushProperty name="tip" value="rectangle"/>
-      <inkml:brushProperty name="rasterOp" value="maskPen"/>
-    </inkml:brush>
-  </inkml:definitions>
-  <inkml:trace contextRef="#ctx0" brushRef="#br0">0 7 9472,'38'-7'13802,"-42"7"-13418,9 2 0,1 1-309,-4-2-21,10 2-34,-7-3-20,0 0 0,-2 2 0,0 1 0,-1 1 0,0-4 0,-1 1 0,1 0 0,0 0 0,-1-1 0,1 1 0,0-1 0,0 1 0,-1-1 0,1 0 0,0 0 0,0 0 0,0 0 0,-1 0 0,1 0 0,0 0 0,3-1 0,1 0 0,115-4 342,-128 5-65,3 0-256,1 0-298</inkml:trace>
-</inkml:ink>
-</file>
-
-<file path=word/ink/ink20.xml><?xml version="1.0" encoding="utf-8"?>
+<file path=word/ink/ink22.xml><?xml version="1.0" encoding="utf-8"?>
 <inkml:ink xmlns:inkml="http://www.w3.org/2003/InkML">
   <inkml:definitions>
     <inkml:context xml:id="ctx0">
@@ -4149,7 +4458,7 @@
 </inkml:ink>
 </file>
 
-<file path=word/ink/ink21.xml><?xml version="1.0" encoding="utf-8"?>
+<file path=word/ink/ink23.xml><?xml version="1.0" encoding="utf-8"?>
 <inkml:ink xmlns:inkml="http://www.w3.org/2003/InkML">
   <inkml:definitions>
     <inkml:context xml:id="ctx0">
@@ -4185,7 +4494,7 @@
 </inkml:ink>
 </file>
 
-<file path=word/ink/ink22.xml><?xml version="1.0" encoding="utf-8"?>
+<file path=word/ink/ink24.xml><?xml version="1.0" encoding="utf-8"?>
 <inkml:ink xmlns:inkml="http://www.w3.org/2003/InkML">
   <inkml:definitions>
     <inkml:context xml:id="ctx0">
@@ -4216,7 +4525,7 @@
 </inkml:ink>
 </file>
 
-<file path=word/ink/ink23.xml><?xml version="1.0" encoding="utf-8"?>
+<file path=word/ink/ink25.xml><?xml version="1.0" encoding="utf-8"?>
 <inkml:ink xmlns:inkml="http://www.w3.org/2003/InkML">
   <inkml:definitions>
     <inkml:context xml:id="ctx0">
@@ -4246,7 +4555,7 @@
 </inkml:ink>
 </file>
 
-<file path=word/ink/ink24.xml><?xml version="1.0" encoding="utf-8"?>
+<file path=word/ink/ink26.xml><?xml version="1.0" encoding="utf-8"?>
 <inkml:ink xmlns:inkml="http://www.w3.org/2003/InkML">
   <inkml:definitions>
     <inkml:context xml:id="ctx0">
@@ -4276,7 +4585,7 @@
 </inkml:ink>
 </file>
 
-<file path=word/ink/ink25.xml><?xml version="1.0" encoding="utf-8"?>
+<file path=word/ink/ink27.xml><?xml version="1.0" encoding="utf-8"?>
 <inkml:ink xmlns:inkml="http://www.w3.org/2003/InkML">
   <inkml:definitions>
     <inkml:context xml:id="ctx0">
@@ -4306,7 +4615,7 @@
 </inkml:ink>
 </file>
 
-<file path=word/ink/ink26.xml><?xml version="1.0" encoding="utf-8"?>
+<file path=word/ink/ink28.xml><?xml version="1.0" encoding="utf-8"?>
 <inkml:ink xmlns:inkml="http://www.w3.org/2003/InkML">
   <inkml:definitions>
     <inkml:context xml:id="ctx0">
@@ -4331,7 +4640,7 @@
     </inkml:brush>
   </inkml:definitions>
   <inkml:trace contextRef="#ctx0" brushRef="#br0">453 271 15616,'0'0'5119,"-6"-3"-4543,-3-3-436,0 0-1,-1 1 1,0 0-1,0 1 1,-16-5-1,21 8-75,-1 0-1,1 0 1,-1 0 0,0 1-1,1-1 1,-1 2 0,0-1-1,1 0 1,-1 1 0,1 0-1,-1 0 1,1 1 0,-10 3-1,-14 10 29,0 2-1,1 0 1,1 2-1,1 1 0,1 1 1,-29 31-1,51-50-84,1 0-1,0 1 0,0-1 1,0 1-1,0-1 1,1 1-1,-1 0 0,1-1 1,-3 7-1,4-8-4,0 0 0,0 0 0,0 0 0,0 0 0,0 0 0,1 0-1,-1 0 1,0 0 0,0 0 0,1-1 0,-1 1 0,0 0 0,1 0 0,-1 0 0,1 0-1,0 0 1,-1-1 0,1 1 0,-1 0 0,1 0 0,0-1 0,0 1 0,-1 0-1,1-1 1,0 1 0,0-1 0,0 1 0,0-1 0,0 1 0,-1-1 0,1 0 0,0 0-1,2 1 1,14 5-2,0-1 0,23 4 0,-22-6 0,32 11 0,-44-12 0,1 1 0,-1 0 0,0 1 0,0-1 0,0 1 0,-1 0 0,1 1 0,6 6 0,-10-9 7,0 0-1,0 0 0,0 1 1,0-1-1,-1 0 0,1 1 1,-1-1-1,0 1 1,0 0-1,0-1 0,0 1 1,0 0-1,0 0 0,-1-1 1,1 1-1,-1 0 0,0 0 1,0 0-1,0 0 0,0 0 1,-1-1-1,1 1 1,-1 0-1,1 0 0,-3 3 1,1-1 7,0 0 0,-1-1 0,1 0 0,-1 1 0,0-1 0,0 0 0,-1-1 0,1 1 0,-1-1 1,0 1-1,0-1 0,0 0 0,-7 4 0,-179 84 135,187-90-160,0 1 0,0 0 0,0 0 0,0 0 0,0 1 0,0-1-1,1 1 1,-1-1 0,1 1 0,0 0 0,-1 0 0,1 0 0,-2 5 0,3-7-132,1 0 1,-1 0 0,1 1 0,0-1 0,-1 0-1,1 0 1,0 1 0,0-1 0,0 0-1,0 0 1,0 1 0,0-1 0,0 0-1,0 0 1,1 1 0,-1-1 0,1 1 0,-1-1-278,1 1 0,0-1 1,0 0-1,0 0 1,0 0-1,0 0 1,0 0-1,0 0 0,0 0 1,0 0-1,0-1 1,1 1-1,-1 0 0,0-1 1,0 1-1,1-1 1,-1 1-1,3 0 1,4 0-173,1 1 0,0-1 0,17 0 0,1-1-7088</inkml:trace>
-  <inkml:trace contextRef="#ctx0" brushRef="#br0" timeOffset="653.84">662 485 17023,'-3'0'384,"-28"1"404,-47 4 2648,72-3-3371,0 1 0,0-1 0,1 1 0,0 0 1,0 1-1,-1-1 0,2 1 0,-1 0 0,0 0 0,1 1 0,-6 6 0,-5 4 50,-8 6-45,10-11-3,1 1 1,-17 19-1,27-27-61,0-1 1,0 1-1,0 0 0,0 0 0,0 0 1,1 0-1,-1 0 0,1 0 0,0 0 0,0 0 1,0 1-1,0-1 0,1 0 0,-1 1 1,1-1-1,0 1 0,0 5 0,1-6-3,0 0 0,0 0 0,0-1 1,0 1-1,0-1 0,1 1 0,-1-1 0,1 1 0,0-1 0,-1 0 0,1 0 0,0 0 0,0 0 0,1 0 0,-1 0 0,0 0 0,1-1 0,-1 1 0,1-1 0,3 2 0,0 0 6,1-1 1,0 0-1,0 0 0,0 0 0,0-1 0,13 1 0,-14-1-466,0-2 0,1 1-1,-1 0 1,0-1 0,0 0-1,10-3 1,32-18-7433,-41 19 6587,7-3-6909,8-2 5887,-22 8 2345,19-6-20</inkml:trace>
+  <inkml:trace contextRef="#ctx0" brushRef="#br0" timeOffset="653.83">662 485 17023,'-3'0'384,"-28"1"404,-47 4 2648,72-3-3371,0 1 0,0-1 0,1 1 0,0 0 1,0 1-1,-1-1 0,2 1 0,-1 0 0,0 0 0,1 1 0,-6 6 0,-5 4 50,-8 6-45,10-11-3,1 1 1,-17 19-1,27-27-61,0-1 1,0 1-1,0 0 0,0 0 0,0 0 1,1 0-1,-1 0 0,1 0 0,0 0 0,0 0 1,0 1-1,0-1 0,1 0 0,-1 1 1,1-1-1,0 1 0,0 5 0,1-6-3,0 0 0,0 0 0,0-1 1,0 1-1,0-1 0,1 1 0,-1-1 0,1 1 0,0-1 0,-1 0 0,1 0 0,0 0 0,0 0 0,1 0 0,-1 0 0,0 0 0,1-1 0,-1 1 0,1-1 0,3 2 0,0 0 6,1-1 1,0 0-1,0 0 0,0 0 0,0-1 0,13 1 0,-14-1-466,0-2 0,1 1-1,-1 0 1,0-1 0,0 0-1,10-3 1,32-18-7433,-41 19 6587,7-3-6909,8-2 5887,-22 8 2345,19-6-20</inkml:trace>
   <inkml:trace contextRef="#ctx0" brushRef="#br0" timeOffset="1700.48">818 292 19071,'0'0'512,"1"4"-64,3 14-12,0 0 0,-2 1 0,2 29 0,-6 63 368,1-63-706,0-31 132,-1 0 1,-5 22-1,-2 6-175,13-60 37,1 1-1,0 0 1,1 0-1,0 0 0,1 1 1,10-15-1,-14 25-91,1 2 0,-4 1 3,1-1-1,-1 1 0,0 0 0,0 0 1,0 0-1,0 0 0,1 0 1,-1 0-1,0 0 0,0 0 0,0 0 1,0 0-1,1 0 0,-1 0 1,0 0-1,0 0 0,0 0 0,0 0 1,1 0-1,-1 1 0,0-1 0,0 0 1,0 0-1,0 0 0,1 0 1,-1 0-1,0 0 0,0 0 0,0 0 1,0 1-1,0-1 0,0 0 1,0 0-1,1 0 0,-1 0 0,0 0 1,0 1-1,0-1 0,0 0 1,0 0-1,0 0 0,0 0 0,0 1 1,0-1-1,0 0 0,0 0 1,0 0-1,0 1 0,0-1 0,0 0 1,0 0-1,0 0 0,0 1 1,0 1 23,0-1 80,2-1-99,0 0 1,0-1-1,0 1 0,0-1 0,0 1 1,0-1-1,0 0 0,0 1 0,0-1 0,-1 0 1,1 0-1,0-1 0,0 1 0,-1 0 0,1 0 1,-1-1-1,1 1 0,-1-1 0,0 0 1,1 1-1,-1-1 0,0 0 0,2-3 0,-2 2-31,1 0-1,0 0 0,1 0 0,-1 0 1,0 1-1,6-5 0,-7 6 25,0 1 1,1-1-1,-1 1 0,0 0 0,0 0 0,0-1 0,0 1 0,0 0 1,1 0-1,-1 0 0,0 0 0,0 0 0,0 1 0,0-1 0,0 0 0,0 1 1,1-1-1,-1 0 0,0 1 0,0-1 0,0 1 0,0-1 0,0 1 1,-1 0-1,3 1 0,27 26 101,-18-17-78,6 2-25,-14-11 24,0 1-1,1 0 1,-1 0 0,-1 1-1,1-1 1,5 7 0,-3 19 242,-4-14-166,1-3 6,-1 0-1,-1 0 1,0 18-1,3 22 230,-2-41 1839,2-1-7564,9-38-16966,-9 6 22358</inkml:trace>
   <inkml:trace contextRef="#ctx0" brushRef="#br0" timeOffset="2406.86">1224 506 18175,'0'0'3478,"0"3"-3137,-5 27-73,1 1-1,2-1 1,2 47 0,0-32 218,0-45-474,0 1-1,0 0 0,0 0 1,0-1-1,0 1 1,0 0-1,0-1 0,0 1 1,0 0-1,0 0 0,1-1 1,-1 1-1,0 0 0,0-1 1,1 1-1,-1-1 1,0 1-1,1 0 0,-1-1 1,0 1-1,1-1 0,-1 1 1,1-1-1,-1 1 1,1-1-1,-1 1 0,1-1 1,0 1-1,-1-1 0,1 0 1,-1 1-1,1-1 0,0 0 1,-1 0-1,1 1 1,0-1-1,0 0 0,-1 0 1,1 0-1,0 0 0,-1 0 1,1 0-1,0 0 1,-1 0-1,1 0 0,0 0 1,0-1-1,-1 1 0,1 0 1,0 0-1,-1-1 0,1 1 1,-1 0-1,1-1 1,0 1-1,0-1 0,3-1 55,1-1 0,-1 0 0,1 1 0,-1-2 0,0 1 0,7-7 0,-6 4-54,18-21 76,1 2 0,28-24 1,-51 48-619,0-1 1062</inkml:trace>
   <inkml:trace contextRef="#ctx0" brushRef="#br0" timeOffset="2915.55">1627 478 21503,'0'0'2304,"-3"4"-1920,-4 7-224,0 0 0,1 0 0,0 0 0,1 1 0,1 0 0,-1 0 0,-3 18 0,-7 132-544,32-210-24575,-8 10 24959</inkml:trace>
@@ -4342,14 +4651,14 @@
   <inkml:trace contextRef="#ctx0" brushRef="#br0" timeOffset="4863.59">1959 563 18047,'0'0'896,"-6"-6"0,-1 0-662,1 2 30,1 0 0,-1-1 0,1 0 0,0 0 0,1 0 1,-1-1-1,-6-9 0,11 14-227,0 1 0,0 0 1,0 0-1,0-1 0,0 1 0,0 0 0,0 0 1,0-1-1,0 1 0,0 0 0,0-1 0,0 1 1,0 0-1,0 0 0,0-1 0,0 1 0,0 0 0,1 0 1,-1 0-1,0-1 0,0 1 0,0 0 0,0 0 1,0-1-1,1 1 0,-1 0 0,0 0 0,0 0 1,0 0-1,1-1 0,-1 1 0,0 0 0,0 0 1,1 0-1,13-4 386,15 1-309,-29 3-76,24 0-11,-1 2 0,0 0-1,34 8 1,-31-4-4071,1 0-4008,-4-2-1334,-1-2 10154</inkml:trace>
   <inkml:trace contextRef="#ctx0" brushRef="#br0" timeOffset="7193.42">2284 372 18047,'0'0'1792,"-1"3"-1322,-2 4-386,1 0 1,-1 0-1,2 0 0,-1 0 1,1 1-1,0-1 1,0 0-1,1 1 1,0 7-1,2 11 536,8 33 0,0 14-102,4 29-6,-13-112-445,1 0 0,0 1 0,6-16 0,5-27-57,-9 33 71,1 0 0,12-32 0,-15 45-92,1 0-1,0 1 1,0-1 0,0 1 0,1 0-1,-1 0 1,1 0 0,0 0-1,1 1 1,-1-1 0,1 1 0,0 0-1,5-3 1,-8 6-2,-1 0-1,1 1 1,-1-1-1,1 0 1,-1 1 0,1-1-1,0 1 1,-1 0-1,1-1 1,0 1 0,-1 0-1,1 0 1,0 0-1,0 0 1,-1 0 0,1 1-1,0-1 1,-1 0-1,1 1 1,2 0 0,-1 1-3,-1 0 1,1-1-1,-1 1 1,1 0 0,-1 0-1,0 0 1,0 0 0,0 1-1,0-1 1,2 5-1,2 3 10,-2-1-1,0 1 0,0 0 1,0 0-1,2 17 0,-4 2 120,-3-21 146,1-21-97,0 1-138,1 0 0,0 0-1,0 0 1,4-13 0,-4 23-25,0 0-1,-1-1 0,1 1 0,0-1 0,1 1 0,-1 0 1,0 0-1,1 0 0,-1 0 0,1 0 0,3-4 0,-4 6 1,0-1 0,0 0-1,1 1 1,-1-1 0,0 1-1,0-1 1,1 1 0,-1-1-1,0 1 1,0 0 0,1 0-1,-1 0 1,0 0 0,1 0-1,-1 0 1,0 0-1,1 0 1,-1 0 0,0 1-1,1-1 1,-1 0 0,0 1-1,0 0 1,2 0 0,1 1-27,0 1 0,0 0 0,0 0 0,0 0 0,-1 0 1,0 1-1,1 0 0,-1-1 0,-1 1 0,1 0 0,0 0 1,-1 0-1,0 1 0,2 5 0,1 0 184,-2 1 0,1 0 0,-1 1 0,2 19 0,-3-26-713,30-22-23013</inkml:trace>
   <inkml:trace contextRef="#ctx0" brushRef="#br0" timeOffset="7853.96">3032 450 22015,'-13'-12'34,"11"9"77,-1 0-1,0 1 1,0-1-1,0 0 1,0 1-1,0 0 1,0-1-1,-1 1 1,1 1-1,-1-1 1,0 0-1,1 1 1,-1 0-1,0 0 1,0 0-1,0 0 1,0 1-1,-6-1 1,-3 2-50,-1 0 0,0 0 1,-26 8-1,37-8-54,0 0 1,0 0 0,0 0-1,0 0 1,0 1-1,0-1 1,0 1-1,0 0 1,1 0-1,-1 0 1,1 0 0,0 0-1,-1 1 1,1-1-1,0 1 1,0-1-1,0 1 1,1 0-1,-1 0 1,1 0 0,0 0-1,-1 0 1,0 5-1,1-1 9,0 1 0,1-1 0,-1 1 0,1-1 0,1 1 0,0-1 0,0 1 0,0-1 0,3 8 0,-3-12-8,0 0 0,-1-1-1,1 1 1,1-1 0,-1 1 0,0-1-1,0 0 1,1 1 0,0-1-1,-1 0 1,1 0 0,0 0 0,0 0-1,0-1 1,0 1 0,0 0 0,0-1-1,1 1 1,-1-1 0,1 0-1,-1 0 1,1 0 0,-1 0 0,1 0-1,-1 0 1,1-1 0,0 1 0,3-1-1,0 0 16,0 0 0,1 0 0,-1-1 0,0 0 1,0 0-1,-1-1 0,1 1 0,0-1 0,8-4 0,-11 4-5,0 0 0,-1 0 1,1 0-1,0 0 0,-1 0 1,0-1-1,0 1 0,1 0 1,-2-1-1,1 0 1,0 0-1,0 1 0,-1-1 1,1 0-1,-1 0 0,0 0 1,0-1-1,0 1 0,0-4 1,0-11-598,-1 1-7567,-1-3-8558</inkml:trace>
-  <inkml:trace contextRef="#ctx0" brushRef="#br0" timeOffset="8430.35">3213 1 21503,'0'0'1152,"-1"5"-576,-3 49-43,3 75-1,-3 50 323,-10 24-302,13-141-7698,1-78 3429,0-44-7779,9 20 9171,-2 21 2324</inkml:trace>
+  <inkml:trace contextRef="#ctx0" brushRef="#br0" timeOffset="8430.34">3213 1 21503,'0'0'1152,"-1"5"-576,-3 49-43,3 75-1,-3 50 323,-10 24-302,13-141-7698,1-78 3429,0-44-7779,9 20 9171,-2 21 2324</inkml:trace>
   <inkml:trace contextRef="#ctx0" brushRef="#br0" timeOffset="8695.26">3194 463 19839,'0'0'3072,"3"-1"-2965,48-14 1291,-41 13-3044,0 0 1,0 1-1,0 1 1,0-1-1,0 2 0,0-1 1,0 1-1,-1 1 1,1 0-1,17 5 0,-12-1-2492</inkml:trace>
   <inkml:trace contextRef="#ctx0" brushRef="#br0" timeOffset="9432.09">3580 458 22143,'0'0'278,"0"-8"84,0 0-399,0-1 299,-1-1 0,1 1 0,-1-1 0,-1 1 0,-2-10 0,3 16-189,0 1 0,0 0 0,1 0 1,-1 0-1,0 0 0,-1 0 1,1 0-1,0 0 0,-1 0 1,1 0-1,-1 1 0,1-1 0,-1 0 1,0 1-1,0 0 0,0-1 1,1 1-1,-1 0 0,-1 0 1,1 0-1,0 0 0,0 0 0,0 0 1,0 1-1,-1-1 0,1 1 1,0 0-1,-1-1 0,-2 1 1,2 1-59,-1-1 1,0 1-1,0-1 1,0 1-1,0 0 1,1 1-1,-1-1 1,0 1-1,1-1 1,-1 1-1,1 0 1,0 0-1,-1 1 1,1-1 0,0 1-1,1 0 1,-1-1-1,0 1 1,1 0-1,-1 1 1,1-1-1,-3 6 1,1-2 8,1 0-1,0 1 1,0-1 0,1 0 0,0 1-1,0 0 1,0-1 0,1 1 0,0 0-1,1 12 1,0-9-16,1 1-1,1-1 1,0 1-1,5 17 1,-6-26-6,-1-1 0,1 1 1,0-1-1,1 0 1,-1 0-1,0 1 1,1-1-1,-1 0 1,1 0-1,-1 0 1,1 0-1,0-1 1,0 1-1,0 0 1,0-1-1,0 1 1,0-1-1,1 0 1,-1 0-1,0 0 1,1 0-1,-1 0 0,1 0 1,-1-1-1,1 1 1,-1-1-1,4 1 1,-4-1 13,1 0-1,0 0 1,0 0 0,0 0 0,0 0-1,0 0 1,0-1 0,0 0 0,0 1-1,0-1 1,-1 0 0,5-2 0,-6 1-6,1 1 1,0-1-1,-1 0 1,1 0-1,-1 1 1,0-1-1,0 0 1,0 0 0,0 0-1,0-1 1,0 1-1,0 0 1,-1 0-1,1 0 1,-1-1-1,1-3 1,12-107 650</inkml:trace>
   <inkml:trace contextRef="#ctx0" brushRef="#br0" timeOffset="10359.14">3722 311 23807,'0'0'1046,"0"3"-684,1 13-96,1-1 0,1 1-1,0-1 1,8 21 0,-8-25-165,1 12 135,-4-19-172,1-1-1,-1 0 1,1 1 0,-1-1 0,1 0 0,0 1 0,0-1 0,1 0 0,-1 0-1,1 0 1,2 5 0,-3-8-47,-1 0-1,1 0 0,-1 0 1,0 0-1,1 0 0,-1 0 1,1 0-1,-1 0 1,0 0-1,1 0 0,-1 0 1,1 0-1,-1 0 1,0 0-1,1-1 0,-1 1 1,1 0-1,-1 0 0,0 0 1,1-1-1,-1 1 1,0 0-1,1 0 0,-1-1 1,0 1-1,0 0 0,1 0 1,-1-1-1,0 1 1,0-1-1,1 1 0,-1 0 1,0-1-1,0 1 1,0-1-1,13-19 32,-9 12-25,5-9 84,-9 13-107,1 1 22,0 0 0,0 0 1,0 0-1,1 0 0,-1 0 0,1 1 0,-1-1 0,1 0 1,0 1-1,0-1 0,0 1 0,0 0 0,1 0 0,-1 0 1,1 0-1,2-2 0,-2 1-15,2 0-7,-1 0 0,1 1 0,0-1 0,-1 1 0,1 0 0,0 0 0,1 0 0,-1 0 0,0 1 0,0 0 0,9 0 0,7 0 0,36 3 0,-11 0 0,-4 4 128</inkml:trace>
 </inkml:ink>
 </file>
 
-<file path=word/ink/ink27.xml><?xml version="1.0" encoding="utf-8"?>
+<file path=word/ink/ink29.xml><?xml version="1.0" encoding="utf-8"?>
 <inkml:ink xmlns:inkml="http://www.w3.org/2003/InkML">
   <inkml:definitions>
     <inkml:context xml:id="ctx0">
@@ -4393,7 +4702,37 @@
 </inkml:ink>
 </file>
 
-<file path=word/ink/ink28.xml><?xml version="1.0" encoding="utf-8"?>
+<file path=word/ink/ink3.xml><?xml version="1.0" encoding="utf-8"?>
+<inkml:ink xmlns:inkml="http://www.w3.org/2003/InkML">
+  <inkml:definitions>
+    <inkml:context xml:id="ctx0">
+      <inkml:inkSource xml:id="inkSrc0">
+        <inkml:traceFormat>
+          <inkml:channel name="X" type="integer" min="-2.14748E9" max="2.14748E9" units="cm"/>
+          <inkml:channel name="Y" type="integer" min="-2.14748E9" max="2.14748E9" units="cm"/>
+          <inkml:channel name="F" type="integer" max="32767" units="dev"/>
+        </inkml:traceFormat>
+        <inkml:channelProperties>
+          <inkml:channelProperty channel="X" name="resolution" value="1000" units="1/cm"/>
+          <inkml:channelProperty channel="Y" name="resolution" value="1000" units="1/cm"/>
+          <inkml:channelProperty channel="F" name="resolution" value="0" units="1/dev"/>
+        </inkml:channelProperties>
+      </inkml:inkSource>
+      <inkml:timestamp xml:id="ts0" timeString="2025-11-10T08:22:23.839"/>
+    </inkml:context>
+    <inkml:brush xml:id="br0">
+      <inkml:brushProperty name="width" value="0.3" units="cm"/>
+      <inkml:brushProperty name="height" value="0.6" units="cm"/>
+      <inkml:brushProperty name="color" value="#00B44B"/>
+      <inkml:brushProperty name="tip" value="rectangle"/>
+      <inkml:brushProperty name="rasterOp" value="maskPen"/>
+    </inkml:brush>
+  </inkml:definitions>
+  <inkml:trace contextRef="#ctx0" brushRef="#br0">0 5 3200,'47'6'19019,"-45"-12"-18433,-1 6-560,-1-1 0,1 1 1,-1-1-1,1 1 0,-1 0 0,1-1 1,0 1-1,-1 0 0,1-1 1,-1 1-1,1 0 0,0 0 0,-1 0 1,1 0-1,0 0 0,-1 0 1,1 0-1,0 0 0,-1 0 0,1 0 1,0 0-1,-1 0 0,1 0 1,0 0-1,-1 0 0,2 1 1,15 5 265,-16-6-185,0 0-92,0 0 0,0 0 0,0-1 0,0 1 0,0 1 0,-1-1 0,1 0 0,0 0 0,0 0 0,0 0 0,0 0 0,0 1 0,0-1-1,-1 0 1,1 1 0,0-1 0,0 1 0,-1-1 0,1 1 0,0-1 0,0 1 0,-1 0 0,1-1 0,-1 1 0,1 0 0,0 0 0,0 0-6,0 0 1,-1 1-1,1-1 1,0 0-1,0 0 1,0-1-1,0 1 0,1 0 1,-1 0-1,0 0 1,0-1-1,0 1 0,1-1 1,-1 1-1,2 0 1,59 13-266,-61-14 272,0 1 0,-1-1 0,1 0 0,-1 1 0,1-1 0,0 1 0,-1-1 0,1 1 0,-1-1-1,1 1 1,-1-1 0,1 1 0,-1 0 0,0-1 0,1 1 0,-1-1 0,1 2 0,-1-1-13,0 0 0,1-1-1,-1 1 1,0 0 0,1-1-1,-1 1 1,0-1 0,1 1-1,-1-1 1,1 1 0,0 0 0,-1-1-1,1 0 1,-1 1 0,1-1-1,0 1 1,-1-1 0,1 0-1,1 1 1,1 0 30,-2 0-35,1 0 0,-1-1 0,0 1 0,1-1 0,-1 1 0,0-1 0,1 0-1,-1 1 1,1-1 0,-1 0 0,1 0 0,-1 0 0,1 0 0,-1 0 0,3-1 0,-4 1 2,0 0 1,0 0-1,0 0 1,-1 0-1,1 0 1,0 0-1,0 0 1,0 0-1,0 0 1,0 0-1,0 1 1,-1-1-1,1 0 1,0 0-1,0 0 1,0 0-1,0 0 1,0 0-1,0 0 1,0 1-1,0-1 1,0 0-1,-1 0 1,1 0-1,0 0 1,0 0-1,0 1 1,0-1-1,0 0 1,0 0-1,0 0 1,0 0-1,0 0 1,0 1-1,0-1 1,0 0-1,0 0 1,0 0-1,0 0 1,0 0-1,0 1 1,1-1-1,6 4 6,7-2-12,28 2 540,-39-8-281,-24 8-16,17-4 88,9-4 78,-5 4-399,0 0 0,0 0-1,0 0 1,0 0 0,0 0 0,1 0 0,-1 0-1,0 0 1,0 0 0,0 0 0,0 0-1,1 0 1,-1 0 0,0 0 0,0 0 0,0 0-1,0 0 1,0 0 0,1-1 0,-1 1 0,0 0-1,0 0 1,0 0 0,0 0 0,0 0 0,0 0-1,1 0 1,-1-1 0,0 1 0,0 0-1,0 0 1,0 0 0,0 0 0,0 0 0,0-1-1,0 1 1,0 0 0,0 0 0,0 0 0,0 0-1,0-1 1,0 1 0,0 0 0,0 0 0,0 0-1,0 0 1,0-1 0,0 1 0,0 0 0,-59 0 252,57 0-171,0-2-64,1-2-21,0 2-21,-3 1-86,1 1 1,0 0 106,2 0 85,-2 0 278</inkml:trace>
+</inkml:ink>
+</file>
+
+<file path=word/ink/ink30.xml><?xml version="1.0" encoding="utf-8"?>
 <inkml:ink xmlns:inkml="http://www.w3.org/2003/InkML">
   <inkml:definitions>
     <inkml:context xml:id="ctx0">
@@ -4421,7 +4760,7 @@
 </inkml:ink>
 </file>
 
-<file path=word/ink/ink29.xml><?xml version="1.0" encoding="utf-8"?>
+<file path=word/ink/ink31.xml><?xml version="1.0" encoding="utf-8"?>
 <inkml:ink xmlns:inkml="http://www.w3.org/2003/InkML">
   <inkml:definitions>
     <inkml:context xml:id="ctx0">
@@ -4477,37 +4816,7 @@
 </inkml:ink>
 </file>
 
-<file path=word/ink/ink3.xml><?xml version="1.0" encoding="utf-8"?>
-<inkml:ink xmlns:inkml="http://www.w3.org/2003/InkML">
-  <inkml:definitions>
-    <inkml:context xml:id="ctx0">
-      <inkml:inkSource xml:id="inkSrc0">
-        <inkml:traceFormat>
-          <inkml:channel name="X" type="integer" min="-2.14748E9" max="2.14748E9" units="cm"/>
-          <inkml:channel name="Y" type="integer" min="-2.14748E9" max="2.14748E9" units="cm"/>
-          <inkml:channel name="F" type="integer" max="32767" units="dev"/>
-        </inkml:traceFormat>
-        <inkml:channelProperties>
-          <inkml:channelProperty channel="X" name="resolution" value="1000" units="1/cm"/>
-          <inkml:channelProperty channel="Y" name="resolution" value="1000" units="1/cm"/>
-          <inkml:channelProperty channel="F" name="resolution" value="0" units="1/dev"/>
-        </inkml:channelProperties>
-      </inkml:inkSource>
-      <inkml:timestamp xml:id="ts0" timeString="2025-11-10T08:22:07.160"/>
-    </inkml:context>
-    <inkml:brush xml:id="br0">
-      <inkml:brushProperty name="width" value="0.3" units="cm"/>
-      <inkml:brushProperty name="height" value="0.6" units="cm"/>
-      <inkml:brushProperty name="color" value="#FF2500"/>
-      <inkml:brushProperty name="tip" value="rectangle"/>
-      <inkml:brushProperty name="rasterOp" value="maskPen"/>
-    </inkml:brush>
-  </inkml:definitions>
-  <inkml:trace contextRef="#ctx0" brushRef="#br0">0 0 11008,'0'0'11903,"3"1"-11796,10 3-79,-1-1 1,1-1-1,-1 0 1,1 0-1,16 0 2134</inkml:trace>
-</inkml:ink>
-</file>
-
-<file path=word/ink/ink30.xml><?xml version="1.0" encoding="utf-8"?>
+<file path=word/ink/ink32.xml><?xml version="1.0" encoding="utf-8"?>
 <inkml:ink xmlns:inkml="http://www.w3.org/2003/InkML">
   <inkml:definitions>
     <inkml:context xml:id="ctx0">
@@ -4535,7 +4844,7 @@
 </inkml:ink>
 </file>
 
-<file path=word/ink/ink31.xml><?xml version="1.0" encoding="utf-8"?>
+<file path=word/ink/ink33.xml><?xml version="1.0" encoding="utf-8"?>
 <inkml:ink xmlns:inkml="http://www.w3.org/2003/InkML">
   <inkml:definitions>
     <inkml:context xml:id="ctx0">
@@ -4563,7 +4872,7 @@
 </inkml:ink>
 </file>
 
-<file path=word/ink/ink32.xml><?xml version="1.0" encoding="utf-8"?>
+<file path=word/ink/ink34.xml><?xml version="1.0" encoding="utf-8"?>
 <inkml:ink xmlns:inkml="http://www.w3.org/2003/InkML">
   <inkml:definitions>
     <inkml:context xml:id="ctx0">
@@ -4604,7 +4913,7 @@
 </inkml:ink>
 </file>
 
-<file path=word/ink/ink33.xml><?xml version="1.0" encoding="utf-8"?>
+<file path=word/ink/ink35.xml><?xml version="1.0" encoding="utf-8"?>
 <inkml:ink xmlns:inkml="http://www.w3.org/2003/InkML">
   <inkml:definitions>
     <inkml:context xml:id="ctx0">
@@ -4634,7 +4943,7 @@
 </inkml:ink>
 </file>
 
-<file path=word/ink/ink34.xml><?xml version="1.0" encoding="utf-8"?>
+<file path=word/ink/ink36.xml><?xml version="1.0" encoding="utf-8"?>
 <inkml:ink xmlns:inkml="http://www.w3.org/2003/InkML">
   <inkml:definitions>
     <inkml:context xml:id="ctx0">
@@ -4664,7 +4973,7 @@
 </inkml:ink>
 </file>
 
-<file path=word/ink/ink35.xml><?xml version="1.0" encoding="utf-8"?>
+<file path=word/ink/ink37.xml><?xml version="1.0" encoding="utf-8"?>
 <inkml:ink xmlns:inkml="http://www.w3.org/2003/InkML">
   <inkml:definitions>
     <inkml:context xml:id="ctx0">
@@ -4694,7 +5003,7 @@
 </inkml:ink>
 </file>
 
-<file path=word/ink/ink36.xml><?xml version="1.0" encoding="utf-8"?>
+<file path=word/ink/ink38.xml><?xml version="1.0" encoding="utf-8"?>
 <inkml:ink xmlns:inkml="http://www.w3.org/2003/InkML">
   <inkml:definitions>
     <inkml:context xml:id="ctx0">
@@ -4719,7 +5028,7 @@
     </inkml:brush>
   </inkml:definitions>
   <inkml:trace contextRef="#ctx0" brushRef="#br0">58 217 18431,'0'0'1920,"-2"5"-1664,-4 8-117,1 0 0,0 1-1,1-1 1,1 1 0,0-1-1,1 1 1,0 0 0,1 0-1,2 21 1,0-1 72,1-7 14,-1 1-1,-1 0 0,-2 0 1,0 0-1,-11 43 0,4-52 147,5-12-482,12-17-1535,13-14-3965</inkml:trace>
-  <inkml:trace contextRef="#ctx0" brushRef="#br0" timeOffset="1218.67">40 189 14464,'0'25'0,"-1"-32"238,1 5-119,-1 0 0,0-1 0,1 1 1,-1-1-1,1 1 0,0-1 0,0 1 0,0-1 0,0 1 1,0-1-1,1 1 0,-1-1 0,1 1 0,0 0 0,-1-1 1,1 1-1,0 0 0,0-1 0,1 1 0,-1 0 0,0 0 1,1 0-1,-1 0 0,1 0 0,0 0 0,3-2 0,0 1-41,-1 1 0,1 1 0,0-1 0,-1 1-1,1-1 1,0 2 0,0-1 0,0 0 0,0 1-1,10 0 1,57 10 469,-16-3-158,-55-7-377,15 1 191,1 1 0,21 4 0,-34-5-161,-1-1 1,0 1-1,0 0 1,0 0 0,0 0-1,0 0 1,-1 1-1,1-1 1,0 1 0,0 0-1,-1-1 1,1 1-1,-1 0 1,0 1-1,0-1 1,1 0 0,-1 1-1,-1-1 1,1 1-1,1 2 1,-2-1 5,0 0 0,0 0 0,-1 0 0,0 0 0,0 0 0,0-1 0,0 1 0,-1 0 0,1 0 0,-2 4 0,-13 38 363,12-40-363,-1 0 1,0 0-1,0-1 1,0 1-1,-1-1 1,0 0-1,0-1 1,0 1-1,0-1 1,-1 0-1,0 0 1,0 0-1,-11 4 1,-16 12 40,25-15-59,-15 11 81,0-1-1,-29 14 1,43-25-99,9-2 40,14-1 39,-4-1-118,21-2 27,-26 1 0,0 0 0,0 1 0,0-1 0,0 1 0,0 1 0,0-1 0,1 1 0,-1 0 0,0 0 0,0 0 0,9 4 0,-1 2 0,-1 1 0,18 14 0,18 10 0,-43-28 36,-9-2 45,4-2-78,-1-1 0,1 1 0,0 0 0,-1 0-1,1 0 1,0 0 0,-1 0 0,1 0 0,0 0 0,-1 0 0,1 0 0,0 0 0,-1 1 0,1-1-1,0 0 1,-1 0 0,1 0 0,0 0 0,-1 0 0,1 1 0,0-1 0,0 0 0,-1 0 0,1 0 0,0 1-1,0-1 1,-1 0 0,1 0 0,0 1 0,0-1 0,0 0 0,-1 1 0,1-1 0,0 0 0,0 1-1,0-1 1,0 0 0,0 1 0,0-1 0,0 0 0,0 1 0,0-1 0,0 0 0,0 1 0,0-1-1,0 0 1,0 1 0,0-1 1,1 1-1,-1-1 0,1 1 1,-1-1-1,1 0 1,-1 1-1,1-1 0,-1 0 1,1 1-1,-1-1 0,1 0 1,-1 0-1,1 0 1,0 1-1,-1-1 0,1 0 1,-1 0-1,1 0 0,0 0 1,-1 0-1,1 0 1,-1 0-1,1 0 0,0-1 1,-1 1-1,2 0 0,-2 0 13,23 2 99,13 0 47,-30-5-162,-1 1 0,0-1 0,0 0 0,0 0 0,-1 0 0,1-1 0,-1 1 0,0-1 0,0 0 0,0 0 0,0-1 0,-1 1 0,5-10 0,-2 5 16,-2-1 0,1 0 0,4-19 0,-8 25-10,0-1-1,0 1 0,0-1 1,-1 1-1,0-1 0,0 0 1,0 1-1,0-1 0,-1 1 1,0-1-1,-2-7 0,2 10 5,-1 0 0,1 1 0,-1-1 0,1 1-1,-1-1 1,0 1 0,1 0 0,-1 0 0,0 0 0,0 0 0,0 0-1,0 0 1,0 0 0,0 1 0,0-1 0,-1 0 0,1 1-1,0 0 1,0 0 0,0 0 0,-1 0 0,1 0 0,0 0 0,0 0-1,-2 1 1,0 0-10,0 1 0,1-1 0,-1 1 0,0 0 0,1 0 0,0 0 0,-1 0 0,1 0 0,0 1 0,0-1 0,1 1 0,-1 0 0,0 0 0,1 0 0,0 0 0,0 1 0,0-1 0,0 1 0,0-1 0,1 1 0,-1 0 0,1-1 0,0 1 0,0 0 0,1 0 0,-1 0 0,1 0 0,0 5 0,-1 0 0,1-1 0,1 0 0,0 0 0,0 0 0,0 0 0,1 0 0,0 0 0,1 0 0,0-1 0,0 1 0,1-1 0,8 14 0,-10-19 1,0 0-1,-1-1 0,1 1 0,0-1 1,0 1-1,0-1 0,1 0 0,-1 1 1,0-1-1,0 0 0,1-1 0,-1 1 1,0 0-1,1-1 0,-1 1 0,1-1 1,-1 0-1,1 0 0,3 0 0,6-1-10,1 0-1,20-4 1,-10 1-92,-17 3-147,5 0-631,1-1 0,-1 1 0,0-2 0,0 0-1,0 0 1,0-1 0,-1 0 0,11-6 0,5-6-10021</inkml:trace>
+  <inkml:trace contextRef="#ctx0" brushRef="#br0" timeOffset="1218.66">40 189 14464,'0'25'0,"-1"-32"238,1 5-119,-1 0 0,0-1 0,1 1 1,-1-1-1,1 1 0,0-1 0,0 1 0,0-1 0,0 1 1,0-1-1,1 1 0,-1-1 0,1 1 0,0 0 0,-1-1 1,1 1-1,0 0 0,0-1 0,1 1 0,-1 0 0,0 0 1,1 0-1,-1 0 0,1 0 0,0 0 0,3-2 0,0 1-41,-1 1 0,1 1 0,0-1 0,-1 1-1,1-1 1,0 2 0,0-1 0,0 0 0,0 1-1,10 0 1,57 10 469,-16-3-158,-55-7-377,15 1 191,1 1 0,21 4 0,-34-5-161,-1-1 1,0 1-1,0 0 1,0 0 0,0 0-1,0 0 1,-1 1-1,1-1 1,0 1 0,0 0-1,-1-1 1,1 1-1,-1 0 1,0 1-1,0-1 1,1 0 0,-1 1-1,-1-1 1,1 1-1,1 2 1,-2-1 5,0 0 0,0 0 0,-1 0 0,0 0 0,0 0 0,0-1 0,0 1 0,-1 0 0,1 0 0,-2 4 0,-13 38 363,12-40-363,-1 0 1,0 0-1,0-1 1,0 1-1,-1-1 1,0 0-1,0-1 1,0 1-1,0-1 1,-1 0-1,0 0 1,0 0-1,-11 4 1,-16 12 40,25-15-59,-15 11 81,0-1-1,-29 14 1,43-25-99,9-2 40,14-1 39,-4-1-118,21-2 27,-26 1 0,0 0 0,0 1 0,0-1 0,0 1 0,0 1 0,0-1 0,1 1 0,-1 0 0,0 0 0,0 0 0,9 4 0,-1 2 0,-1 1 0,18 14 0,18 10 0,-43-28 36,-9-2 45,4-2-78,-1-1 0,1 1 0,0 0 0,-1 0-1,1 0 1,0 0 0,-1 0 0,1 0 0,0 0 0,-1 0 0,1 0 0,0 0 0,-1 1 0,1-1-1,0 0 1,-1 0 0,1 0 0,0 0 0,-1 0 0,1 1 0,0-1 0,0 0 0,-1 0 0,1 0 0,0 1-1,0-1 1,-1 0 0,1 0 0,0 1 0,0-1 0,0 0 0,-1 1 0,1-1 0,0 0 0,0 1-1,0-1 1,0 0 0,0 1 0,0-1 0,0 0 0,0 1 0,0-1 0,0 0 0,0 1 0,0-1-1,0 0 1,0 1 0,0-1 1,1 1-1,-1-1 0,1 1 1,-1-1-1,1 0 1,-1 1-1,1-1 0,-1 0 1,1 1-1,-1-1 0,1 0 1,-1 0-1,1 0 1,0 1-1,-1-1 0,1 0 1,-1 0-1,1 0 0,0 0 1,-1 0-1,1 0 1,-1 0-1,1 0 0,0-1 1,-1 1-1,2 0 0,-2 0 13,23 2 99,13 0 47,-30-5-162,-1 1 0,0-1 0,0 0 0,0 0 0,-1 0 0,1-1 0,-1 1 0,0-1 0,0 0 0,0 0 0,0-1 0,-1 1 0,5-10 0,-2 5 16,-2-1 0,1 0 0,4-19 0,-8 25-10,0-1-1,0 1 0,0-1 1,-1 1-1,0-1 0,0 0 1,0 1-1,0-1 0,-1 1 1,0-1-1,-2-7 0,2 10 5,-1 0 0,1 1 0,-1-1 0,1 1-1,-1-1 1,0 1 0,1 0 0,-1 0 0,0 0 0,0 0 0,0 0-1,0 0 1,0 0 0,0 1 0,0-1 0,-1 0 0,1 1-1,0 0 1,0 0 0,0 0 0,-1 0 0,1 0 0,0 0 0,0 0-1,-2 1 1,0 0-10,0 1 0,1-1 0,-1 1 0,0 0 0,1 0 0,0 0 0,-1 0 0,1 0 0,0 1 0,0-1 0,1 1 0,-1 0 0,0 0 0,1 0 0,0 0 0,0 1 0,0-1 0,0 1 0,0-1 0,1 1 0,-1 0 0,1-1 0,0 1 0,0 0 0,1 0 0,-1 0 0,1 0 0,0 5 0,-1 0 0,1-1 0,1 0 0,0 0 0,0 0 0,0 0 0,1 0 0,0 0 0,1 0 0,0-1 0,0 1 0,1-1 0,8 14 0,-10-19 1,0 0-1,-1-1 0,1 1 0,0-1 1,0 1-1,0-1 0,1 0 0,-1 1 1,0-1-1,0 0 0,1-1 0,-1 1 1,0 0-1,1-1 0,-1 1 0,1-1 1,-1 0-1,1 0 0,3 0 0,6-1-10,1 0-1,20-4 1,-10 1-92,-17 3-147,5 0-631,1-1 0,-1 1 0,0-2 0,0 0-1,0 0 1,0-1 0,-1 0 0,11-6 0,5-6-10021</inkml:trace>
   <inkml:trace contextRef="#ctx0" brushRef="#br0" timeOffset="1832.27">745 345 20735,'0'0'640,"-3"3"-533,-57 76 533,60-78-636,0-1 1,-1 1-1,1 0 1,0 0-1,0-1 1,-1 1-1,1 0 1,0-1-1,0 1 0,0 0 1,0 0-1,0-1 1,0 1-1,0 0 1,0-1-1,0 1 1,1 0-1,-1 0 0,0-1 1,0 1-1,1 0 1,-1-1-1,0 1 1,1 0-1,-1-1 1,0 1-1,1-1 1,-1 1-1,1-1 0,-1 1 1,1-1-1,0 1 1,-1-1-1,2 1 1,27 19 199,-16-12-159,-4-2-45,1 1-2,0 1 1,14 15-1,-21-21 4,-1 1-1,0-1 1,0 1 0,0 0-1,0 0 1,-1 0 0,1-1-1,-1 2 1,0-1 0,0 0-1,0 0 1,0 0 0,0 0-1,-1 1 1,1 3 0,-1-5 17,-1 0 0,1-1 0,-1 1 0,1 0 0,-1-1 0,0 1 1,1-1-1,-1 1 0,0-1 0,0 1 0,0-1 0,0 0 0,-1 1 1,1-1-1,0 0 0,0 0 0,-1 0 0,1 0 0,-1 0 0,1 0 1,-1 0-1,1 0 0,-1-1 0,0 1 0,1-1 0,-1 1 0,-3 0 1,-4 1 38,0 0 0,-1 0 0,-15 0 0,2-3 30,17 1-131,1 0 0,-1 0 0,0 0 0,1 0 0,-1 1 0,1 0 0,-1 0 0,-6 3 0,12-4 11,0 0 1,1 0-1,-1 0 0,0 0 1,0 0-1,0 0 0,0 0 1,0 0-1,0 0 0,1 0 1,-1 0-1,0 0 0,0 0 1,0 0-1,0 1 0,0-1 1,0 0-1,0 0 1,0 0-1,0 0 0,1 0 1,-1 0-1,0 0 0,0 1 1,0-1-1,0 0 0,0 0 1,0 0-1,0 0 0,0 0 1,0 1-1,0-1 0,0 0 1,0 0-1,0 0 0,0 0 1,0 0-1,0 0 0,0 1 1,0-1-1,0 0 0,0 0 1,0 0-1,0 0 0,-1 0 1,1 0-1,0 1 1,0-1-1,0 0 0,0 0 1,0 0-1,0 0 0,0 0 1,0 0-1,0 0 0,-1 0 1,1 0-1,0 1 0,0-1 1,0 0-1,0 0 0,0 0 1,0 0-1,-1 0 0,1 0 1,16 4-1874,-10-2-458</inkml:trace>
   <inkml:trace contextRef="#ctx0" brushRef="#br0" timeOffset="3581.89">1417 143 19327,'0'0'256,"-2"3"-106,-9 18 181,0 0 1,2 1-1,0 0 1,-9 38 0,9-24 54,3 0 0,-4 52 0,10-86-374,-1-1 1,1 0-1,0 0 0,0 0 1,0 0-1,0 0 1,0 0-1,0 0 1,0 1-1,0-1 1,0 0-1,1 0 0,-1 0 1,0 0-1,1 0 1,-1 0-1,1 0 1,-1 0-1,1 0 1,1 1-1,-1-2-1,0 0 0,0-1 0,0 1 0,0 0 0,0-1 0,0 1-1,0-1 1,0 1 0,0-1 0,0 0 0,0 1 0,-1-1 0,1 0 0,0 1 0,0-1 0,0 0 0,-1 0 0,1 0-1,-1 0 1,2-2 0,-1 2-7,0-1-1,1 1 0,-1 0 1,0 0-1,1 0 0,-1-1 1,1 1-1,-1 1 0,1-1 0,0 0 1,-1 0-1,1 0 0,0 1 1,0-1-1,-1 1 0,1 0 1,0-1-1,0 1 0,0 0 1,-1 0-1,3 0 0,4 1 35,0 0-1,0 1 1,14 5-1,-17-5-21,0-1-1,0 1 1,1-1-1,-1 0 1,1 0-1,-1 0 1,1-1-1,6 0 1,-5-2-36,-1 0 0,1 0 0,-1 0 1,1-1-1,-1 0 0,11-8 0,-2 3-3020</inkml:trace>
   <inkml:trace contextRef="#ctx0" brushRef="#br0" timeOffset="4016.3">1520 197 20735,'0'0'278,"-1"5"-44,-7 18 78,0 0-1,-2-1 1,0 0-1,-17 26 1,23-41-237,0 0-1,1 0 1,0 1 0,0-1 0,0 1 0,1-1 0,0 1 0,0 8 0,-1 10 110,2 30 1,2-37-106,-2 0 0,0-1 0,-7 34 0,4-39-64,3-10-44,0 0 1,0 0 0,0 0 0,0 0 0,0 0 0,1 0-1,0 0 1,-1 1 0,2 5 0,2-11-623,1 0 1,0 1-1,-1-1 1,1-1-1,-1 1 1,5-4-1,-8 6 226,25-19-12247</inkml:trace>
@@ -4727,7 +5036,7 @@
 </inkml:ink>
 </file>
 
-<file path=word/ink/ink37.xml><?xml version="1.0" encoding="utf-8"?>
+<file path=word/ink/ink39.xml><?xml version="1.0" encoding="utf-8"?>
 <inkml:ink xmlns:inkml="http://www.w3.org/2003/InkML">
   <inkml:definitions>
     <inkml:context xml:id="ctx0">
@@ -4755,7 +5064,37 @@
 </inkml:ink>
 </file>
 
-<file path=word/ink/ink38.xml><?xml version="1.0" encoding="utf-8"?>
+<file path=word/ink/ink4.xml><?xml version="1.0" encoding="utf-8"?>
+<inkml:ink xmlns:inkml="http://www.w3.org/2003/InkML">
+  <inkml:definitions>
+    <inkml:context xml:id="ctx0">
+      <inkml:inkSource xml:id="inkSrc0">
+        <inkml:traceFormat>
+          <inkml:channel name="X" type="integer" min="-2.14748E9" max="2.14748E9" units="cm"/>
+          <inkml:channel name="Y" type="integer" min="-2.14748E9" max="2.14748E9" units="cm"/>
+          <inkml:channel name="F" type="integer" max="32767" units="dev"/>
+        </inkml:traceFormat>
+        <inkml:channelProperties>
+          <inkml:channelProperty channel="X" name="resolution" value="1000" units="1/cm"/>
+          <inkml:channelProperty channel="Y" name="resolution" value="1000" units="1/cm"/>
+          <inkml:channelProperty channel="F" name="resolution" value="0" units="1/dev"/>
+        </inkml:channelProperties>
+      </inkml:inkSource>
+      <inkml:timestamp xml:id="ts0" timeString="2025-11-10T08:22:15.411"/>
+    </inkml:context>
+    <inkml:brush xml:id="br0">
+      <inkml:brushProperty name="width" value="0.3" units="cm"/>
+      <inkml:brushProperty name="height" value="0.6" units="cm"/>
+      <inkml:brushProperty name="color" value="#0069AF"/>
+      <inkml:brushProperty name="tip" value="rectangle"/>
+      <inkml:brushProperty name="rasterOp" value="maskPen"/>
+    </inkml:brush>
+  </inkml:definitions>
+  <inkml:trace contextRef="#ctx0" brushRef="#br0">0 7 9472,'38'-7'13802,"-42"7"-13418,9 2 0,1 1-309,-4-2-21,10 2-34,-7-3-20,0 0 0,-2 2 0,0 1 0,-1 1 0,0-4 0,-1 1 0,1 0 0,0 0 0,-1-1 0,1 1 0,0-1 0,0 1 0,-1-1 0,1 0 0,0 0 0,0 0 0,0 0 0,-1 0 0,1 0 0,0 0 0,3-1 0,1 0 0,115-4 342,-128 5-65,3 0-256,1 0-298</inkml:trace>
+</inkml:ink>
+</file>
+
+<file path=word/ink/ink40.xml><?xml version="1.0" encoding="utf-8"?>
 <inkml:ink xmlns:inkml="http://www.w3.org/2003/InkML">
   <inkml:definitions>
     <inkml:context xml:id="ctx0">
@@ -4781,7 +5120,7 @@
   </inkml:definitions>
   <inkml:trace contextRef="#ctx0" brushRef="#br0">195 232 12672,'0'0'8853,"-5"3"-8640,-15 15 102,0 0 0,1 1 0,-18 24 0,23-27-146,11-12-124,0 0-1,0 0 1,0 0-1,1 0 1,-1 0-1,1 1 0,0-1 1,1 1-1,-1 0 1,1-1-1,-2 7 1,4-10-44,-1-1 1,0 1 0,0-1-1,0 1 1,1-1 0,-1 1 0,0-1-1,1 1 1,-1-1 0,0 0-1,1 1 1,-1-1 0,0 1 0,1-1-1,-1 0 1,1 0 0,-1 1-1,0-1 1,1 0 0,-1 0 0,1 1-1,-1-1 1,1 0 0,-1 0-1,1 0 1,-1 0 0,1 0 0,0 0-1,-1 0 1,1 0 0,-1 0-1,1 0 1,24 0 42,-17-1-38,-1 1-6,-1 0 0,1 0 0,-1 1 0,1 0 0,-1 0 0,1 1 0,11 4 0,-16-5 0,0 0 0,0 0 0,-1 0 0,1 0 0,0 0 0,-1 1 0,1-1 0,-1 1 0,1-1 0,-1 1 0,0 0 0,1 0 0,-1-1 0,0 1 0,0 0 0,0 0 0,-1 0 0,1 0 0,0 0 0,-1 0 0,1 0 0,-1 0 0,0 0 0,0 0 0,0 1 0,0-1 0,0 0 0,0 2 0,-2 7 39,0-1 0,0 0 1,-1 0-1,0-1 0,0 1 0,-1-1 0,-1 1 0,-10 15 0,5-9 44,-1-1 1,-1-1-1,-1 1 0,-14 12 0,23-23-40,-1 0 0,1-1-1,-1 1 1,0-1 0,0 0-1,0 0 1,0 0 0,-1-1-1,1 0 1,-1 0 0,-8 2-1,14-4-65,0-1 0,0 1 0,1 0 0,-1 0 0,0 0 0,0-1 0,0 1 0,1 0 0,-1-1 0,0 1 0,0 0 0,0 0 0,0-1 0,0 1 0,1 0 0,-1-1 0,0 1 0,0 0 0,0-1 0,0 1 0,0 0 0,0-1 0,0 1 0,0 0 0,0-1 0,0 1 0,0 0 0,-1-1 0,1 1 0,0 0 0,0-1 0,0 1 0,0 0 0,0-1 0,-1 1 0,1 0 0,0 0 0,0-1 0,0 1 0,-1 0 0,1 0 0,0 0 0,0-1 0,-1 1 0,1 0 0,0 0 0,-1 0 0,1 0 0,0-1 0,-1 1 0,1 0 0,0 0 0,-1 0 0,1 0 0,0 0 0,-1 0 0,1 0 0,0 0 0,-1 0 0,1 0 0,0 0 0,-1 0 0,1 0 0,0 0 0,0 0 0,-1 1 0,1-1 0,0 0 0,-1 0 0,18-22-5210,-17 22 4951,18-20-11536</inkml:trace>
   <inkml:trace contextRef="#ctx0" brushRef="#br0" timeOffset="519.24">389 475 22143,'-31'7'22,"22"-4"66,12-2 71,0 0-21,-8 0-54,1 0-68,0 1 0,1-1 1,-1 1-1,1-1 0,-1 1 0,1 0 1,0 0-1,-1 1 0,1-1 1,-4 5-1,-26 32 79,16-17 15,16-21-109,0 0 1,0 0-1,0 1 1,0-1-1,0 0 0,0 0 1,0 1-1,0-1 1,1 0-1,-1 1 0,0-1 1,1 1-1,-1-1 1,1 1-1,0-1 1,-1 1-1,1 0 0,0-1 1,0 1-1,0-1 1,0 1-1,0-1 0,1 1 1,-1 0-1,0-1 1,1 1-1,-1-1 0,1 1 1,-1-1-1,1 0 1,0 1-1,0-1 0,-1 0 1,1 1-1,0-1 1,0 0-1,2 1 0,-1 0 5,0 0 0,1-1-1,-1 1 1,1-1-1,-1 0 1,1 0 0,-1 0-1,1 0 1,0 0-1,0-1 1,-1 1-1,1-1 1,0 1 0,0-1-1,0 0 1,-1 0-1,1-1 1,0 1-1,0-1 1,3 0 0,3-1-1,0 1 0,0-1 0,1 2 0,-1-1 0,0 1 0,0 1 0,1 0 1,-1 0-1,0 1 0,0 0 0,12 4 0,-11-2-1140,-1-1-1,0 2 1,10 5 0</inkml:trace>
-  <inkml:trace contextRef="#ctx0" brushRef="#br0" timeOffset="1219.12">545 224 23423,'6'31'22,"-6"-30"-19,0-1 1,0 0-1,0 0 1,0 0-1,0 1 1,0-1 0,0 0-1,0 0 1,0 1-1,0-1 1,0 0-1,0 0 1,0 0 0,1 1-1,-1-1 1,0 0-1,0 0 1,0 0-1,0 1 1,0-1 0,1 0-1,-1 0 1,0 0-1,0 0 1,0 1-1,1-1 1,-1 0 0,0 0-1,0 0 1,0 0-1,1 0 1,-1 0-1,0 0 1,1 0 0,-1 0-3,0 0 1,0 0-1,0 0 1,0 0 0,0 0-1,1 0 1,-1 0 0,0 1-1,0-1 1,0 0 0,0 0-1,0 0 1,0 0-1,1 0 1,-1 0 0,0 0-1,0 0 1,0 0 0,0 0-1,0 0 1,0 1 0,0-1-1,0 0 1,0 0-1,0 0 1,0 0 0,1 0-1,-1 0 1,0 0 0,0 1-1,0-1 1,0 0 0,0 0-1,0 0 1,0 0-1,0 0 1,0 0 0,0 1-1,0-1 1,0 0 0,0 0-1,0 0 1,0 0 0,0 0-1,0 0 1,-1 1-1,1-1 1,0 0 0,0 0-1,0 0 1,0 0 0,0 0-1,0 0 1,-1 4 23,1 0-1,-1 0 1,1 0 0,0 1 0,0-1-1,1 0 1,-1 0 0,1 0-1,2 6 1,1 11 27,-4-1 41,0 0 1,-5 25-1,1 5 11,0-11-7,2-32-75,1 0 0,0 0 0,1 0 0,-1 0 0,1 0 0,0 0 0,1 0 0,0 0 0,0 1 0,1-2 0,-1 1 1,4 7-1,16-81 212,-16 53-234,-5 10 0,1 0 0,0 1 0,0-1 0,0 1 0,0-1 0,1 1 0,0-1 0,-1 1 0,1 0 0,0 0 0,1 0 0,-1 0 0,0 0 0,1 1 0,3-4 0,-6 6 0,1 0 0,-1 0 0,0 0 0,1 0 0,-1-1 0,1 1 0,-1 0 0,1 0 0,-1 0 0,1 0 0,-1 0 0,1 0 0,-1 0 0,1 0 0,-1 1 0,0-1 0,1 0 0,-1 0 0,1 0 0,-1 0 0,1 1 0,-1-1 0,0 0 0,1 0 0,-1 1 0,1-1 0,-1 0 0,1 1 0,9 15 0,2 21 0,-12-37 0,5 24 13,1 1 45,16 45-1,-21-68-57,0 1 0,-1 0 0,1-1 0,0 1 0,-1-1 0,0 1 0,0 0 0,0-1 0,0 1 0,0 0 0,0-1 0,-1 1 0,0 3 0,1-6-25,0 0 0,0 1-1,0-1 1,0 0 0,0 0-1,0 1 1,0-1 0,0 0-1,0 0 1,0 1 0,0-1 0,0 0-1,0 0 1,0 1 0,0-1-1,0 0 1,0 0 0,-1 0-1,1 1 1,0-1 0,0 0 0,0 0-1,0 0 1,0 1 0,-1-1-1,1 0 1,0 0 0,0 0-1,0 0 1,0 1 0,-1-1 0,1 0-1,0 0 1,0 0 0,-1 0-1,1 0 1,0 0 0,0 0-1,0 0 1,-1 0 0,1 0-1,0 0 1,0 0 0,-1 0 0,1 0-1,-1 0 1,1 0-47,0 0 1,0-1-1,0 1 1,-1 0-1,1 0 0,0-1 1,0 1-1,0 0 1,0-1-1,0 1 0,-1 0 1,1-1-1,0 1 1,0 0-1,0-1 1,0 1-1,0 0 0,0-1 1,0 1-1,0 0 1,0-1-1,1 1 0,-1 0 1,0-1-1,0 1 1,6-11-3492</inkml:trace>
+  <inkml:trace contextRef="#ctx0" brushRef="#br0" timeOffset="1219.11">545 224 23423,'6'31'22,"-6"-30"-19,0-1 1,0 0-1,0 0 1,0 0-1,0 1 1,0-1 0,0 0-1,0 0 1,0 1-1,0-1 1,0 0-1,0 0 1,0 0 0,1 1-1,-1-1 1,0 0-1,0 0 1,0 0-1,0 1 1,0-1 0,1 0-1,-1 0 1,0 0-1,0 0 1,0 1-1,1-1 1,-1 0 0,0 0-1,0 0 1,0 0-1,1 0 1,-1 0-1,0 0 1,1 0 0,-1 0-3,0 0 1,0 0-1,0 0 1,0 0 0,0 0-1,1 0 1,-1 0 0,0 1-1,0-1 1,0 0 0,0 0-1,0 0 1,0 0-1,1 0 1,-1 0 0,0 0-1,0 0 1,0 0 0,0 0-1,0 0 1,0 1 0,0-1-1,0 0 1,0 0-1,0 0 1,0 0 0,1 0-1,-1 0 1,0 0 0,0 1-1,0-1 1,0 0 0,0 0-1,0 0 1,0 0-1,0 0 1,0 0 0,0 1-1,0-1 1,0 0 0,0 0-1,0 0 1,0 0 0,0 0-1,0 0 1,-1 1-1,1-1 1,0 0 0,0 0-1,0 0 1,0 0 0,0 0-1,0 0 1,-1 4 23,1 0-1,-1 0 1,1 0 0,0 1 0,0-1-1,1 0 1,-1 0 0,1 0-1,2 6 1,1 11 27,-4-1 41,0 0 1,-5 25-1,1 5 11,0-11-7,2-32-75,1 0 0,0 0 0,1 0 0,-1 0 0,1 0 0,0 0 0,1 0 0,0 0 0,0 1 0,1-2 0,-1 1 1,4 7-1,16-81 212,-16 53-234,-5 10 0,1 0 0,0 1 0,0-1 0,0 1 0,0-1 0,1 1 0,0-1 0,-1 1 0,1 0 0,0 0 0,1 0 0,-1 0 0,0 0 0,1 1 0,3-4 0,-6 6 0,1 0 0,-1 0 0,0 0 0,1 0 0,-1-1 0,1 1 0,-1 0 0,1 0 0,-1 0 0,1 0 0,-1 0 0,1 0 0,-1 0 0,1 0 0,-1 1 0,0-1 0,1 0 0,-1 0 0,1 0 0,-1 0 0,1 1 0,-1-1 0,0 0 0,1 0 0,-1 1 0,1-1 0,-1 0 0,1 1 0,9 15 0,2 21 0,-12-37 0,5 24 13,1 1 45,16 45-1,-21-68-57,0 1 0,-1 0 0,1-1 0,0 1 0,-1-1 0,0 1 0,0 0 0,0-1 0,0 1 0,0 0 0,0-1 0,-1 1 0,0 3 0,1-6-25,0 0 0,0 1-1,0-1 1,0 0 0,0 0-1,0 1 1,0-1 0,0 0-1,0 0 1,0 1 0,0-1 0,0 0-1,0 0 1,0 1 0,0-1-1,0 0 1,0 0 0,-1 0-1,1 1 1,0-1 0,0 0 0,0 0-1,0 0 1,0 1 0,-1-1-1,1 0 1,0 0 0,0 0-1,0 0 1,0 1 0,-1-1 0,1 0-1,0 0 1,0 0 0,-1 0-1,1 0 1,0 0 0,0 0-1,0 0 1,-1 0 0,1 0-1,0 0 1,0 0 0,-1 0 0,1 0-1,-1 0 1,1 0-47,0 0 1,0-1-1,0 1 1,-1 0-1,1 0 0,0-1 1,0 1-1,0 0 1,0-1-1,0 1 0,-1 0 1,1-1-1,0 1 1,0 0-1,0-1 1,0 1-1,0 0 0,0-1 1,0 1-1,0 0 1,0-1-1,1 1 0,-1 0 1,0-1-1,0 1 1,6-11-3492</inkml:trace>
   <inkml:trace contextRef="#ctx0" brushRef="#br0" timeOffset="2019.08">929 446 22143,'-33'16'0,"33"-15"11,-1-1-1,1 0 1,-1 0 0,1 0-1,0 1 1,-1-1-1,1 0 1,-1 0-1,1 0 1,0 0 0,-1 0-1,1 0 1,-1 0-1,1 0 1,0 0 0,-1 0-1,1 0 1,-1 0-1,1 0 1,-1 0-1,1 0 1,0-1 0,-1 1-1,1 0 1,0 0-1,-1 0 1,1-1-1,0 1 1,-1 0 0,1 0-1,0-1 1,-1 1-1,1 0 1,0-1-1,0 1 1,-1 0 0,1-1-1,0 1 1,0-1-1,0 1 1,-1 0-1,1-1 1,0 1 0,0-1-1,0 1 1,0-1 8,-1 0 1,1 0-1,0 0 0,-1 1 1,1-1-1,-1 0 1,1 0-1,-1 1 0,1-1 1,-1 0-1,0 1 1,1-1-1,-1 1 0,0-1 1,1 1-1,-1-1 1,0 1-1,0 0 1,-1-1-1,0 0-9,-1 1 1,0 0-1,0 0 1,1 0-1,-1 1 1,0-1-1,1 1 1,-1-1-1,0 1 1,1 0-1,-1 0 1,1 0-1,-1 0 1,1 1-1,-1-1 0,1 1 1,0-1-1,0 1 1,0 0-1,0 0 1,0 0-1,0 0 1,0 0-1,1 0 1,-1 0-1,-1 5 1,-2-1 16,2 1 1,-1 0 0,1 0 0,0 0 0,0 0 0,1 1 0,0-1-1,-1 10 1,0 1 13,2-15-11,0 1 0,1 0 0,-1 0-1,1 0 1,0 0 0,0 7 0,1-10-26,-1-1 0,0 1 0,1 0 0,-1 0 0,1 0 0,-1 0 0,1 0 0,-1-1 0,1 1 1,-1 0-1,1-1 0,0 1 0,-1 0 0,1-1 0,0 1 0,0 0 0,-1-1 0,1 0 0,0 1 0,0-1 0,0 1 0,0-1 1,0 0-1,0 0 0,0 1 0,0-1 0,-1 0 0,1 0 0,0 0 0,0 0 0,0 0 0,2 0 0,9-1-4,1-1 0,-1 0 0,0 0 0,0-1 0,0-1 0,0 0 0,0-1 0,-1 0 0,0-1 0,16-9 0,-26 13 13,1 0 0,0-1-1,-1 1 1,1 0 0,-1 0 0,0-1-1,1 1 1,-1-1 0,-1 1-1,1-1 1,0 0 0,0-3 0,5-34 184,-6 37-150,0 2-29,-1 0 0,1 0-1,0 0 1,0 0 0,0 0 0,0 0-1,0 0 1,0 0 0,0 0-1,0 0 1,1 1 0,-1-1 0,0 0-1,0 0 1,1 0 0,-1 0-1,0 0 1,2-1 0,-11 39 3,9-24-21,0 0 0,4 23 0,0-4 0,-4-29 0,1 0 0,-1 0 0,0 0 0,0-1 0,0 1 0,-1 0 0,1 0 0,-1 0 0,1 0 0,-1-1 0,0 1 0,0 0 0,0 0 0,0-1 0,-1 1 0,-1 2 0,2-4-5,1-1-1,0 0 1,0 0-1,0 0 0,0 0 1,0 0-1,0 0 1,0 0-1,0 0 1,0 0-1,0 1 0,-1-1 1,1 0-1,0 0 1,0 0-1,0 0 1,0 0-1,0 0 1,0 0-1,0 0 0,-1 0 1,1 0-1,0 0 1,0 0-1,0 0 1,0 0-1,0 0 1,0 0-1,-1 0 0,1 0 1,0 0-1,0 0 1,0 0-1,0 0 1,0 0-1,0 0 0,-1 0 1,1 0-1,0 0 1,0-1-1,0 1 1,0 0-1,0 0 1,0 0-1,0 0 0,0 0 1,-1 0-1,1 0 1,0 0-1,0 0 1,0-1-1,0 1 0,0 0 1,0 0-1,0 0 1,0 0-1,0 0 1,0 0-1,0-1 1,0 1-1,0 0 0,0 0 1,0 0-1,0 0 1,0 0-1,0 0 1,0-1-1,0 1 0,0 0 1,4-11-992,37-26-4657,-27 23-6377</inkml:trace>
   <inkml:trace contextRef="#ctx0" brushRef="#br0" timeOffset="2554.9">1156 71 23295,'0'0'256,"-4"6"-128,-4 8-22,0 0 0,1 1 1,1 0-1,1 0 0,0 0 0,-5 26 0,-10 108 477,7-38-351,7-70-179,-2 69 0,8-109-57,0 0 1,0 0-1,0 1 0,0-1 1,0 0-1,0 0 0,0 0 0,1 1 1,-1-1-1,0 0 0,1 0 0,-1 0 1,1 2-1,0-3-15,-1 0 1,0 0-1,0 0 1,1 0-1,-1 0 0,0 0 1,0 0-1,1 0 1,-1 0-1,0 0 0,0 0 1,1 0-1,-1 0 1,0 0-1,0 0 0,1 0 1,-1 0-1,0 0 1,0 0-1,1 0 1,-1 0-1,0 0 0,0-1 1,1 1-1,-1 0 1,0 0-1,0 0 0,0 0 1,1-1-1,-1 1 1,0 0-1,0 0 0,0 0 1,0-1-1,1 1 1,18-31-4094,-16 26 2673,12-22-11232</inkml:trace>
   <inkml:trace contextRef="#ctx0" brushRef="#br0" timeOffset="2950.6">1291 169 22911,'0'40'0,"-3"86"0,-1-80 5,0-3-29,-14 71 1,14-100-128,-1 1-380,4-4-3289</inkml:trace>
@@ -4794,7 +5133,7 @@
 </inkml:ink>
 </file>
 
-<file path=word/ink/ink39.xml><?xml version="1.0" encoding="utf-8"?>
+<file path=word/ink/ink41.xml><?xml version="1.0" encoding="utf-8"?>
 <inkml:ink xmlns:inkml="http://www.w3.org/2003/InkML">
   <inkml:definitions>
     <inkml:context xml:id="ctx0">
@@ -4822,35 +5161,7 @@
 </inkml:ink>
 </file>
 
-<file path=word/ink/ink4.xml><?xml version="1.0" encoding="utf-8"?>
-<inkml:ink xmlns:inkml="http://www.w3.org/2003/InkML">
-  <inkml:definitions>
-    <inkml:context xml:id="ctx0">
-      <inkml:inkSource xml:id="inkSrc0">
-        <inkml:traceFormat>
-          <inkml:channel name="X" type="integer" min="-2.14748E9" max="2.14748E9" units="cm"/>
-          <inkml:channel name="Y" type="integer" min="-2.14748E9" max="2.14748E9" units="cm"/>
-          <inkml:channel name="F" type="integer" max="32767" units="dev"/>
-        </inkml:traceFormat>
-        <inkml:channelProperties>
-          <inkml:channelProperty channel="X" name="resolution" value="1000" units="1/cm"/>
-          <inkml:channelProperty channel="Y" name="resolution" value="1000" units="1/cm"/>
-          <inkml:channelProperty channel="F" name="resolution" value="0" units="1/dev"/>
-        </inkml:channelProperties>
-      </inkml:inkSource>
-      <inkml:timestamp xml:id="ts0" timeString="2025-11-10T08:21:52.444"/>
-    </inkml:context>
-    <inkml:brush xml:id="br0">
-      <inkml:brushProperty name="width" value="0.05" units="cm"/>
-      <inkml:brushProperty name="height" value="0.05" units="cm"/>
-      <inkml:brushProperty name="color" value="#C153B4"/>
-    </inkml:brush>
-  </inkml:definitions>
-  <inkml:trace contextRef="#ctx0" brushRef="#br0">0 0 25180,'710'67'0</inkml:trace>
-</inkml:ink>
-</file>
-
-<file path=word/ink/ink40.xml><?xml version="1.0" encoding="utf-8"?>
+<file path=word/ink/ink42.xml><?xml version="1.0" encoding="utf-8"?>
 <inkml:ink xmlns:inkml="http://www.w3.org/2003/InkML">
   <inkml:definitions>
     <inkml:context xml:id="ctx0">
@@ -4878,7 +5189,7 @@
 </inkml:ink>
 </file>
 
-<file path=word/ink/ink41.xml><?xml version="1.0" encoding="utf-8"?>
+<file path=word/ink/ink43.xml><?xml version="1.0" encoding="utf-8"?>
 <inkml:ink xmlns:inkml="http://www.w3.org/2003/InkML">
   <inkml:definitions>
     <inkml:context xml:id="ctx0">
@@ -4906,7 +5217,7 @@
 </inkml:ink>
 </file>
 
-<file path=word/ink/ink42.xml><?xml version="1.0" encoding="utf-8"?>
+<file path=word/ink/ink44.xml><?xml version="1.0" encoding="utf-8"?>
 <inkml:ink xmlns:inkml="http://www.w3.org/2003/InkML">
   <inkml:definitions>
     <inkml:context xml:id="ctx0">
@@ -4942,7 +5253,7 @@
 </inkml:ink>
 </file>
 
-<file path=word/ink/ink43.xml><?xml version="1.0" encoding="utf-8"?>
+<file path=word/ink/ink45.xml><?xml version="1.0" encoding="utf-8"?>
 <inkml:ink xmlns:inkml="http://www.w3.org/2003/InkML">
   <inkml:definitions>
     <inkml:context xml:id="ctx0">
@@ -4972,7 +5283,7 @@
 </inkml:ink>
 </file>
 
-<file path=word/ink/ink44.xml><?xml version="1.0" encoding="utf-8"?>
+<file path=word/ink/ink46.xml><?xml version="1.0" encoding="utf-8"?>
 <inkml:ink xmlns:inkml="http://www.w3.org/2003/InkML">
   <inkml:definitions>
     <inkml:context xml:id="ctx0">
@@ -5002,7 +5313,7 @@
 </inkml:ink>
 </file>
 
-<file path=word/ink/ink45.xml><?xml version="1.0" encoding="utf-8"?>
+<file path=word/ink/ink47.xml><?xml version="1.0" encoding="utf-8"?>
 <inkml:ink xmlns:inkml="http://www.w3.org/2003/InkML">
   <inkml:definitions>
     <inkml:context xml:id="ctx0">
@@ -5032,7 +5343,7 @@
 </inkml:ink>
 </file>
 
-<file path=word/ink/ink46.xml><?xml version="1.0" encoding="utf-8"?>
+<file path=word/ink/ink48.xml><?xml version="1.0" encoding="utf-8"?>
 <inkml:ink xmlns:inkml="http://www.w3.org/2003/InkML">
   <inkml:definitions>
     <inkml:context xml:id="ctx0">
@@ -5062,7 +5373,7 @@
 </inkml:ink>
 </file>
 
-<file path=word/ink/ink47.xml><?xml version="1.0" encoding="utf-8"?>
+<file path=word/ink/ink49.xml><?xml version="1.0" encoding="utf-8"?>
 <inkml:ink xmlns:inkml="http://www.w3.org/2003/InkML">
   <inkml:definitions>
     <inkml:context xml:id="ctx0">
@@ -5106,6 +5417,64 @@
           <inkml:channelProperty channel="F" name="resolution" value="0" units="1/dev"/>
         </inkml:channelProperties>
       </inkml:inkSource>
+      <inkml:timestamp xml:id="ts0" timeString="2025-11-10T08:22:07.160"/>
+    </inkml:context>
+    <inkml:brush xml:id="br0">
+      <inkml:brushProperty name="width" value="0.3" units="cm"/>
+      <inkml:brushProperty name="height" value="0.6" units="cm"/>
+      <inkml:brushProperty name="color" value="#FF2500"/>
+      <inkml:brushProperty name="tip" value="rectangle"/>
+      <inkml:brushProperty name="rasterOp" value="maskPen"/>
+    </inkml:brush>
+  </inkml:definitions>
+  <inkml:trace contextRef="#ctx0" brushRef="#br0">0 0 11008,'0'0'11903,"3"1"-11796,10 3-79,-1-1 1,1-1-1,-1 0 1,1 0-1,16 0 2134</inkml:trace>
+</inkml:ink>
+</file>
+
+<file path=word/ink/ink6.xml><?xml version="1.0" encoding="utf-8"?>
+<inkml:ink xmlns:inkml="http://www.w3.org/2003/InkML">
+  <inkml:definitions>
+    <inkml:context xml:id="ctx0">
+      <inkml:inkSource xml:id="inkSrc0">
+        <inkml:traceFormat>
+          <inkml:channel name="X" type="integer" min="-2.14748E9" max="2.14748E9" units="cm"/>
+          <inkml:channel name="Y" type="integer" min="-2.14748E9" max="2.14748E9" units="cm"/>
+          <inkml:channel name="F" type="integer" max="32767" units="dev"/>
+        </inkml:traceFormat>
+        <inkml:channelProperties>
+          <inkml:channelProperty channel="X" name="resolution" value="1000" units="1/cm"/>
+          <inkml:channelProperty channel="Y" name="resolution" value="1000" units="1/cm"/>
+          <inkml:channelProperty channel="F" name="resolution" value="0" units="1/dev"/>
+        </inkml:channelProperties>
+      </inkml:inkSource>
+      <inkml:timestamp xml:id="ts0" timeString="2025-11-10T08:21:52.444"/>
+    </inkml:context>
+    <inkml:brush xml:id="br0">
+      <inkml:brushProperty name="width" value="0.05" units="cm"/>
+      <inkml:brushProperty name="height" value="0.05" units="cm"/>
+      <inkml:brushProperty name="color" value="#C153B4"/>
+    </inkml:brush>
+  </inkml:definitions>
+  <inkml:trace contextRef="#ctx0" brushRef="#br0">0 0 25180,'710'67'0</inkml:trace>
+</inkml:ink>
+</file>
+
+<file path=word/ink/ink7.xml><?xml version="1.0" encoding="utf-8"?>
+<inkml:ink xmlns:inkml="http://www.w3.org/2003/InkML">
+  <inkml:definitions>
+    <inkml:context xml:id="ctx0">
+      <inkml:inkSource xml:id="inkSrc0">
+        <inkml:traceFormat>
+          <inkml:channel name="X" type="integer" min="-2.14748E9" max="2.14748E9" units="cm"/>
+          <inkml:channel name="Y" type="integer" min="-2.14748E9" max="2.14748E9" units="cm"/>
+          <inkml:channel name="F" type="integer" max="32767" units="dev"/>
+        </inkml:traceFormat>
+        <inkml:channelProperties>
+          <inkml:channelProperty channel="X" name="resolution" value="1000" units="1/cm"/>
+          <inkml:channelProperty channel="Y" name="resolution" value="1000" units="1/cm"/>
+          <inkml:channelProperty channel="F" name="resolution" value="0" units="1/dev"/>
+        </inkml:channelProperties>
+      </inkml:inkSource>
       <inkml:timestamp xml:id="ts0" timeString="2025-11-10T08:21:50.402"/>
     </inkml:context>
     <inkml:brush xml:id="br0">
@@ -5118,7 +5487,7 @@
 </inkml:ink>
 </file>
 
-<file path=word/ink/ink6.xml><?xml version="1.0" encoding="utf-8"?>
+<file path=word/ink/ink8.xml><?xml version="1.0" encoding="utf-8"?>
 <inkml:ink xmlns:inkml="http://www.w3.org/2003/InkML">
   <inkml:definitions>
     <inkml:context xml:id="ctx0">
@@ -5146,7 +5515,7 @@
 </inkml:ink>
 </file>
 
-<file path=word/ink/ink7.xml><?xml version="1.0" encoding="utf-8"?>
+<file path=word/ink/ink9.xml><?xml version="1.0" encoding="utf-8"?>
 <inkml:ink xmlns:inkml="http://www.w3.org/2003/InkML">
   <inkml:definitions>
     <inkml:context xml:id="ctx0">
@@ -5182,66 +5551,6 @@
   <inkml:trace contextRef="#ctx0" brushRef="#br0" timeOffset="9379.16">897 1085 17919,'0'0'2326,"3"-3"-1921,20-22 620,-15 17-670,0-1 1,0 1-1,-1-1 0,0 0 1,6-13-1,-12 19-286,0-1 0,1 0 0,-1 1 0,-1-1 0,1 0 0,-1 0 0,1 0 0,-1 0 0,0 0-1,-1 1 1,0-7 0,1 9-60,0 0 0,-1 0 0,1-1 0,0 1 0,-1 0 0,1 0-1,-1 0 1,1 0 0,-1-1 0,0 1 0,0 0 0,1 0 0,-1 0 0,0 0-1,0 1 1,0-1 0,0 0 0,0 0 0,0 0 0,0 1 0,0-1 0,-1 1-1,1-1 1,0 1 0,0-1 0,0 1 0,-1-1 0,1 1 0,0 0 0,0 0 0,-1 0-1,1 0 1,0 0 0,-1 0 0,1 0 0,0 0 0,0 0 0,-3 1 0,-2 1 3,-1 1 0,1-1 0,0 1 0,0 0 0,0 1 0,0-1 0,0 1 1,1 0-1,0 1 0,-9 8 0,3-1 13,0 0 1,1 1-1,-13 21 0,-3 17-25,24-47 0,1 0 0,-1 0 0,1 0 0,0 1 0,0-1 0,0 0 0,1 1 0,-1-1 0,1 1 0,1 6 0,-1-10 5,1 1-1,-1-1 1,1 0 0,-1 1-1,1-1 1,0 0 0,0 0-1,0 0 1,0 0-1,0 0 1,0 0 0,0 0-1,0 0 1,0 0 0,0 0-1,1 0 1,-1-1-1,0 1 1,1-1 0,-1 1-1,0-1 1,1 1-1,1-1 1,36 6 227,-34-6-191,10 1-24,0 0 0,0-2 0,0 0-1,16-3 1,8-5-7525,-32 7 3623,7 0 539</inkml:trace>
   <inkml:trace contextRef="#ctx0" brushRef="#br0" timeOffset="10065.21">1115 1063 22527,'2'-4'-106,"3"-3"123,1 1 1,0-1 0,1 1 0,-1 0 0,1 0 0,0 1 0,13-8-1,-9 7 66,-1-1-1,0 0 1,-1-1-1,13-13 0,-21 20-46,0 1 1,-1-1-1,1 0 0,0 0 0,-1 1 0,1-1 1,-1 0-1,1 0 0,-1 0 0,1 1 0,-1-1 0,0 0 1,1 0-1,-1 0 0,0 0 0,0 0 0,0 0 1,1 0-1,-1 0 0,0 0 0,0 0 0,-1 1 0,1-1 1,0 0-1,0 0 0,0 0 0,-1 0 0,1 0 1,0 0-1,-1 0 0,1 0 0,0 1 0,-1-1 0,0 0 1,1 0-1,-1 0 0,1 1 0,-1-1 0,0 0 1,1 1-1,-1-1 0,0 1 0,0-1 0,-1 0 0,-1-1-16,0 1-1,0 0 0,0-1 0,-1 1 0,1 0 0,0 1 1,0-1-1,-1 1 0,1-1 0,0 1 0,-1 0 0,-3 0 1,1 1 26,-1 0 1,0 1 0,0-1-1,0 1 1,1 0 0,-1 1-1,1 0 1,0 0 0,-1 0-1,1 0 1,1 1 0,-1 0-1,1 1 1,-1-1 0,1 1-1,0 0 1,1 0 0,-1 1-1,1-1 1,0 1 0,1 0-1,-1 0 1,1 0 0,0 1-1,1-1 1,0 1 0,0-1-1,0 1 1,1 0 0,-1 0-1,1 13 1,1-18-103,0 1 0,1 0-1,-1-1 1,0 1 0,1-1 0,0 1 0,0-1-1,0 0 1,0 1 0,0-1 0,0 0 0,0 0 0,1 1-1,-1-1 1,1 0 0,2 2 0,0 0 280,1-1 0,-1 0 0,0 0 1,1 0-1,-1 0 0,1-1 0,9 4 0,-5-3-753,-1-1-1,1 0 0,0 0 1,0-1-1,12 1 0,16-6-9908,-20 4-3002,-11 2 13440</inkml:trace>
   <inkml:trace contextRef="#ctx0" brushRef="#br0" timeOffset="10580.27">1324 910 18943,'0'0'1792,"0"4"-1002,1 48 298,10 55 0,-11-97-921,0-8-135,0-1 0,0 1 1,0 0-1,0-1 0,0 1 0,0-1 1,1 1-1,-1-1 0,0 1 0,1-1 1,-1 0-1,1 1 0,1 2 0,4-25 203,-3 10-188,1 1 1,0-1-1,0 1 1,13-19-1,-17 27-44,1 0 1,0 1-1,0-1 1,0 1-1,0 0 1,1-1-1,-1 1 1,0 0-1,1 0 1,-1-1-1,1 1 1,-1 0-1,1 0 1,-1 1-1,1-1 1,0 0-1,-1 1 1,1-1-1,0 0 1,-1 1-1,1 0 1,0-1-1,0 1 1,0 0-1,-1 0 1,1 0-1,0 0 1,0 1-1,0-1 1,-1 0-1,1 1 1,0-1-1,0 1 1,-1 0-1,1-1 1,0 1-1,-1 0 1,1 0-1,-1 0 1,1 0-1,2 3 1,7 6 4770,0 2-5535,-8-8-1345,0 0 1,1 0-1,-1-1 0,1 0 1,0 0-1,0 0 0,6 4 0,-9-7 1807,0 1 0,0-1 0,1 0 0,-1 1 0,0-1 0,0 0 0,1 0 0,-1 0 0,0 0-1,1 0 1,-1 0 0,0 0 0,3-1 0,6-4 2244,2-4 3829,-6 3-9088</inkml:trace>
-</inkml:ink>
-</file>
-
-<file path=word/ink/ink8.xml><?xml version="1.0" encoding="utf-8"?>
-<inkml:ink xmlns:inkml="http://www.w3.org/2003/InkML">
-  <inkml:definitions>
-    <inkml:context xml:id="ctx0">
-      <inkml:inkSource xml:id="inkSrc0">
-        <inkml:traceFormat>
-          <inkml:channel name="X" type="integer" min="-2.14748E9" max="2.14748E9" units="cm"/>
-          <inkml:channel name="Y" type="integer" min="-2.14748E9" max="2.14748E9" units="cm"/>
-          <inkml:channel name="F" type="integer" max="32767" units="dev"/>
-        </inkml:traceFormat>
-        <inkml:channelProperties>
-          <inkml:channelProperty channel="X" name="resolution" value="1000" units="1/cm"/>
-          <inkml:channelProperty channel="Y" name="resolution" value="1000" units="1/cm"/>
-          <inkml:channelProperty channel="F" name="resolution" value="0" units="1/dev"/>
-        </inkml:channelProperties>
-      </inkml:inkSource>
-      <inkml:timestamp xml:id="ts0" timeString="2025-11-10T08:21:31.482"/>
-    </inkml:context>
-    <inkml:brush xml:id="br0">
-      <inkml:brushProperty name="width" value="0.05" units="cm"/>
-      <inkml:brushProperty name="height" value="0.05" units="cm"/>
-      <inkml:brushProperty name="color" value="#C153B4"/>
-    </inkml:brush>
-  </inkml:definitions>
-  <inkml:trace contextRef="#ctx0" brushRef="#br0">15 81 16895,'0'0'4075,"0"4"-3947,4 143 763,-4 112-353,-6-201 380,-6-110-556,12 40-338,0 0-1,1-1 0,0 1 0,1 0 1,0 0-1,1 0 0,0 1 0,1-1 1,0 1-1,10-18 0,-6 13-25,-1-1 1,6-21-1,-7 20 15,14-31 1,-4 23 41,-12 21-45,0-1 0,-1 0 1,0 0-1,5-10 0,-7 12-6,1 0 0,0 1-1,0 0 1,0 0 0,1-1-1,-1 1 1,1 1 0,3-4-1,-3 3 3,-1 1 0,1 0 1,-1-1-1,0 0 0,0 0 0,0 0 0,0 0 0,0 0 0,-1 0 1,1 0-1,0-4 0,-1 4 15,3 1-21,-1 1 0,0-1 22,-3 2 42,1 0-256,6-2 224,0 1 0,0 1 1,0-1-1,0 1 1,0 0-1,0 1 1,0 0-1,0 0 1,12 4-1,-2-2 6,-15-2-31,0-1 0,0 1 0,1-1 0,-1 1 0,0 0 0,0 0 0,-1 0 0,1 0 0,0 0 0,0 1 0,0-1-1,-1 0 1,1 1 0,-1-1 0,1 1 0,-1 0 0,1 0 0,-1-1 0,2 5 0,0 1 33,0 0 1,-1 1-1,0-1 1,2 11-1,-2-7-18,-1-9-21,-1 1 1,-1-1-1,1 0 0,0 0 1,0 1-1,-1-1 0,0 0 1,1 0-1,-1 0 0,0 1 1,0-1-1,0 0 0,0 0 1,0 0-1,-1-1 0,1 1 1,0 0-1,-1 0 0,-2 2 1,-1 1-3,0-1 0,-1 1 0,1-1 0,-1 0 0,-8 4 0,2-2 1,-1-1 0,-16 4 0,21-7 0,1 0 0,-1 0 0,1 0 0,0 1 0,0 1 0,1-1 0,-1 1 0,0 0 0,1 0 0,-7 7 0,12-10-1,1-1 0,-1 1 0,0-1 1,1 1-1,-1-1 0,0 1 0,1-1 0,-1 1 0,0-1 0,1 0 0,-1 0 0,0 1 0,0-1 0,0 0 0,1 0 0,-1 0 0,0 0 0,0 0 1,0 0-1,0 0 0,1 0 0,-1 0 0,0 0 0,0 0 0,1 0 0,-1-1 0,0 1 0,0 0 0,0-1 0,0 0 0,-18-15-60,14 11 28,6 9 7,0 0 2,1 0 1,1 0-1,-1 0 0,0-1 1,1 1-1,0-1 1,0 0-1,0 0 0,0 0 1,1 0-1,-1 0 1,1-1-1,4 3 0,7 4-56,31 13 0,-30-15 111,-1 0-1,0 1 1,0 1-1,17 13 0,-25-17 34,0 1 0,0 1 0,-1-1-1,0 1 1,0 0 0,0 1-1,-1-1 1,0 1 0,6 14 0,-8-15-48,1-1 1,0 0 0,1 0-1,-1 0 1,7 6 0,-3-3-11,-5-7-6,0 0-21,-2-2-86,-2-3-349,2-30-24047</inkml:trace>
-  <inkml:trace contextRef="#ctx0" brushRef="#br0" timeOffset="872.27">526 369 17663,'0'0'2326,"3"-2"-2006,4 0-267,4-2 166,-1-1 0,-1 0 0,1 0 0,9-7 0,-16 10-160,-1 0 0,1 0 0,-1 0-1,0-1 1,0 1 0,0 0 0,0-1 0,0 0 0,-1 1-1,1-1 1,-1 0 0,1 0 0,-1 0 0,0 0 0,0 0 0,-1 0-1,1 0 1,-1 0 0,1-6 0,-1 7-39,-1 1 1,1-1-1,-1 0 0,1 1 1,-1-1-1,0 1 0,0-1 1,0 1-1,1 0 0,-2-1 1,1 1-1,0 0 0,0-1 1,0 1-1,0 0 1,-1 0-1,1 0 0,-1 0 1,1 0-1,0 1 0,-1-1 1,0 0-1,1 1 0,-3-1 1,-40-12 110,36 12-121,1-1-7,0 1 0,-1 0 0,-12 1 1,18 0-4,0 0 0,0 0 0,0 1-1,0-1 1,0 1 0,0-1 0,0 1 0,1 0 0,-1-1 0,0 1 0,0 0 0,0 1 0,1-1 0,-1 0 0,1 0 0,-1 1-1,1-1 1,-3 3 0,-1 3 22,1-1-1,0 1 0,0 0 1,0 0-1,1 0 0,0 1 1,1-1-1,0 1 0,0-1 1,0 1-1,1 0 0,0 0 1,0 0-1,1-1 0,0 1 1,1 0-1,0 0 0,0 0 1,0 0-1,1-1 0,5 14 1,-5-18-10,-1-1 0,1 1 0,0-1 0,0 0 0,0 0 0,0 0 0,0 0 1,0 0-1,0 0 0,1-1 0,-1 1 0,1-1 0,-1 1 0,1-1 0,0 0 1,-1 0-1,1 0 0,4 0 0,8 3 83,1-2 0,20 2 0,3 0 8,-31-2 2894,0 0-3350,5 2-4918,-11-4 4032,-1 0 1,1 1-1,0-1 0,0 0 1,-1 0-1,1 0 0,0 0 1,0 0-1,-1 0 1,1 0-1,0-1 0,-1 1 1,1 0-1,2-2 0,5-5-1809,-2-3 3048</inkml:trace>
-  <inkml:trace contextRef="#ctx0" brushRef="#br0" timeOffset="1855.25">818 407 18047,'0'0'1024,"1"-3"-533,5-9 17,-1-1 1,0 0-1,-1 0 1,-1 0-1,4-27 1,-6 33-332,0 0 0,-1 0 1,0 0-1,-1 0 1,-1-13-1,1 17-129,0 0 0,0 0 0,0 0 1,0 0-1,-1 0 0,1 0 0,-1 1 0,1-1 0,-1 0 0,0 1 1,0 0-1,0-1 0,0 1 0,-1 0 0,-3-3 0,5 4-45,0 1 1,0 0-1,0-1 0,0 1 0,0 0 0,0-1 1,0 1-1,0 0 0,0 0 0,0 0 0,0 0 1,0 0-1,0 0 0,0 0 0,0 1 0,0-1 1,0 0-1,0 0 0,1 1 0,-1-1 0,0 1 1,0-1-1,0 1 0,0-1 0,0 1 0,1-1 1,-1 1-1,0 0 0,1-1 0,-1 1 0,0 0 1,0 1-1,-18 26-78,18-28 66,-3 9 0,0-1 0,0 1 1,0 0-1,1 0 0,1 0 1,0 1-1,0-1 1,-1 19-1,3-22 6,0-1 0,0 0 1,0 0-1,1 1 0,0-1 0,0 0 0,1 0 1,-1 0-1,1 0 0,0 0 0,0-1 0,1 1 1,0-1-1,-1 1 0,1-1 0,1 0 0,6 8 1,-8-11 1,-1 1 0,1-1 0,0 1 0,0-1 0,-1 0 1,1 1-1,0-1 0,0 0 0,0 0 0,0-1 0,0 1 1,1 0-1,-1-1 0,0 1 0,0-1 0,0 1 0,1-1 1,-1 0-1,0 0 0,0 0 0,1 0 0,-1-1 0,0 1 1,0-1-1,0 1 0,0-1 0,1 0 0,-1 0 0,0 0 1,0 0-1,0 0 0,-1 0 0,1 0 0,0-1 0,0 1 1,-1-1-1,1 1 0,1-3 0,4-3 16,-1-1 0,0-1-1,-1 1 1,1-1 0,-2 0-1,1 0 1,3-12 0,22-55 3,-15 40-44,-1 1 0,-2-2 0,9-47 1,-15 58 2,-4 21 39,0 0 0,-1 0 1,0 0-1,0 0 0,0-1 0,-1 1 0,0-10 0,0 15-14,0 0 0,0 0 0,0 0 0,0 0 0,0 0 0,0-1 0,0 1 0,0 0 0,0 0 0,0 0-1,0 0 1,0 0 0,0 0 0,0 0 0,0 0 0,0 0 0,0 0 0,0-1 0,0 1 0,0 0 0,0 0 0,0 0 0,0 0 0,0 0 0,0 0-1,0 0 1,0 0 0,0 0 0,0 0 0,0 0 0,0 0 0,-1-1 0,1 1 0,0 0 0,0 0 0,0 0 0,0 0 0,0 0 0,0 0-1,0 0 1,0 0 0,0 0 0,0 0 0,0 0 0,-1 0 0,1 0 0,0 0 0,0 0 0,0 0 0,0 0 0,0 0 0,0 0 0,0 0-1,0 0 1,0 0 0,-1 0 0,1 0 0,0 0 0,0 0 0,0 0 0,0 0 0,0 1 0,0-1 0,0 0 0,0 0 0,0 0 0,-5 9 199,-2 11 66,0 9-264,2-1 1,1 1-1,2 0 1,0 0-1,5 47 1,29 143 17,-30-210-2015,-1-2-4106</inkml:trace>
-</inkml:ink>
-</file>
-
-<file path=word/ink/ink9.xml><?xml version="1.0" encoding="utf-8"?>
-<inkml:ink xmlns:inkml="http://www.w3.org/2003/InkML">
-  <inkml:definitions>
-    <inkml:context xml:id="ctx0">
-      <inkml:inkSource xml:id="inkSrc0">
-        <inkml:traceFormat>
-          <inkml:channel name="X" type="integer" min="-2.14748E9" max="2.14748E9" units="cm"/>
-          <inkml:channel name="Y" type="integer" min="-2.14748E9" max="2.14748E9" units="cm"/>
-          <inkml:channel name="F" type="integer" max="32767" units="dev"/>
-        </inkml:traceFormat>
-        <inkml:channelProperties>
-          <inkml:channelProperty channel="X" name="resolution" value="1000" units="1/cm"/>
-          <inkml:channelProperty channel="Y" name="resolution" value="1000" units="1/cm"/>
-          <inkml:channelProperty channel="F" name="resolution" value="0" units="1/dev"/>
-        </inkml:channelProperties>
-      </inkml:inkSource>
-      <inkml:timestamp xml:id="ts0" timeString="2025-11-10T07:47:31.643"/>
-    </inkml:context>
-    <inkml:brush xml:id="br0">
-      <inkml:brushProperty name="width" value="0.3" units="cm"/>
-      <inkml:brushProperty name="height" value="0.6" units="cm"/>
-      <inkml:brushProperty name="color" value="#FF8517"/>
-      <inkml:brushProperty name="tip" value="rectangle"/>
-      <inkml:brushProperty name="rasterOp" value="maskPen"/>
-    </inkml:brush>
-  </inkml:definitions>
-  <inkml:trace contextRef="#ctx0" brushRef="#br0">1 99 15232,'0'0'-128,"3"0"-235,200-54 2261,-173 45-1617,1 1-1,-1 2 0,49-5 0,95 4 347,-88 5-305,-50 1-73,1 1 0,59 8-1,-80-4-178,0 1 0,0 0 0,-1 2 0,23 12 0,3 1 114,-33-17-129,0 1-1,0-2 1,1 1 0,-1-1 0,1 0 0,16 0 0,-15 0 26,1 0 1,-1 1-1,11 3 1,19 5 210,-33-9-183,0-1-1,0 0 1,1 0-1,10-1 1,4-4-3041</inkml:trace>
 </inkml:ink>
 </file>
 
